--- a/docs/Guia_Instalacion_mIA_Preproduccion.docx
+++ b/docs/Guia_Instalacion_mIA_Preproduccion.docx
@@ -266,7 +266,7 @@
                 <w:sz w:val="20"/>
                 <w:szCs w:val="20"/>
               </w:rPr>
-              <w:t xml:space="preserve">SharePoint 2013 — https://portal.sunsetbeachclub.local</w:t>
+              <w:t xml:space="preserve">SharePoint 2013 — http://portal.sunsetbeachclub.local</w:t>
             </w:r>
           </w:p>
         </w:tc>
@@ -1357,7 +1357,7 @@
           <w:sz w:val="22"/>
           <w:szCs w:val="22"/>
         </w:rPr>
-        <w:t xml:space="preserve">Este documento describe, paso a paso, la instalación de mIA (asistente conversacional de RRHH de Sunset Beach Club) en el entorno de preproducción, sobre un Windows Server 2022 que ya tiene IIS en funcionamiento y que actualmente aloja SharePoint 2013 bajo la URL https://portal.sunsetbeachclub.local.</w:t>
+        <w:t xml:space="preserve">Este documento describe, paso a paso, la instalación de mIA (asistente conversacional de RRHH de Sunset Beach Club) en el entorno de preproducción, sobre un Windows Server 2022 que ya tiene IIS en funcionamiento y que actualmente aloja SharePoint 2013 bajo la URL http://portal.sunsetbeachclub.local.</w:t>
       </w:r>
     </w:p>
     <w:p>
@@ -2440,7 +2440,7 @@
                 <w:sz w:val="20"/>
                 <w:szCs w:val="20"/>
               </w:rPr>
-              <w:t xml:space="preserve">https://portal.sunsetbeachclub.local</w:t>
+              <w:t xml:space="preserve">http://portal.sunsetbeachclub.local</w:t>
             </w:r>
           </w:p>
         </w:tc>
@@ -2667,7 +2667,7 @@
                 <w:sz w:val="21"/>
                 <w:szCs w:val="21"/>
               </w:rPr>
-              <w:t xml:space="preserve">Al ser .local (y no .com), ambas URL son de uso exclusivamente interno: solo resuelven dentro de la red corporativa (normalmente porque sunsetbeachclub.local es el propio dominio de Active Directory), nunca desde internet. Además, ninguna CA pública puede emitir certificados SSL para nombres .local desde 2015 (lo prohíben las reglas del CA/Browser Forum): el certificado de mia-pre.sunsetbeachclub.local tiene que emitirlo obligatoriamente la CA interna/corporativa (presumiblemente la misma que ya certifica portal.sunsetbeachclub.local) o, en su defecto, ser autofirmado. Esto afecta directamente al paso 7.2 de esta guía.</w:t>
+              <w:t xml:space="preserve">Al ser .local (y no .com), ambas URL son de uso exclusivamente interno: solo resuelven dentro de la red corporativa (normalmente porque sunsetbeachclub.local es el propio dominio de Active Directory), nunca desde internet. Además, ninguna CA pública puede emitir certificados SSL para nombres .local desde 2015 (lo prohíben las reglas del CA/Browser Forum): el certificado de mia-pre.sunsetbeachclub.local tiene que emitirlo obligatoriamente la CA interna/corporativa (p. ej. Active Directory Certificate Services, si existe) o, en su defecto, ser autofirmado. Esto afecta directamente al paso 7.2 de esta guía. Nota adicional: portal.sunsetbeachclub.local (SharePoint 2013) corre hoy en HTTP, sin certificado — no hay por tanto un certificado ni un binding 443 ya existentes en este servidor que reutilizar para mIA; hay que solicitar u obtener uno desde cero (sección 7.2) y abrir el puerto 443 en el firewall (sección 7.7), que probablemente no esté abierto todavía.</w:t>
             </w:r>
           </w:p>
         </w:tc>
@@ -6258,6 +6258,71 @@
       </w:r>
       <w:bookmarkEnd w:id="26"/>
     </w:p>
+    <w:tbl>
+      <w:tblPr>
+        <w:tblW w:type="pct" w:w="5000"/>
+        <w:tblBorders>
+          <w:top w:val="single" w:color="auto" w:sz="4"/>
+          <w:left w:val="single" w:color="auto" w:sz="4"/>
+          <w:bottom w:val="single" w:color="auto" w:sz="4"/>
+          <w:right w:val="single" w:color="auto" w:sz="4"/>
+          <w:insideH w:val="single" w:color="auto" w:sz="4"/>
+          <w:insideV w:val="single" w:color="auto" w:sz="4"/>
+        </w:tblBorders>
+      </w:tblPr>
+      <w:tblGrid>
+        <w:gridCol w:w="9026"/>
+      </w:tblGrid>
+      <w:tr>
+        <w:tc>
+          <w:tcPr>
+            <w:tcBorders>
+              <w:top w:val="single" w:color="E59866" w:sz="12"/>
+              <w:left w:val="single" w:color="E59866" w:sz="12"/>
+              <w:bottom w:val="single" w:color="E59866" w:sz="12"/>
+              <w:right w:val="single" w:color="E59866" w:sz="12"/>
+            </w:tcBorders>
+            <w:shd w:fill="FDEBD0" w:val="clear"/>
+            <w:tcMar>
+              <w:top w:type="dxa" w:w="140"/>
+              <w:left w:type="dxa" w:w="220"/>
+              <w:bottom w:type="dxa" w:w="140"/>
+              <w:right w:type="dxa" w:w="220"/>
+            </w:tcMar>
+          </w:tcPr>
+          <w:p>
+            <w:pPr>
+              <w:spacing w:after="60"/>
+            </w:pPr>
+            <w:r>
+              <w:rPr>
+                <w:rFonts w:ascii="Calibri" w:cs="Calibri" w:eastAsia="Calibri" w:hAnsi="Calibri"/>
+                <w:b/>
+                <w:bCs/>
+                <w:color w:val="7D4F0A"/>
+                <w:sz w:val="22"/>
+                <w:szCs w:val="22"/>
+              </w:rPr>
+              <w:t xml:space="preserve">No hay un certificado que reutilizar</w:t>
+            </w:r>
+          </w:p>
+          <w:p>
+            <w:pPr>
+              <w:spacing w:after="0"/>
+            </w:pPr>
+            <w:r>
+              <w:rPr>
+                <w:rFonts w:ascii="Calibri" w:cs="Calibri" w:eastAsia="Calibri" w:hAnsi="Calibri"/>
+                <w:color w:val="5A3A08"/>
+                <w:sz w:val="21"/>
+                <w:szCs w:val="21"/>
+              </w:rPr>
+              <w:t xml:space="preserve">portal.sunsetbeachclub.local (SharePoint 2013) corre en HTTP, sin certificado SSL propio. Este paso parte de cero: hay que obtener o emitir un certificado nuevo para mia-pre.sunsetbeachclub.local, no copiar ni reutilizar nada del sitio de SharePoint.</w:t>
+            </w:r>
+          </w:p>
+        </w:tc>
+      </w:tr>
+    </w:tbl>
     <w:p>
       <w:pPr>
         <w:spacing w:after="160" w:line="276"/>
@@ -6268,7 +6333,7 @@
           <w:sz w:val="22"/>
           <w:szCs w:val="22"/>
         </w:rPr>
-        <w:t xml:space="preserve">Instala en el almacén de certificados del servidor (Equipo local → Personal → Certificados) un certificado válido para mia-pre.sunsetbeachclub.local, emitido por la CA interna/corporativa (p. ej. Active Directory Certificate Services) — presumiblemente la misma que ya certifica portal.sunsetbeachclub.local. Al ser un nombre .local, ninguna CA pública puede emitir aquí un certificado válido; la única alternativa si no hay CA interna disponible es uno autofirmado (y entonces distribuir su confianza a los equipos cliente, por GPO o manualmente, para evitar avisos del navegador). Selecciónalo en el binding https del paso anterior.</w:t>
+        <w:t xml:space="preserve">Instala en el almacén de certificados del servidor (Equipo local → Personal → Certificados) un certificado válido para mia-pre.sunsetbeachclub.local, emitido por la CA interna/corporativa (p. ej. Active Directory Certificate Services, si la organización ya tiene una desplegada — confírmalo con el equipo de IT/infraestructura). Al ser un nombre .local, ninguna CA pública puede emitir aquí un certificado válido; si no hay CA interna disponible, la alternativa es un certificado autofirmado (y entonces distribuir su confianza a los equipos cliente, por GPO o manualmente, para evitar avisos del navegador). Selecciónalo en el binding https del paso anterior.</w:t>
       </w:r>
     </w:p>
     <w:p>
@@ -7221,7 +7286,7 @@
           <w:sz w:val="22"/>
           <w:szCs w:val="22"/>
         </w:rPr>
-        <w:t xml:space="preserve">443 y 80 están permitidos para el proceso de IIS (w3wp.exe / http.sys) — habitualmente ya lo están si SharePoint ya es accesible por HTTPS.</w:t>
+        <w:t xml:space="preserve">80 ya está permitido (SharePoint 2013 ya es accesible por HTTP), pero 443 probablemente NO lo esté: al ser SharePoint 2013 solo HTTP, es muy posible que el 443 nunca se haya abierto en este servidor. Verifícalo y ábrelo explícitamente para el proceso de IIS (w3wp.exe / http.sys) — no asumas que ya está permitido.</w:t>
       </w:r>
     </w:p>
     <w:p>
@@ -9794,6 +9859,134 @@
                 <w:szCs w:val="20"/>
               </w:rPr>
               <w:t xml:space="preserve">Superficie de riesgo innecesaria; usar el principio de mínimo privilegio sobre .env, el .pfx y la base de datos</w:t>
+            </w:r>
+          </w:p>
+        </w:tc>
+      </w:tr>
+      <w:tr>
+        <w:tc>
+          <w:tcPr>
+            <w:tcW w:type="dxa" w:w="4100"/>
+            <w:tcBorders>
+              <w:top w:val="single" w:color="B7C6E6" w:sz="4"/>
+              <w:left w:val="single" w:color="B7C6E6" w:sz="4"/>
+              <w:bottom w:val="single" w:color="B7C6E6" w:sz="4"/>
+              <w:right w:val="single" w:color="B7C6E6" w:sz="4"/>
+            </w:tcBorders>
+            <w:shd w:fill="F2F2F2" w:val="clear"/>
+            <w:tcMar>
+              <w:top w:type="dxa" w:w="90"/>
+              <w:left w:type="dxa" w:w="140"/>
+              <w:bottom w:type="dxa" w:w="90"/>
+              <w:right w:type="dxa" w:w="140"/>
+            </w:tcMar>
+            <w:vAlign w:val="center"/>
+          </w:tcPr>
+          <w:p>
+            <w:r>
+              <w:rPr>
+                <w:rFonts w:ascii="Calibri" w:cs="Calibri" w:eastAsia="Calibri" w:hAnsi="Calibri"/>
+                <w:b w:val="false"/>
+                <w:bCs w:val="false"/>
+                <w:sz w:val="20"/>
+                <w:szCs w:val="20"/>
+              </w:rPr>
+              <w:t xml:space="preserve">Puerto 443 no abierto todavía en el firewall</w:t>
+            </w:r>
+          </w:p>
+        </w:tc>
+        <w:tc>
+          <w:tcPr>
+            <w:tcW w:type="dxa" w:w="4926"/>
+            <w:tcBorders>
+              <w:top w:val="single" w:color="B7C6E6" w:sz="4"/>
+              <w:left w:val="single" w:color="B7C6E6" w:sz="4"/>
+              <w:bottom w:val="single" w:color="B7C6E6" w:sz="4"/>
+              <w:right w:val="single" w:color="B7C6E6" w:sz="4"/>
+            </w:tcBorders>
+            <w:shd w:fill="F2F2F2" w:val="clear"/>
+            <w:tcMar>
+              <w:top w:type="dxa" w:w="90"/>
+              <w:left w:type="dxa" w:w="140"/>
+              <w:bottom w:type="dxa" w:w="90"/>
+              <w:right w:type="dxa" w:w="140"/>
+            </w:tcMar>
+            <w:vAlign w:val="center"/>
+          </w:tcPr>
+          <w:p>
+            <w:r>
+              <w:rPr>
+                <w:rFonts w:ascii="Calibri" w:cs="Calibri" w:eastAsia="Calibri" w:hAnsi="Calibri"/>
+                <w:b w:val="false"/>
+                <w:bCs w:val="false"/>
+                <w:sz w:val="20"/>
+                <w:szCs w:val="20"/>
+              </w:rPr>
+              <w:t xml:space="preserve">SharePoint 2013 solo usa HTTP (80): el 443 puede no haberse abierto nunca en este servidor; confirmarlo explícitamente (sección 7.7), no asumir que ya está permitido</w:t>
+            </w:r>
+          </w:p>
+        </w:tc>
+      </w:tr>
+      <w:tr>
+        <w:tc>
+          <w:tcPr>
+            <w:tcW w:type="dxa" w:w="4100"/>
+            <w:tcBorders>
+              <w:top w:val="single" w:color="B7C6E6" w:sz="4"/>
+              <w:left w:val="single" w:color="B7C6E6" w:sz="4"/>
+              <w:bottom w:val="single" w:color="B7C6E6" w:sz="4"/>
+              <w:right w:val="single" w:color="B7C6E6" w:sz="4"/>
+            </w:tcBorders>
+            <w:shd w:fill="FFFFFF" w:val="clear"/>
+            <w:tcMar>
+              <w:top w:type="dxa" w:w="90"/>
+              <w:left w:type="dxa" w:w="140"/>
+              <w:bottom w:type="dxa" w:w="90"/>
+              <w:right w:type="dxa" w:w="140"/>
+            </w:tcMar>
+            <w:vAlign w:val="center"/>
+          </w:tcPr>
+          <w:p>
+            <w:r>
+              <w:rPr>
+                <w:rFonts w:ascii="Calibri" w:cs="Calibri" w:eastAsia="Calibri" w:hAnsi="Calibri"/>
+                <w:b w:val="false"/>
+                <w:bCs w:val="false"/>
+                <w:sz w:val="20"/>
+                <w:szCs w:val="20"/>
+              </w:rPr>
+              <w:t xml:space="preserve">Sin CA interna desplegada en la organización</w:t>
+            </w:r>
+          </w:p>
+        </w:tc>
+        <w:tc>
+          <w:tcPr>
+            <w:tcW w:type="dxa" w:w="4926"/>
+            <w:tcBorders>
+              <w:top w:val="single" w:color="B7C6E6" w:sz="4"/>
+              <w:left w:val="single" w:color="B7C6E6" w:sz="4"/>
+              <w:bottom w:val="single" w:color="B7C6E6" w:sz="4"/>
+              <w:right w:val="single" w:color="B7C6E6" w:sz="4"/>
+            </w:tcBorders>
+            <w:shd w:fill="FFFFFF" w:val="clear"/>
+            <w:tcMar>
+              <w:top w:type="dxa" w:w="90"/>
+              <w:left w:type="dxa" w:w="140"/>
+              <w:bottom w:type="dxa" w:w="90"/>
+              <w:right w:type="dxa" w:w="140"/>
+            </w:tcMar>
+            <w:vAlign w:val="center"/>
+          </w:tcPr>
+          <w:p>
+            <w:r>
+              <w:rPr>
+                <w:rFonts w:ascii="Calibri" w:cs="Calibri" w:eastAsia="Calibri" w:hAnsi="Calibri"/>
+                <w:b w:val="false"/>
+                <w:bCs w:val="false"/>
+                <w:sz w:val="20"/>
+                <w:szCs w:val="20"/>
+              </w:rPr>
+              <w:t xml:space="preserve">Si no existe Active Directory Certificate Services (o similar), el certificado de mia-pre.sunsetbeachclub.local tendrá que ser autofirmado, con los avisos de navegador que eso implica</w:t>
             </w:r>
           </w:p>
         </w:tc>

--- a/docs/Guia_Instalacion_mIA_Preproduccion.docx
+++ b/docs/Guia_Instalacion_mIA_Preproduccion.docx
@@ -628,7 +628,7 @@
           </w:pPr>
           <w:hyperlink w:history="1" w:anchor="_Toc10">
             <w:r>
-              <w:t xml:space="preserve">Paso 2 — Instalar Visual C++ Build Tools</w:t>
+              <w:t xml:space="preserve">Paso 2 — Instalar Visual Studio Build Tools</w:t>
             </w:r>
             <w:r>
               <w:tab/>
@@ -651,7 +651,7 @@
           </w:pPr>
           <w:hyperlink w:history="1" w:anchor="_Toc11">
             <w:r>
-              <w:t xml:space="preserve">Paso 3 — Instalar PostgreSQL y la extensión pgvector</w:t>
+              <w:t xml:space="preserve">Paso 3 — Instalar PostgreSQL</w:t>
             </w:r>
             <w:r>
               <w:tab/>
@@ -674,7 +674,7 @@
           </w:pPr>
           <w:hyperlink w:history="1" w:anchor="_Toc12">
             <w:r>
-              <w:t xml:space="preserve">Paso 4 — Copiar el código de la aplicación</w:t>
+              <w:t xml:space="preserve">Paso 4 — Compilar e instalar la extensión pgvector</w:t>
             </w:r>
             <w:r>
               <w:tab/>
@@ -697,7 +697,7 @@
           </w:pPr>
           <w:hyperlink w:history="1" w:anchor="_Toc13">
             <w:r>
-              <w:t xml:space="preserve">Paso 5 — Crear el entorno virtual e instalar dependencias</w:t>
+              <w:t xml:space="preserve">Paso 5 — Copiar el código de la aplicación</w:t>
             </w:r>
             <w:r>
               <w:tab/>
@@ -720,7 +720,7 @@
           </w:pPr>
           <w:hyperlink w:history="1" w:anchor="_Toc14">
             <w:r>
-              <w:t xml:space="preserve">Paso 6 — Configurar las variables de entorno (.env)</w:t>
+              <w:t xml:space="preserve">Paso 6 — Crear el entorno virtual e instalar dependencias</w:t>
             </w:r>
             <w:r>
               <w:tab/>
@@ -743,7 +743,7 @@
           </w:pPr>
           <w:hyperlink w:history="1" w:anchor="_Toc15">
             <w:r>
-              <w:t xml:space="preserve">Paso 7 — Aplicar las migraciones de base de datos</w:t>
+              <w:t xml:space="preserve">Paso 7 — Configurar las variables de entorno (.env)</w:t>
             </w:r>
             <w:r>
               <w:tab/>
@@ -766,7 +766,7 @@
           </w:pPr>
           <w:hyperlink w:history="1" w:anchor="_Toc16">
             <w:r>
-              <w:t xml:space="preserve">Paso 8 — Prueba en caliente (sin servicio todavía)</w:t>
+              <w:t xml:space="preserve">Paso 8 — Aplicar las migraciones de base de datos</w:t>
             </w:r>
             <w:r>
               <w:tab/>
@@ -789,7 +789,7 @@
           </w:pPr>
           <w:hyperlink w:history="1" w:anchor="_Toc17">
             <w:r>
-              <w:t xml:space="preserve">Paso 9 — Registrar el backend como servicio de Windows (NSSM)</w:t>
+              <w:t xml:space="preserve">Paso 9 — Prueba en caliente (sin servicio todavía)</w:t>
             </w:r>
             <w:r>
               <w:tab/>
@@ -797,6 +797,29 @@
             <w:r>
               <w:fldChar w:fldCharType="begin" w:dirty="true"/>
               <w:instrText xml:space="preserve">PAGEREF _Toc17 \h</w:instrText>
+              <w:fldChar w:fldCharType="separate"/>
+              <w:fldChar w:fldCharType="end"/>
+            </w:r>
+          </w:hyperlink>
+        </w:p>
+        <w:p>
+          <w:pPr>
+            <w:pStyle w:val="TOC3"/>
+            <w:tabs>
+              <w:tab w:val="right" w:pos="9026" w:leader="dot"/>
+            </w:tabs>
+            <w:ind w:left="440"/>
+          </w:pPr>
+          <w:hyperlink w:history="1" w:anchor="_Toc18">
+            <w:r>
+              <w:t xml:space="preserve">Paso 10 — Registrar el backend como servicio de Windows (NSSM)</w:t>
+            </w:r>
+            <w:r>
+              <w:tab/>
+            </w:r>
+            <w:r>
+              <w:fldChar w:fldCharType="begin" w:dirty="true"/>
+              <w:instrText xml:space="preserve">PAGEREF _Toc18 \h</w:instrText>
               <w:fldChar w:fldCharType="separate"/>
               <w:fldChar w:fldCharType="end"/>
             </w:r>
@@ -810,7 +833,7 @@
             </w:tabs>
             <w:ind w:left="220"/>
           </w:pPr>
-          <w:hyperlink w:history="1" w:anchor="_Toc18">
+          <w:hyperlink w:history="1" w:anchor="_Toc19">
             <w:r>
               <w:t xml:space="preserve">5.3 Tarea programada de sincronización con SharePoint Online</w:t>
             </w:r>
@@ -819,7 +842,7 @@
             </w:r>
             <w:r>
               <w:fldChar w:fldCharType="begin" w:dirty="true"/>
-              <w:instrText xml:space="preserve">PAGEREF _Toc18 \h</w:instrText>
+              <w:instrText xml:space="preserve">PAGEREF _Toc19 \h</w:instrText>
               <w:fldChar w:fldCharType="separate"/>
               <w:fldChar w:fldCharType="end"/>
             </w:r>
@@ -832,32 +855,9 @@
               <w:tab w:val="right" w:pos="9026" w:leader="dot"/>
             </w:tabs>
           </w:pPr>
-          <w:hyperlink w:history="1" w:anchor="_Toc19">
+          <w:hyperlink w:history="1" w:anchor="_Toc20">
             <w:r>
               <w:t xml:space="preserve">6. Instalación del frontend (Vite — mundos 2D / 3D / holograma)</w:t>
-            </w:r>
-            <w:r>
-              <w:tab/>
-            </w:r>
-            <w:r>
-              <w:fldChar w:fldCharType="begin" w:dirty="true"/>
-              <w:instrText xml:space="preserve">PAGEREF _Toc19 \h</w:instrText>
-              <w:fldChar w:fldCharType="separate"/>
-              <w:fldChar w:fldCharType="end"/>
-            </w:r>
-          </w:hyperlink>
-        </w:p>
-        <w:p>
-          <w:pPr>
-            <w:pStyle w:val="TOC2"/>
-            <w:tabs>
-              <w:tab w:val="right" w:pos="9026" w:leader="dot"/>
-            </w:tabs>
-            <w:ind w:left="220"/>
-          </w:pPr>
-          <w:hyperlink w:history="1" w:anchor="_Toc20">
-            <w:r>
-              <w:t xml:space="preserve">6.1 Prerrequisitos del frontend</w:t>
             </w:r>
             <w:r>
               <w:tab/>
@@ -880,7 +880,7 @@
           </w:pPr>
           <w:hyperlink w:history="1" w:anchor="_Toc21">
             <w:r>
-              <w:t xml:space="preserve">6.2 Paso a paso</w:t>
+              <w:t xml:space="preserve">6.1 Prerrequisitos del frontend</w:t>
             </w:r>
             <w:r>
               <w:tab/>
@@ -895,15 +895,15 @@
         </w:p>
         <w:p>
           <w:pPr>
-            <w:pStyle w:val="TOC3"/>
+            <w:pStyle w:val="TOC2"/>
             <w:tabs>
               <w:tab w:val="right" w:pos="9026" w:leader="dot"/>
             </w:tabs>
-            <w:ind w:left="440"/>
+            <w:ind w:left="220"/>
           </w:pPr>
           <w:hyperlink w:history="1" w:anchor="_Toc22">
             <w:r>
-              <w:t xml:space="preserve">Paso 1 — Instalar dependencias y compilar</w:t>
+              <w:t xml:space="preserve">6.2 Paso a paso</w:t>
             </w:r>
             <w:r>
               <w:tab/>
@@ -926,7 +926,7 @@
           </w:pPr>
           <w:hyperlink w:history="1" w:anchor="_Toc23">
             <w:r>
-              <w:t xml:space="preserve">Paso 2 — Publicar el contenido compilado</w:t>
+              <w:t xml:space="preserve">Paso 1 — Instalar dependencias y compilar</w:t>
             </w:r>
             <w:r>
               <w:tab/>
@@ -934,6 +934,29 @@
             <w:r>
               <w:fldChar w:fldCharType="begin" w:dirty="true"/>
               <w:instrText xml:space="preserve">PAGEREF _Toc23 \h</w:instrText>
+              <w:fldChar w:fldCharType="separate"/>
+              <w:fldChar w:fldCharType="end"/>
+            </w:r>
+          </w:hyperlink>
+        </w:p>
+        <w:p>
+          <w:pPr>
+            <w:pStyle w:val="TOC3"/>
+            <w:tabs>
+              <w:tab w:val="right" w:pos="9026" w:leader="dot"/>
+            </w:tabs>
+            <w:ind w:left="440"/>
+          </w:pPr>
+          <w:hyperlink w:history="1" w:anchor="_Toc24">
+            <w:r>
+              <w:t xml:space="preserve">Paso 2 — Publicar el contenido compilado</w:t>
+            </w:r>
+            <w:r>
+              <w:tab/>
+            </w:r>
+            <w:r>
+              <w:fldChar w:fldCharType="begin" w:dirty="true"/>
+              <w:instrText xml:space="preserve">PAGEREF _Toc24 \h</w:instrText>
               <w:fldChar w:fldCharType="separate"/>
               <w:fldChar w:fldCharType="end"/>
             </w:r>
@@ -946,32 +969,9 @@
               <w:tab w:val="right" w:pos="9026" w:leader="dot"/>
             </w:tabs>
           </w:pPr>
-          <w:hyperlink w:history="1" w:anchor="_Toc24">
+          <w:hyperlink w:history="1" w:anchor="_Toc25">
             <w:r>
               <w:t xml:space="preserve">7. Configuración de IIS: sitio, binding y proxy inverso</w:t>
-            </w:r>
-            <w:r>
-              <w:tab/>
-            </w:r>
-            <w:r>
-              <w:fldChar w:fldCharType="begin" w:dirty="true"/>
-              <w:instrText xml:space="preserve">PAGEREF _Toc24 \h</w:instrText>
-              <w:fldChar w:fldCharType="separate"/>
-              <w:fldChar w:fldCharType="end"/>
-            </w:r>
-          </w:hyperlink>
-        </w:p>
-        <w:p>
-          <w:pPr>
-            <w:pStyle w:val="TOC2"/>
-            <w:tabs>
-              <w:tab w:val="right" w:pos="9026" w:leader="dot"/>
-            </w:tabs>
-            <w:ind w:left="220"/>
-          </w:pPr>
-          <w:hyperlink w:history="1" w:anchor="_Toc25">
-            <w:r>
-              <w:t xml:space="preserve">7.1 Crear el sitio IIS para mIA</w:t>
             </w:r>
             <w:r>
               <w:tab/>
@@ -994,7 +994,7 @@
           </w:pPr>
           <w:hyperlink w:history="1" w:anchor="_Toc26">
             <w:r>
-              <w:t xml:space="preserve">7.2 Certificado SSL</w:t>
+              <w:t xml:space="preserve">7.1 Crear el sitio IIS para mIA</w:t>
             </w:r>
             <w:r>
               <w:tab/>
@@ -1017,7 +1017,7 @@
           </w:pPr>
           <w:hyperlink w:history="1" w:anchor="_Toc27">
             <w:r>
-              <w:t xml:space="preserve">7.3 Instalar los módulos ARR y URL Rewrite</w:t>
+              <w:t xml:space="preserve">7.2 Certificado SSL</w:t>
             </w:r>
             <w:r>
               <w:tab/>
@@ -1040,7 +1040,7 @@
           </w:pPr>
           <w:hyperlink w:history="1" w:anchor="_Toc28">
             <w:r>
-              <w:t xml:space="preserve">7.4 Regla de proxy inverso hacia el backend</w:t>
+              <w:t xml:space="preserve">7.3 Instalar los módulos ARR y URL Rewrite</w:t>
             </w:r>
             <w:r>
               <w:tab/>
@@ -1063,7 +1063,7 @@
           </w:pPr>
           <w:hyperlink w:history="1" w:anchor="_Toc29">
             <w:r>
-              <w:t xml:space="preserve">7.5 Redirección HTTP → HTTPS</w:t>
+              <w:t xml:space="preserve">7.4 Regla de proxy inverso hacia el backend</w:t>
             </w:r>
             <w:r>
               <w:tab/>
@@ -1086,7 +1086,7 @@
           </w:pPr>
           <w:hyperlink w:history="1" w:anchor="_Toc30">
             <w:r>
-              <w:t xml:space="preserve">7.6 Publicación del frontend y la ruta /mia/</w:t>
+              <w:t xml:space="preserve">7.5 Redirección HTTP → HTTPS</w:t>
             </w:r>
             <w:r>
               <w:tab/>
@@ -1109,7 +1109,7 @@
           </w:pPr>
           <w:hyperlink w:history="1" w:anchor="_Toc31">
             <w:r>
-              <w:t xml:space="preserve">7.7 Firewall de Windows en el propio servidor</w:t>
+              <w:t xml:space="preserve">7.6 Publicación del frontend y la ruta /mia/</w:t>
             </w:r>
             <w:r>
               <w:tab/>
@@ -1124,14 +1124,15 @@
         </w:p>
         <w:p>
           <w:pPr>
-            <w:pStyle w:val="TOC1"/>
+            <w:pStyle w:val="TOC2"/>
             <w:tabs>
               <w:tab w:val="right" w:pos="9026" w:leader="dot"/>
             </w:tabs>
+            <w:ind w:left="220"/>
           </w:pPr>
           <w:hyperlink w:history="1" w:anchor="_Toc32">
             <w:r>
-              <w:t xml:space="preserve">8. DNS</w:t>
+              <w:t xml:space="preserve">7.7 Firewall de Windows en el propio servidor</w:t>
             </w:r>
             <w:r>
               <w:tab/>
@@ -1153,7 +1154,7 @@
           </w:pPr>
           <w:hyperlink w:history="1" w:anchor="_Toc33">
             <w:r>
-              <w:t xml:space="preserve">9. Validación y pruebas de aceptación</w:t>
+              <w:t xml:space="preserve">8. DNS</w:t>
             </w:r>
             <w:r>
               <w:tab/>
@@ -1175,7 +1176,7 @@
           </w:pPr>
           <w:hyperlink w:history="1" w:anchor="_Toc34">
             <w:r>
-              <w:t xml:space="preserve">Anexo A — Variables de entorno (.env) de referencia</w:t>
+              <w:t xml:space="preserve">9. Validación y pruebas de aceptación</w:t>
             </w:r>
             <w:r>
               <w:tab/>
@@ -1197,7 +1198,7 @@
           </w:pPr>
           <w:hyperlink w:history="1" w:anchor="_Toc35">
             <w:r>
-              <w:t xml:space="preserve">Anexo B — Comandos de referencia rápida</w:t>
+              <w:t xml:space="preserve">Anexo A — Variables de entorno (.env) de referencia</w:t>
             </w:r>
             <w:r>
               <w:tab/>
@@ -1212,15 +1213,14 @@
         </w:p>
         <w:p>
           <w:pPr>
-            <w:pStyle w:val="TOC3"/>
+            <w:pStyle w:val="TOC1"/>
             <w:tabs>
               <w:tab w:val="right" w:pos="9026" w:leader="dot"/>
             </w:tabs>
-            <w:ind w:left="440"/>
           </w:pPr>
           <w:hyperlink w:history="1" w:anchor="_Toc36">
             <w:r>
-              <w:t xml:space="preserve">Backend</w:t>
+              <w:t xml:space="preserve">Anexo B — Comandos de referencia rápida</w:t>
             </w:r>
             <w:r>
               <w:tab/>
@@ -1243,7 +1243,7 @@
           </w:pPr>
           <w:hyperlink w:history="1" w:anchor="_Toc37">
             <w:r>
-              <w:t xml:space="preserve">Base de datos</w:t>
+              <w:t xml:space="preserve">Backend</w:t>
             </w:r>
             <w:r>
               <w:tab/>
@@ -1266,7 +1266,7 @@
           </w:pPr>
           <w:hyperlink w:history="1" w:anchor="_Toc38">
             <w:r>
-              <w:t xml:space="preserve">Sincronización SharePoint</w:t>
+              <w:t xml:space="preserve">Base de datos</w:t>
             </w:r>
             <w:r>
               <w:tab/>
@@ -1289,7 +1289,7 @@
           </w:pPr>
           <w:hyperlink w:history="1" w:anchor="_Toc39">
             <w:r>
-              <w:t xml:space="preserve">Frontend</w:t>
+              <w:t xml:space="preserve">Sincronización SharePoint</w:t>
             </w:r>
             <w:r>
               <w:tab/>
@@ -1297,6 +1297,29 @@
             <w:r>
               <w:fldChar w:fldCharType="begin" w:dirty="true"/>
               <w:instrText xml:space="preserve">PAGEREF _Toc39 \h</w:instrText>
+              <w:fldChar w:fldCharType="separate"/>
+              <w:fldChar w:fldCharType="end"/>
+            </w:r>
+          </w:hyperlink>
+        </w:p>
+        <w:p>
+          <w:pPr>
+            <w:pStyle w:val="TOC3"/>
+            <w:tabs>
+              <w:tab w:val="right" w:pos="9026" w:leader="dot"/>
+            </w:tabs>
+            <w:ind w:left="440"/>
+          </w:pPr>
+          <w:hyperlink w:history="1" w:anchor="_Toc40">
+            <w:r>
+              <w:t xml:space="preserve">Frontend</w:t>
+            </w:r>
+            <w:r>
+              <w:tab/>
+            </w:r>
+            <w:r>
+              <w:fldChar w:fldCharType="begin" w:dirty="true"/>
+              <w:instrText xml:space="preserve">PAGEREF _Toc40 \h</w:instrText>
               <w:fldChar w:fldCharType="separate"/>
               <w:fldChar w:fldCharType="end"/>
             </w:r>
@@ -1309,7 +1332,7 @@
               <w:tab w:val="right" w:pos="9026" w:leader="dot"/>
             </w:tabs>
           </w:pPr>
-          <w:hyperlink w:history="1" w:anchor="_Toc40">
+          <w:hyperlink w:history="1" w:anchor="_Toc41">
             <w:r>
               <w:t xml:space="preserve">10. Riesgos y pendientes conocidos</w:t>
             </w:r>
@@ -1318,7 +1341,7 @@
             </w:r>
             <w:r>
               <w:fldChar w:fldCharType="begin" w:dirty="true"/>
-              <w:instrText xml:space="preserve">PAGEREF _Toc40 \h</w:instrText>
+              <w:instrText xml:space="preserve">PAGEREF _Toc41 \h</w:instrText>
               <w:fldChar w:fldCharType="separate"/>
               <w:fldChar w:fldCharType="end"/>
             </w:r>
@@ -3692,7 +3715,7 @@
                 <w:sz w:val="20"/>
                 <w:szCs w:val="20"/>
               </w:rPr>
-              <w:t xml:space="preserve">Visual C++ Build Tools</w:t>
+              <w:t xml:space="preserve">Visual Studio Build Tools</w:t>
             </w:r>
           </w:p>
         </w:tc>
@@ -3723,7 +3746,7 @@
                 <w:sz w:val="20"/>
                 <w:szCs w:val="20"/>
               </w:rPr>
-              <w:t xml:space="preserve">Última (Visual Studio Build Tools)</w:t>
+              <w:t xml:space="preserve">2022 (workload "Desktop development with C++")</w:t>
             </w:r>
           </w:p>
         </w:tc>
@@ -3754,7 +3777,7 @@
                 <w:sz w:val="20"/>
                 <w:szCs w:val="20"/>
               </w:rPr>
-              <w:t xml:space="preserve">Compilación de dependencias nativas (cryptography, pydantic-core, spaCy). Instalar el workload "Desktop development with C++"</w:t>
+              <w:t xml:space="preserve">Compila las dependencias nativas de Python (cryptography, pydantic-core, spaCy) Y la extensión pgvector, que en Windows se construye desde el código fuente con nmake (no hay binarios oficiales precompilados)</w:t>
             </w:r>
           </w:p>
         </w:tc>
@@ -3818,7 +3841,7 @@
                 <w:sz w:val="20"/>
                 <w:szCs w:val="20"/>
               </w:rPr>
-              <w:t xml:space="preserve">16 o 17 x64</w:t>
+              <w:t xml:space="preserve">17.11-5 x64 (EDB)</w:t>
             </w:r>
           </w:p>
         </w:tc>
@@ -3849,7 +3872,7 @@
                 <w:sz w:val="20"/>
                 <w:szCs w:val="20"/>
               </w:rPr>
-              <w:t xml:space="preserve">Base de datos. Instalador oficial de EDB para Windows</w:t>
+              <w:t xml:space="preserve">Base de datos. Instalador oficial de EnterpriseDB para Windows</w:t>
             </w:r>
           </w:p>
         </w:tc>
@@ -3882,7 +3905,7 @@
                 <w:sz w:val="20"/>
                 <w:szCs w:val="20"/>
               </w:rPr>
-              <w:t xml:space="preserve">Extensión pgvector</w:t>
+              <w:t xml:space="preserve">pgvector</w:t>
             </w:r>
           </w:p>
         </w:tc>
@@ -3913,7 +3936,7 @@
                 <w:sz w:val="20"/>
                 <w:szCs w:val="20"/>
               </w:rPr>
-              <w:t xml:space="preserve">La que corresponda a la versión de PostgreSQL instalada</w:t>
+              <w:t xml:space="preserve">v0.8.7 (código fuente oficial)</w:t>
             </w:r>
           </w:p>
         </w:tc>
@@ -3944,7 +3967,7 @@
                 <w:sz w:val="20"/>
                 <w:szCs w:val="20"/>
               </w:rPr>
-              <w:t xml:space="preserve">Búsqueda semántica (CVs, documentos). Binarios precompilados para Windows</w:t>
+              <w:t xml:space="preserve">Búsqueda semántica (CVs, documentos). Se compila con nmake usando Visual Studio Build Tools, contra la instalación de PostgreSQL del paso anterior</w:t>
             </w:r>
           </w:p>
         </w:tc>
@@ -3977,7 +4000,7 @@
                 <w:sz w:val="20"/>
                 <w:szCs w:val="20"/>
               </w:rPr>
-              <w:t xml:space="preserve">Git (opcional)</w:t>
+              <w:t xml:space="preserve">Git</w:t>
             </w:r>
           </w:p>
         </w:tc>
@@ -4039,7 +4062,7 @@
                 <w:sz w:val="20"/>
                 <w:szCs w:val="20"/>
               </w:rPr>
-              <w:t xml:space="preserve">Si el código se trae por clonado en vez de copia manual</w:t>
+              <w:t xml:space="preserve">Para clonar el código fuente de pgvector (alternativa: usar directamente el .zip de la release oficial, sin git)</w:t>
             </w:r>
           </w:p>
         </w:tc>
@@ -4239,7 +4262,7 @@
       </w:pPr>
       <w:bookmarkStart w:name="_Toc10" w:id="10"/>
       <w:r>
-        <w:t xml:space="preserve">Paso 2 — Instalar Visual C++ Build Tools</w:t>
+        <w:t xml:space="preserve">Paso 2 — Instalar Visual Studio Build Tools</w:t>
       </w:r>
       <w:bookmarkEnd w:id="10"/>
     </w:p>
@@ -4253,108 +4276,7 @@
           <w:sz w:val="22"/>
           <w:szCs w:val="22"/>
         </w:rPr>
-        <w:t xml:space="preserve">Instala Visual Studio Build Tools con el workload "Desktop development with C++". Necesario para que pip pueda compilar las dependencias nativas del proyecto.</w:t>
-      </w:r>
-    </w:p>
-    <w:p>
-      <w:pPr>
-        <w:pStyle w:val="Heading3"/>
-        <w:spacing w:after="100" w:before="200"/>
-      </w:pPr>
-      <w:bookmarkStart w:name="_Toc11" w:id="11"/>
-      <w:r>
-        <w:t xml:space="preserve">Paso 3 — Instalar PostgreSQL y la extensión pgvector</w:t>
-      </w:r>
-      <w:bookmarkEnd w:id="11"/>
-    </w:p>
-    <w:p>
-      <w:pPr>
-        <w:pStyle w:val="ListParagraph"/>
-        <w:numPr>
-          <w:ilvl w:val="0"/>
-          <w:numId w:val="3"/>
-        </w:numPr>
-        <w:spacing w:after="140"/>
-      </w:pPr>
-      <w:r>
-        <w:rPr>
-          <w:rFonts w:ascii="Calibri" w:cs="Calibri" w:eastAsia="Calibri" w:hAnsi="Calibri"/>
-          <w:sz w:val="22"/>
-          <w:szCs w:val="22"/>
-        </w:rPr>
-        <w:t xml:space="preserve">Ejecuta el instalador de PostgreSQL (16 o 17, x64). Anota el puerto (5432 por defecto) y la contraseña del usuario postgres.</w:t>
-      </w:r>
-    </w:p>
-    <w:p>
-      <w:pPr>
-        <w:pStyle w:val="ListParagraph"/>
-        <w:numPr>
-          <w:ilvl w:val="0"/>
-          <w:numId w:val="3"/>
-        </w:numPr>
-        <w:spacing w:after="140"/>
-      </w:pPr>
-      <w:r>
-        <w:rPr>
-          <w:rFonts w:ascii="Calibri" w:cs="Calibri" w:eastAsia="Calibri" w:hAnsi="Calibri"/>
-          <w:sz w:val="22"/>
-          <w:szCs w:val="22"/>
-        </w:rPr>
-        <w:t xml:space="preserve">Descarga los binarios de pgvector para Windows que coincidan EXACTAMENTE con la versión de PostgreSQL instalada.</w:t>
-      </w:r>
-    </w:p>
-    <w:p>
-      <w:pPr>
-        <w:pStyle w:val="ListParagraph"/>
-        <w:numPr>
-          <w:ilvl w:val="0"/>
-          <w:numId w:val="3"/>
-        </w:numPr>
-        <w:spacing w:after="140"/>
-      </w:pPr>
-      <w:r>
-        <w:rPr>
-          <w:rFonts w:ascii="Calibri" w:cs="Calibri" w:eastAsia="Calibri" w:hAnsi="Calibri"/>
-          <w:sz w:val="22"/>
-          <w:szCs w:val="22"/>
-        </w:rPr>
-        <w:t xml:space="preserve">Copia los ficheros de pgvector en las carpetas lib\ y share\extension\ del directorio de instalación de PostgreSQL (p. ej. C:\Program Files\PostgreSQL\16\).</w:t>
-      </w:r>
-    </w:p>
-    <w:p>
-      <w:pPr>
-        <w:pStyle w:val="ListParagraph"/>
-        <w:numPr>
-          <w:ilvl w:val="0"/>
-          <w:numId w:val="3"/>
-        </w:numPr>
-        <w:spacing w:after="140"/>
-      </w:pPr>
-      <w:r>
-        <w:rPr>
-          <w:rFonts w:ascii="Calibri" w:cs="Calibri" w:eastAsia="Calibri" w:hAnsi="Calibri"/>
-          <w:sz w:val="22"/>
-          <w:szCs w:val="22"/>
-        </w:rPr>
-        <w:t xml:space="preserve">Reinicia el servicio de PostgreSQL (postgresql-x64-16, en Servicios de Windows).</w:t>
-      </w:r>
-    </w:p>
-    <w:p>
-      <w:pPr>
-        <w:pStyle w:val="ListParagraph"/>
-        <w:numPr>
-          <w:ilvl w:val="0"/>
-          <w:numId w:val="3"/>
-        </w:numPr>
-        <w:spacing w:after="140"/>
-      </w:pPr>
-      <w:r>
-        <w:rPr>
-          <w:rFonts w:ascii="Calibri" w:cs="Calibri" w:eastAsia="Calibri" w:hAnsi="Calibri"/>
-          <w:sz w:val="22"/>
-          <w:szCs w:val="22"/>
-        </w:rPr>
-        <w:t xml:space="preserve">Crea el rol y la base de datos de la aplicación, usando psql o pgAdmin:</w:t>
+        <w:t xml:space="preserve">Necesario para compilar las dependencias nativas de Python y, en el paso siguiente, la propia extensión pgvector. Descarga el instalador oficial (bootstrapper) desde Microsoft e instala el workload de C++ en modo silencioso:</w:t>
       </w:r>
     </w:p>
     <w:tbl>
@@ -4394,7 +4316,7 @@
                 <w:sz w:val="19"/>
                 <w:szCs w:val="19"/>
               </w:rPr>
-              <w:t xml:space="preserve">CREATE ROLE mia WITH LOGIN PASSWORD 'una-password-fuerte';</w:t>
+              <w:t xml:space="preserve">vs_buildtools.exe --quiet --wait --norestart --nocache ^</w:t>
             </w:r>
           </w:p>
           <w:p>
@@ -4408,7 +4330,21 @@
                 <w:sz w:val="19"/>
                 <w:szCs w:val="19"/>
               </w:rPr>
-              <w:t xml:space="preserve">CREATE DATABASE mia OWNER mia;</w:t>
+              <w:t xml:space="preserve">  --add Microsoft.VisualStudio.Workload.VCTools ^</w:t>
+            </w:r>
+          </w:p>
+          <w:p>
+            <w:pPr>
+              <w:spacing w:after="0"/>
+            </w:pPr>
+            <w:r>
+              <w:rPr>
+                <w:rFonts w:ascii="Consolas" w:cs="Consolas" w:eastAsia="Consolas" w:hAnsi="Consolas"/>
+                <w:color w:val="E8E8E8"/>
+                <w:sz w:val="19"/>
+                <w:szCs w:val="19"/>
+              </w:rPr>
+              <w:t xml:space="preserve">  --includeRecommended</w:t>
             </w:r>
           </w:p>
         </w:tc>
@@ -4424,7 +4360,7 @@
           <w:sz w:val="22"/>
           <w:szCs w:val="22"/>
         </w:rPr>
-        <w:t xml:space="preserve">La extensión vector la crea automáticamente la primera migración de Alembic (0011_migracion_a_pgvector) en el paso 8 — no es necesario crearla a mano. Si ese paso fallara por permisos, créala una vez como postgres y después: ALTER EXTENSION vector OWNER TO mia;</w:t>
+        <w:t xml:space="preserve">(El instalador descarga los componentes del workload en el momento de ejecutarse: el servidor necesita salida a internet durante este paso.)</w:t>
       </w:r>
     </w:p>
     <w:p>
@@ -4432,15 +4368,20 @@
         <w:pStyle w:val="Heading3"/>
         <w:spacing w:after="100" w:before="200"/>
       </w:pPr>
-      <w:bookmarkStart w:name="_Toc12" w:id="12"/>
-      <w:r>
-        <w:t xml:space="preserve">Paso 4 — Copiar el código de la aplicación</w:t>
-      </w:r>
-      <w:bookmarkEnd w:id="12"/>
-    </w:p>
-    <w:p>
-      <w:pPr>
-        <w:spacing w:after="160" w:line="276"/>
+      <w:bookmarkStart w:name="_Toc11" w:id="11"/>
+      <w:r>
+        <w:t xml:space="preserve">Paso 3 — Instalar PostgreSQL</w:t>
+      </w:r>
+      <w:bookmarkEnd w:id="11"/>
+    </w:p>
+    <w:p>
+      <w:pPr>
+        <w:pStyle w:val="ListParagraph"/>
+        <w:numPr>
+          <w:ilvl w:val="0"/>
+          <w:numId w:val="3"/>
+        </w:numPr>
+        <w:spacing w:after="140"/>
       </w:pPr>
       <w:r>
         <w:rPr>
@@ -4448,7 +4389,43 @@
           <w:sz w:val="22"/>
           <w:szCs w:val="22"/>
         </w:rPr>
-        <w:t xml:space="preserve">Copia el repositorio a una ruta sin espacios ni tildes, por ejemplo:</w:t>
+        <w:t xml:space="preserve">Ejecuta el instalador oficial de EDB para Windows: postgresql-17.11-5-windows-x64.exe. Anota el puerto (5432 por defecto) y la contraseña del usuario postgres.</w:t>
+      </w:r>
+    </w:p>
+    <w:p>
+      <w:pPr>
+        <w:pStyle w:val="ListParagraph"/>
+        <w:numPr>
+          <w:ilvl w:val="0"/>
+          <w:numId w:val="3"/>
+        </w:numPr>
+        <w:spacing w:after="140"/>
+      </w:pPr>
+      <w:r>
+        <w:rPr>
+          <w:rFonts w:ascii="Calibri" w:cs="Calibri" w:eastAsia="Calibri" w:hAnsi="Calibri"/>
+          <w:sz w:val="22"/>
+          <w:szCs w:val="22"/>
+        </w:rPr>
+        <w:t xml:space="preserve">Confirma que queda instalado en C:\Program Files\PostgreSQL\17\ (ruta que se usa en el paso siguiente).</w:t>
+      </w:r>
+    </w:p>
+    <w:p>
+      <w:pPr>
+        <w:pStyle w:val="ListParagraph"/>
+        <w:numPr>
+          <w:ilvl w:val="0"/>
+          <w:numId w:val="3"/>
+        </w:numPr>
+        <w:spacing w:after="140"/>
+      </w:pPr>
+      <w:r>
+        <w:rPr>
+          <w:rFonts w:ascii="Calibri" w:cs="Calibri" w:eastAsia="Calibri" w:hAnsi="Calibri"/>
+          <w:sz w:val="22"/>
+          <w:szCs w:val="22"/>
+        </w:rPr>
+        <w:t xml:space="preserve">Crea el rol y la base de datos de la aplicación, usando psql o pgAdmin:</w:t>
       </w:r>
     </w:p>
     <w:tbl>
@@ -4488,7 +4465,21 @@
                 <w:sz w:val="19"/>
                 <w:szCs w:val="19"/>
               </w:rPr>
-              <w:t xml:space="preserve">C:\apps\mia\current\</w:t>
+              <w:t xml:space="preserve">CREATE ROLE mia WITH LOGIN PASSWORD 'una-password-fuerte';</w:t>
+            </w:r>
+          </w:p>
+          <w:p>
+            <w:pPr>
+              <w:spacing w:after="0"/>
+            </w:pPr>
+            <w:r>
+              <w:rPr>
+                <w:rFonts w:ascii="Consolas" w:cs="Consolas" w:eastAsia="Consolas" w:hAnsi="Consolas"/>
+                <w:color w:val="E8E8E8"/>
+                <w:sz w:val="19"/>
+                <w:szCs w:val="19"/>
+              </w:rPr>
+              <w:t xml:space="preserve">CREATE DATABASE mia OWNER mia;</w:t>
             </w:r>
           </w:p>
         </w:tc>
@@ -4499,11 +4490,11 @@
         <w:pStyle w:val="Heading3"/>
         <w:spacing w:after="100" w:before="200"/>
       </w:pPr>
-      <w:bookmarkStart w:name="_Toc13" w:id="13"/>
-      <w:r>
-        <w:t xml:space="preserve">Paso 5 — Crear el entorno virtual e instalar dependencias</w:t>
-      </w:r>
-      <w:bookmarkEnd w:id="13"/>
+      <w:bookmarkStart w:name="_Toc12" w:id="12"/>
+      <w:r>
+        <w:t xml:space="preserve">Paso 4 — Compilar e instalar la extensión pgvector</w:t>
+      </w:r>
+      <w:bookmarkEnd w:id="12"/>
     </w:p>
     <w:tbl>
       <w:tblPr>
@@ -4523,68 +4514,48 @@
       <w:tr>
         <w:tc>
           <w:tcPr>
-            <w:shd w:fill="2B2B2B" w:val="clear"/>
+            <w:tcBorders>
+              <w:top w:val="single" w:color="E59866" w:sz="12"/>
+              <w:left w:val="single" w:color="E59866" w:sz="12"/>
+              <w:bottom w:val="single" w:color="E59866" w:sz="12"/>
+              <w:right w:val="single" w:color="E59866" w:sz="12"/>
+            </w:tcBorders>
+            <w:shd w:fill="FDEBD0" w:val="clear"/>
             <w:tcMar>
               <w:top w:type="dxa" w:w="140"/>
-              <w:left w:type="dxa" w:w="200"/>
+              <w:left w:type="dxa" w:w="220"/>
               <w:bottom w:type="dxa" w:w="140"/>
-              <w:right w:type="dxa" w:w="200"/>
-            </w:tcMar>
-          </w:tcPr>
+              <w:right w:type="dxa" w:w="220"/>
+            </w:tcMar>
+          </w:tcPr>
+          <w:p>
+            <w:pPr>
+              <w:spacing w:after="60"/>
+            </w:pPr>
+            <w:r>
+              <w:rPr>
+                <w:rFonts w:ascii="Calibri" w:cs="Calibri" w:eastAsia="Calibri" w:hAnsi="Calibri"/>
+                <w:b/>
+                <w:bCs/>
+                <w:color w:val="7D4F0A"/>
+                <w:sz w:val="22"/>
+                <w:szCs w:val="22"/>
+              </w:rPr>
+              <w:t xml:space="preserve">No hay binarios oficiales para Windows</w:t>
+            </w:r>
+          </w:p>
           <w:p>
             <w:pPr>
               <w:spacing w:after="0"/>
             </w:pPr>
             <w:r>
               <w:rPr>
-                <w:rFonts w:ascii="Consolas" w:cs="Consolas" w:eastAsia="Consolas" w:hAnsi="Consolas"/>
-                <w:color w:val="E8E8E8"/>
-                <w:sz w:val="19"/>
-                <w:szCs w:val="19"/>
-              </w:rPr>
-              <w:t xml:space="preserve">cd C:\apps\mia\current</w:t>
-            </w:r>
-          </w:p>
-          <w:p>
-            <w:pPr>
-              <w:spacing w:after="0"/>
-            </w:pPr>
-            <w:r>
-              <w:rPr>
-                <w:rFonts w:ascii="Consolas" w:cs="Consolas" w:eastAsia="Consolas" w:hAnsi="Consolas"/>
-                <w:color w:val="E8E8E8"/>
-                <w:sz w:val="19"/>
-                <w:szCs w:val="19"/>
-              </w:rPr>
-              <w:t xml:space="preserve">python -m venv .venv</w:t>
-            </w:r>
-          </w:p>
-          <w:p>
-            <w:pPr>
-              <w:spacing w:after="0"/>
-            </w:pPr>
-            <w:r>
-              <w:rPr>
-                <w:rFonts w:ascii="Consolas" w:cs="Consolas" w:eastAsia="Consolas" w:hAnsi="Consolas"/>
-                <w:color w:val="E8E8E8"/>
-                <w:sz w:val="19"/>
-                <w:szCs w:val="19"/>
-              </w:rPr>
-              <w:t xml:space="preserve">.venv\Scripts\Activate.ps1</w:t>
-            </w:r>
-          </w:p>
-          <w:p>
-            <w:pPr>
-              <w:spacing w:after="0"/>
-            </w:pPr>
-            <w:r>
-              <w:rPr>
-                <w:rFonts w:ascii="Consolas" w:cs="Consolas" w:eastAsia="Consolas" w:hAnsi="Consolas"/>
-                <w:color w:val="E8E8E8"/>
-                <w:sz w:val="19"/>
-                <w:szCs w:val="19"/>
-              </w:rPr>
-              <w:t xml:space="preserve">pip install -e .</w:t>
+                <w:rFonts w:ascii="Calibri" w:cs="Calibri" w:eastAsia="Calibri" w:hAnsi="Calibri"/>
+                <w:color w:val="5A3A08"/>
+                <w:sz w:val="21"/>
+                <w:szCs w:val="21"/>
+              </w:rPr>
+              <w:t xml:space="preserve">pgvector no distribuye binarios precompilados para Windows: la propia documentación oficial del proyecto indica compilarlo desde el código fuente con nmake, usando Visual Studio Build Tools (paso 2) contra la instalación de PostgreSQL del paso 3. Por eso ambos pasos van en este orden.</w:t>
             </w:r>
           </w:p>
         </w:tc>
@@ -4592,7 +4563,12 @@
     </w:tbl>
     <w:p>
       <w:pPr>
-        <w:spacing w:after="160" w:line="276"/>
+        <w:pStyle w:val="ListParagraph"/>
+        <w:numPr>
+          <w:ilvl w:val="0"/>
+          <w:numId w:val="3"/>
+        </w:numPr>
+        <w:spacing w:after="140"/>
       </w:pPr>
       <w:r>
         <w:rPr>
@@ -4600,23 +4576,17 @@
           <w:sz w:val="22"/>
           <w:szCs w:val="22"/>
         </w:rPr>
-        <w:t xml:space="preserve">No instales los extras [dev] ni [azure] en el servidor de preproducción: son para desarrollo local y para Azure respectivamente.</w:t>
-      </w:r>
-    </w:p>
-    <w:p>
-      <w:pPr>
-        <w:pStyle w:val="Heading3"/>
-        <w:spacing w:after="100" w:before="200"/>
-      </w:pPr>
-      <w:bookmarkStart w:name="_Toc14" w:id="14"/>
-      <w:r>
-        <w:t xml:space="preserve">Paso 6 — Configurar las variables de entorno (.env)</w:t>
-      </w:r>
-      <w:bookmarkEnd w:id="14"/>
-    </w:p>
-    <w:p>
-      <w:pPr>
-        <w:spacing w:after="160" w:line="276"/>
+        <w:t xml:space="preserve">Abre "x64 Native Tools Command Prompt for VS 2022" como administrador (lo instala Visual Studio Build Tools; aparece en el menú de inicio).</w:t>
+      </w:r>
+    </w:p>
+    <w:p>
+      <w:pPr>
+        <w:pStyle w:val="ListParagraph"/>
+        <w:numPr>
+          <w:ilvl w:val="0"/>
+          <w:numId w:val="3"/>
+        </w:numPr>
+        <w:spacing w:after="140"/>
       </w:pPr>
       <w:r>
         <w:rPr>
@@ -4624,97 +4594,7 @@
           <w:sz w:val="22"/>
           <w:szCs w:val="22"/>
         </w:rPr>
-        <w:t xml:space="preserve">Copia .env.example a .env en la raíz del proyecto y completa los valores reales. Las variables más relevantes para preproducción se detallan en el Anexo A. Resumen de las decisiones clave:</w:t>
-      </w:r>
-    </w:p>
-    <w:p>
-      <w:pPr>
-        <w:pStyle w:val="ListParagraph"/>
-        <w:numPr>
-          <w:ilvl w:val="0"/>
-          <w:numId w:val="2"/>
-        </w:numPr>
-        <w:spacing w:after="100"/>
-      </w:pPr>
-      <w:r>
-        <w:rPr>
-          <w:rFonts w:ascii="Calibri" w:cs="Calibri" w:eastAsia="Calibri" w:hAnsi="Calibri"/>
-          <w:sz w:val="22"/>
-          <w:szCs w:val="22"/>
-        </w:rPr>
-        <w:t xml:space="preserve">MIA_HOST=127.0.0.1 y MIA_PORT=8000 — el backend NO se expone directamente; IIS hace de proxy.</w:t>
-      </w:r>
-    </w:p>
-    <w:p>
-      <w:pPr>
-        <w:pStyle w:val="ListParagraph"/>
-        <w:numPr>
-          <w:ilvl w:val="0"/>
-          <w:numId w:val="2"/>
-        </w:numPr>
-        <w:spacing w:after="100"/>
-      </w:pPr>
-      <w:r>
-        <w:rPr>
-          <w:rFonts w:ascii="Calibri" w:cs="Calibri" w:eastAsia="Calibri" w:hAnsi="Calibri"/>
-          <w:sz w:val="22"/>
-          <w:szCs w:val="22"/>
-        </w:rPr>
-        <w:t xml:space="preserve">No definir MIA_COMPAT_PORT en preproducción (solo se usa en desarrollo local).</w:t>
-      </w:r>
-    </w:p>
-    <w:p>
-      <w:pPr>
-        <w:pStyle w:val="ListParagraph"/>
-        <w:numPr>
-          <w:ilvl w:val="0"/>
-          <w:numId w:val="2"/>
-        </w:numPr>
-        <w:spacing w:after="100"/>
-      </w:pPr>
-      <w:r>
-        <w:rPr>
-          <w:rFonts w:ascii="Calibri" w:cs="Calibri" w:eastAsia="Calibri" w:hAnsi="Calibri"/>
-          <w:sz w:val="22"/>
-          <w:szCs w:val="22"/>
-        </w:rPr>
-        <w:t xml:space="preserve">MIA_DATABASE_URL apuntando al rol y base de datos creados en el Paso 3.</w:t>
-      </w:r>
-    </w:p>
-    <w:p>
-      <w:pPr>
-        <w:pStyle w:val="ListParagraph"/>
-        <w:numPr>
-          <w:ilvl w:val="0"/>
-          <w:numId w:val="2"/>
-        </w:numPr>
-        <w:spacing w:after="100"/>
-      </w:pPr>
-      <w:r>
-        <w:rPr>
-          <w:rFonts w:ascii="Calibri" w:cs="Calibri" w:eastAsia="Calibri" w:hAnsi="Calibri"/>
-          <w:sz w:val="22"/>
-          <w:szCs w:val="22"/>
-        </w:rPr>
-        <w:t xml:space="preserve">MIA_SHAREPOINT__* con el tenant, client id y certificado reales de la aplicación de Entra ID para SharePoint Online.</w:t>
-      </w:r>
-    </w:p>
-    <w:p>
-      <w:pPr>
-        <w:pStyle w:val="ListParagraph"/>
-        <w:numPr>
-          <w:ilvl w:val="0"/>
-          <w:numId w:val="2"/>
-        </w:numPr>
-        <w:spacing w:after="100"/>
-      </w:pPr>
-      <w:r>
-        <w:rPr>
-          <w:rFonts w:ascii="Calibri" w:cs="Calibri" w:eastAsia="Calibri" w:hAnsi="Calibri"/>
-          <w:sz w:val="22"/>
-          <w:szCs w:val="22"/>
-        </w:rPr>
-        <w:t xml:space="preserve">MIA_DATA__PSEUDONYM_KEY — generar una clave nueva y no cambiarla después (afecta a los seudónimos de DNI/NIE ya sincronizados).</w:t>
+        <w:t xml:space="preserve">Obtén el código fuente de la versión v0.8.7 (la estable en el momento de escribir esta guía) — por clonado:</w:t>
       </w:r>
     </w:p>
     <w:tbl>
@@ -4754,7 +4634,49 @@
                 <w:sz w:val="19"/>
                 <w:szCs w:val="19"/>
               </w:rPr>
-              <w:t xml:space="preserve">python -c "import secrets; print(secrets.token_urlsafe(32))"</w:t>
+              <w:t xml:space="preserve">set "PGROOT=C:\Program Files\PostgreSQL\17"</w:t>
+            </w:r>
+          </w:p>
+          <w:p>
+            <w:pPr>
+              <w:spacing w:after="0"/>
+            </w:pPr>
+            <w:r>
+              <w:rPr>
+                <w:rFonts w:ascii="Consolas" w:cs="Consolas" w:eastAsia="Consolas" w:hAnsi="Consolas"/>
+                <w:color w:val="E8E8E8"/>
+                <w:sz w:val="19"/>
+                <w:szCs w:val="19"/>
+              </w:rPr>
+              <w:t xml:space="preserve">cd %TEMP%</w:t>
+            </w:r>
+          </w:p>
+          <w:p>
+            <w:pPr>
+              <w:spacing w:after="0"/>
+            </w:pPr>
+            <w:r>
+              <w:rPr>
+                <w:rFonts w:ascii="Consolas" w:cs="Consolas" w:eastAsia="Consolas" w:hAnsi="Consolas"/>
+                <w:color w:val="E8E8E8"/>
+                <w:sz w:val="19"/>
+                <w:szCs w:val="19"/>
+              </w:rPr>
+              <w:t xml:space="preserve">git clone --branch v0.8.7 https://github.com/pgvector/pgvector.git</w:t>
+            </w:r>
+          </w:p>
+          <w:p>
+            <w:pPr>
+              <w:spacing w:after="0"/>
+            </w:pPr>
+            <w:r>
+              <w:rPr>
+                <w:rFonts w:ascii="Consolas" w:cs="Consolas" w:eastAsia="Consolas" w:hAnsi="Consolas"/>
+                <w:color w:val="E8E8E8"/>
+                <w:sz w:val="19"/>
+                <w:szCs w:val="19"/>
+              </w:rPr>
+              <w:t xml:space="preserve">cd pgvector</w:t>
             </w:r>
           </w:p>
         </w:tc>
@@ -4762,12 +4684,7 @@
     </w:tbl>
     <w:p>
       <w:pPr>
-        <w:pStyle w:val="ListParagraph"/>
-        <w:numPr>
-          <w:ilvl w:val="0"/>
-          <w:numId w:val="2"/>
-        </w:numPr>
-        <w:spacing w:after="100"/>
+        <w:spacing w:after="160" w:line="276"/>
       </w:pPr>
       <w:r>
         <w:rPr>
@@ -4775,7 +4692,25 @@
           <w:sz w:val="22"/>
           <w:szCs w:val="22"/>
         </w:rPr>
-        <w:t xml:space="preserve">MIA_AUTH__MODE — no dejar en "dev" (identidad fija de pruebas); configurar "entra" si ya existe el registro de la aplicación en Entra ID.</w:t>
+        <w:t xml:space="preserve">(Alternativa sin git: descarga el .zip de la release oficial —github.com/pgvector/pgvector, etiqueta v0.8.7— y descomprímelo en esa misma carpeta.)</w:t>
+      </w:r>
+    </w:p>
+    <w:p>
+      <w:pPr>
+        <w:pStyle w:val="ListParagraph"/>
+        <w:numPr>
+          <w:ilvl w:val="0"/>
+          <w:numId w:val="3"/>
+        </w:numPr>
+        <w:spacing w:after="140"/>
+      </w:pPr>
+      <w:r>
+        <w:rPr>
+          <w:rFonts w:ascii="Calibri" w:cs="Calibri" w:eastAsia="Calibri" w:hAnsi="Calibri"/>
+          <w:sz w:val="22"/>
+          <w:szCs w:val="22"/>
+        </w:rPr>
+        <w:t xml:space="preserve">Compila e instala:</w:t>
       </w:r>
     </w:p>
     <w:tbl>
@@ -4796,48 +4731,40 @@
       <w:tr>
         <w:tc>
           <w:tcPr>
-            <w:tcBorders>
-              <w:top w:val="single" w:color="E59866" w:sz="12"/>
-              <w:left w:val="single" w:color="E59866" w:sz="12"/>
-              <w:bottom w:val="single" w:color="E59866" w:sz="12"/>
-              <w:right w:val="single" w:color="E59866" w:sz="12"/>
-            </w:tcBorders>
-            <w:shd w:fill="FDEBD0" w:val="clear"/>
+            <w:shd w:fill="2B2B2B" w:val="clear"/>
             <w:tcMar>
               <w:top w:type="dxa" w:w="140"/>
-              <w:left w:type="dxa" w:w="220"/>
+              <w:left w:type="dxa" w:w="200"/>
               <w:bottom w:type="dxa" w:w="140"/>
-              <w:right w:type="dxa" w:w="220"/>
-            </w:tcMar>
-          </w:tcPr>
-          <w:p>
-            <w:pPr>
-              <w:spacing w:after="60"/>
-            </w:pPr>
-            <w:r>
-              <w:rPr>
-                <w:rFonts w:ascii="Calibri" w:cs="Calibri" w:eastAsia="Calibri" w:hAnsi="Calibri"/>
-                <w:b/>
-                <w:bCs/>
-                <w:color w:val="7D4F0A"/>
-                <w:sz w:val="22"/>
-                <w:szCs w:val="22"/>
-              </w:rPr>
-              <w:t xml:space="preserve">Seguridad del fichero .env y del certificado</w:t>
-            </w:r>
-          </w:p>
+              <w:right w:type="dxa" w:w="200"/>
+            </w:tcMar>
+          </w:tcPr>
           <w:p>
             <w:pPr>
               <w:spacing w:after="0"/>
             </w:pPr>
             <w:r>
               <w:rPr>
-                <w:rFonts w:ascii="Calibri" w:cs="Calibri" w:eastAsia="Calibri" w:hAnsi="Calibri"/>
-                <w:color w:val="5A3A08"/>
-                <w:sz w:val="21"/>
-                <w:szCs w:val="21"/>
-              </w:rPr>
-              <w:t xml:space="preserve">Restringe los permisos NTFS de .env y del certificado .pfx solo a la cuenta de servicio y a los administradores (nunca "Everyone" ni "Users"). No copies estos valores a tickets, chats ni repositorios.</w:t>
+                <w:rFonts w:ascii="Consolas" w:cs="Consolas" w:eastAsia="Consolas" w:hAnsi="Consolas"/>
+                <w:color w:val="E8E8E8"/>
+                <w:sz w:val="19"/>
+                <w:szCs w:val="19"/>
+              </w:rPr>
+              <w:t xml:space="preserve">nmake /F Makefile.win</w:t>
+            </w:r>
+          </w:p>
+          <w:p>
+            <w:pPr>
+              <w:spacing w:after="0"/>
+            </w:pPr>
+            <w:r>
+              <w:rPr>
+                <w:rFonts w:ascii="Consolas" w:cs="Consolas" w:eastAsia="Consolas" w:hAnsi="Consolas"/>
+                <w:color w:val="E8E8E8"/>
+                <w:sz w:val="19"/>
+                <w:szCs w:val="19"/>
+              </w:rPr>
+              <w:t xml:space="preserve">nmake /F Makefile.win install</w:t>
             </w:r>
           </w:p>
         </w:tc>
@@ -4845,14 +4772,58 @@
     </w:tbl>
     <w:p>
       <w:pPr>
+        <w:pStyle w:val="ListParagraph"/>
+        <w:numPr>
+          <w:ilvl w:val="0"/>
+          <w:numId w:val="3"/>
+        </w:numPr>
+        <w:spacing w:after="140"/>
+      </w:pPr>
+      <w:r>
+        <w:rPr>
+          <w:rFonts w:ascii="Calibri" w:cs="Calibri" w:eastAsia="Calibri" w:hAnsi="Calibri"/>
+          <w:sz w:val="22"/>
+          <w:szCs w:val="22"/>
+        </w:rPr>
+        <w:t xml:space="preserve">Reinicia el servicio de PostgreSQL (postgresql-x64-17, en Servicios de Windows) para que detecte la extensión.</w:t>
+      </w:r>
+    </w:p>
+    <w:p>
+      <w:pPr>
+        <w:spacing w:after="160" w:line="276"/>
+      </w:pPr>
+      <w:r>
+        <w:rPr>
+          <w:rFonts w:ascii="Calibri" w:cs="Calibri" w:eastAsia="Calibri" w:hAnsi="Calibri"/>
+          <w:sz w:val="22"/>
+          <w:szCs w:val="22"/>
+        </w:rPr>
+        <w:t xml:space="preserve">La extensión vector en la base de datos la crea automáticamente la primera migración de Alembic (0011_migracion_a_pgvector) en el paso 8 — no es necesario ejecutar CREATE EXTENSION a mano. Si ese paso fallara por permisos, créala una vez como postgres y después: ALTER EXTENSION vector OWNER TO mia;</w:t>
+      </w:r>
+    </w:p>
+    <w:p>
+      <w:pPr>
         <w:pStyle w:val="Heading3"/>
         <w:spacing w:after="100" w:before="200"/>
       </w:pPr>
-      <w:bookmarkStart w:name="_Toc15" w:id="15"/>
-      <w:r>
-        <w:t xml:space="preserve">Paso 7 — Aplicar las migraciones de base de datos</w:t>
-      </w:r>
-      <w:bookmarkEnd w:id="15"/>
+      <w:bookmarkStart w:name="_Toc13" w:id="13"/>
+      <w:r>
+        <w:t xml:space="preserve">Paso 5 — Copiar el código de la aplicación</w:t>
+      </w:r>
+      <w:bookmarkEnd w:id="13"/>
+    </w:p>
+    <w:p>
+      <w:pPr>
+        <w:spacing w:after="160" w:line="276"/>
+      </w:pPr>
+      <w:r>
+        <w:rPr>
+          <w:rFonts w:ascii="Calibri" w:cs="Calibri" w:eastAsia="Calibri" w:hAnsi="Calibri"/>
+          <w:sz w:val="22"/>
+          <w:szCs w:val="22"/>
+        </w:rPr>
+        <w:t xml:space="preserve">Copia el repositorio a una ruta sin espacios ni tildes, por ejemplo:</w:t>
+      </w:r>
     </w:p>
     <w:tbl>
       <w:tblPr>
@@ -4891,7 +4862,7 @@
                 <w:sz w:val="19"/>
                 <w:szCs w:val="19"/>
               </w:rPr>
-              <w:t xml:space="preserve">alembic upgrade head</w:t>
+              <w:t xml:space="preserve">C:\apps\mia\current\</w:t>
             </w:r>
           </w:p>
         </w:tc>
@@ -4902,11 +4873,11 @@
         <w:pStyle w:val="Heading3"/>
         <w:spacing w:after="100" w:before="200"/>
       </w:pPr>
-      <w:bookmarkStart w:name="_Toc16" w:id="16"/>
-      <w:r>
-        <w:t xml:space="preserve">Paso 8 — Prueba en caliente (sin servicio todavía)</w:t>
-      </w:r>
-      <w:bookmarkEnd w:id="16"/>
+      <w:bookmarkStart w:name="_Toc14" w:id="14"/>
+      <w:r>
+        <w:t xml:space="preserve">Paso 6 — Crear el entorno virtual e instalar dependencias</w:t>
+      </w:r>
+      <w:bookmarkEnd w:id="14"/>
     </w:p>
     <w:tbl>
       <w:tblPr>
@@ -4945,7 +4916,49 @@
                 <w:sz w:val="19"/>
                 <w:szCs w:val="19"/>
               </w:rPr>
-              <w:t xml:space="preserve">python -m mia</w:t>
+              <w:t xml:space="preserve">cd C:\apps\mia\current</w:t>
+            </w:r>
+          </w:p>
+          <w:p>
+            <w:pPr>
+              <w:spacing w:after="0"/>
+            </w:pPr>
+            <w:r>
+              <w:rPr>
+                <w:rFonts w:ascii="Consolas" w:cs="Consolas" w:eastAsia="Consolas" w:hAnsi="Consolas"/>
+                <w:color w:val="E8E8E8"/>
+                <w:sz w:val="19"/>
+                <w:szCs w:val="19"/>
+              </w:rPr>
+              <w:t xml:space="preserve">python -m venv .venv</w:t>
+            </w:r>
+          </w:p>
+          <w:p>
+            <w:pPr>
+              <w:spacing w:after="0"/>
+            </w:pPr>
+            <w:r>
+              <w:rPr>
+                <w:rFonts w:ascii="Consolas" w:cs="Consolas" w:eastAsia="Consolas" w:hAnsi="Consolas"/>
+                <w:color w:val="E8E8E8"/>
+                <w:sz w:val="19"/>
+                <w:szCs w:val="19"/>
+              </w:rPr>
+              <w:t xml:space="preserve">.venv\Scripts\Activate.ps1</w:t>
+            </w:r>
+          </w:p>
+          <w:p>
+            <w:pPr>
+              <w:spacing w:after="0"/>
+            </w:pPr>
+            <w:r>
+              <w:rPr>
+                <w:rFonts w:ascii="Consolas" w:cs="Consolas" w:eastAsia="Consolas" w:hAnsi="Consolas"/>
+                <w:color w:val="E8E8E8"/>
+                <w:sz w:val="19"/>
+                <w:szCs w:val="19"/>
+              </w:rPr>
+              <w:t xml:space="preserve">pip install -e .</w:t>
             </w:r>
           </w:p>
         </w:tc>
@@ -4961,7 +4974,31 @@
           <w:sz w:val="22"/>
           <w:szCs w:val="22"/>
         </w:rPr>
-        <w:t xml:space="preserve">Con el proceso en marcha, comprueba en el propio servidor:</w:t>
+        <w:t xml:space="preserve">No instales los extras [dev] ni [azure] en el servidor de preproducción: son para desarrollo local y para Azure respectivamente.</w:t>
+      </w:r>
+    </w:p>
+    <w:p>
+      <w:pPr>
+        <w:pStyle w:val="Heading3"/>
+        <w:spacing w:after="100" w:before="200"/>
+      </w:pPr>
+      <w:bookmarkStart w:name="_Toc15" w:id="15"/>
+      <w:r>
+        <w:t xml:space="preserve">Paso 7 — Configurar las variables de entorno (.env)</w:t>
+      </w:r>
+      <w:bookmarkEnd w:id="15"/>
+    </w:p>
+    <w:p>
+      <w:pPr>
+        <w:spacing w:after="160" w:line="276"/>
+      </w:pPr>
+      <w:r>
+        <w:rPr>
+          <w:rFonts w:ascii="Calibri" w:cs="Calibri" w:eastAsia="Calibri" w:hAnsi="Calibri"/>
+          <w:sz w:val="22"/>
+          <w:szCs w:val="22"/>
+        </w:rPr>
+        <w:t xml:space="preserve">Copia .env.example a .env en la raíz del proyecto y completa los valores reales. Las variables más relevantes para preproducción se detallan en el Anexo A. Resumen de las decisiones clave:</w:t>
       </w:r>
     </w:p>
     <w:p>
@@ -4979,7 +5016,7 @@
           <w:sz w:val="22"/>
           <w:szCs w:val="22"/>
         </w:rPr>
-        <w:t xml:space="preserve">http://127.0.0.1:8000/health/live → 200 OK</w:t>
+        <w:t xml:space="preserve">MIA_HOST=127.0.0.1 y MIA_PORT=8000 — el backend NO se expone directamente; IIS hace de proxy.</w:t>
       </w:r>
     </w:p>
     <w:p>
@@ -4997,7 +5034,7 @@
           <w:sz w:val="22"/>
           <w:szCs w:val="22"/>
         </w:rPr>
-        <w:t xml:space="preserve">http://127.0.0.1:8000/health/ready → 200 OK (confirma conexión real a la base de datos)</w:t>
+        <w:t xml:space="preserve">No definir MIA_COMPAT_PORT en preproducción (solo se usa en desarrollo local).</w:t>
       </w:r>
     </w:p>
     <w:p>
@@ -5015,12 +5052,17 @@
           <w:sz w:val="22"/>
           <w:szCs w:val="22"/>
         </w:rPr>
-        <w:t xml:space="preserve">http://127.0.0.1:8000/docs → documentación interactiva de la API</w:t>
-      </w:r>
-    </w:p>
-    <w:p>
-      <w:pPr>
-        <w:spacing w:after="160" w:line="276"/>
+        <w:t xml:space="preserve">MIA_DATABASE_URL apuntando al rol y base de datos creados en el Paso 3.</w:t>
+      </w:r>
+    </w:p>
+    <w:p>
+      <w:pPr>
+        <w:pStyle w:val="ListParagraph"/>
+        <w:numPr>
+          <w:ilvl w:val="0"/>
+          <w:numId w:val="2"/>
+        </w:numPr>
+        <w:spacing w:after="100"/>
       </w:pPr>
       <w:r>
         <w:rPr>
@@ -5028,19 +5070,26 @@
           <w:sz w:val="22"/>
           <w:szCs w:val="22"/>
         </w:rPr>
-        <w:t xml:space="preserve">Detén el proceso con Ctrl+C una vez verificado.</w:t>
-      </w:r>
-    </w:p>
-    <w:p>
-      <w:pPr>
-        <w:pStyle w:val="Heading3"/>
-        <w:spacing w:after="100" w:before="200"/>
-      </w:pPr>
-      <w:bookmarkStart w:name="_Toc17" w:id="17"/>
-      <w:r>
-        <w:t xml:space="preserve">Paso 9 — Registrar el backend como servicio de Windows (NSSM)</w:t>
-      </w:r>
-      <w:bookmarkEnd w:id="17"/>
+        <w:t xml:space="preserve">MIA_SHAREPOINT__* con el tenant, client id y certificado reales de la aplicación de Entra ID para SharePoint Online.</w:t>
+      </w:r>
+    </w:p>
+    <w:p>
+      <w:pPr>
+        <w:pStyle w:val="ListParagraph"/>
+        <w:numPr>
+          <w:ilvl w:val="0"/>
+          <w:numId w:val="2"/>
+        </w:numPr>
+        <w:spacing w:after="100"/>
+      </w:pPr>
+      <w:r>
+        <w:rPr>
+          <w:rFonts w:ascii="Calibri" w:cs="Calibri" w:eastAsia="Calibri" w:hAnsi="Calibri"/>
+          <w:sz w:val="22"/>
+          <w:szCs w:val="22"/>
+        </w:rPr>
+        <w:t xml:space="preserve">MIA_DATA__PSEUDONYM_KEY — generar una clave nueva y no cambiarla después (afecta a los seudónimos de DNI/NIE ya sincronizados).</w:t>
+      </w:r>
     </w:p>
     <w:tbl>
       <w:tblPr>
@@ -5079,91 +5128,7 @@
                 <w:sz w:val="19"/>
                 <w:szCs w:val="19"/>
               </w:rPr>
-              <w:t xml:space="preserve">nssm install mia-api</w:t>
-            </w:r>
-          </w:p>
-          <w:p>
-            <w:pPr>
-              <w:spacing w:after="0"/>
-            </w:pPr>
-            <w:r>
-              <w:rPr>
-                <w:rFonts w:ascii="Consolas" w:cs="Consolas" w:eastAsia="Consolas" w:hAnsi="Consolas"/>
-                <w:color w:val="E8E8E8"/>
-                <w:sz w:val="19"/>
-                <w:szCs w:val="19"/>
-              </w:rPr>
-              <w:t xml:space="preserve">  Path:               C:\apps\mia\current\.venv\Scripts\python.exe</w:t>
-            </w:r>
-          </w:p>
-          <w:p>
-            <w:pPr>
-              <w:spacing w:after="0"/>
-            </w:pPr>
-            <w:r>
-              <w:rPr>
-                <w:rFonts w:ascii="Consolas" w:cs="Consolas" w:eastAsia="Consolas" w:hAnsi="Consolas"/>
-                <w:color w:val="E8E8E8"/>
-                <w:sz w:val="19"/>
-                <w:szCs w:val="19"/>
-              </w:rPr>
-              <w:t xml:space="preserve">  Arguments:          -m mia</w:t>
-            </w:r>
-          </w:p>
-          <w:p>
-            <w:pPr>
-              <w:spacing w:after="0"/>
-            </w:pPr>
-            <w:r>
-              <w:rPr>
-                <w:rFonts w:ascii="Consolas" w:cs="Consolas" w:eastAsia="Consolas" w:hAnsi="Consolas"/>
-                <w:color w:val="E8E8E8"/>
-                <w:sz w:val="19"/>
-                <w:szCs w:val="19"/>
-              </w:rPr>
-              <w:t xml:space="preserve">  Startup directory:  C:\apps\mia\current</w:t>
-            </w:r>
-          </w:p>
-          <w:p>
-            <w:pPr>
-              <w:spacing w:after="0"/>
-            </w:pPr>
-            <w:r>
-              <w:rPr>
-                <w:rFonts w:ascii="Consolas" w:cs="Consolas" w:eastAsia="Consolas" w:hAnsi="Consolas"/>
-                <w:color w:val="E8E8E8"/>
-                <w:sz w:val="19"/>
-                <w:szCs w:val="19"/>
-              </w:rPr>
-              <w:t xml:space="preserve">  (pestaña I/O) stdout/stderr -&gt; C:\apps\mia\logs\mia-api.log</w:t>
-            </w:r>
-          </w:p>
-          <w:p>
-            <w:pPr>
-              <w:spacing w:after="0"/>
-            </w:pPr>
-            <w:r>
-              <w:rPr>
-                <w:rFonts w:ascii="Consolas" w:cs="Consolas" w:eastAsia="Consolas" w:hAnsi="Consolas"/>
-                <w:color w:val="E8E8E8"/>
-                <w:sz w:val="19"/>
-                <w:szCs w:val="19"/>
-              </w:rPr>
-              <w:t xml:space="preserve"> </w:t>
-            </w:r>
-          </w:p>
-          <w:p>
-            <w:pPr>
-              <w:spacing w:after="0"/>
-            </w:pPr>
-            <w:r>
-              <w:rPr>
-                <w:rFonts w:ascii="Consolas" w:cs="Consolas" w:eastAsia="Consolas" w:hAnsi="Consolas"/>
-                <w:color w:val="E8E8E8"/>
-                <w:sz w:val="19"/>
-                <w:szCs w:val="19"/>
-              </w:rPr>
-              <w:t xml:space="preserve">nssm start mia-api</w:t>
+              <w:t xml:space="preserve">python -c "import secrets; print(secrets.token_urlsafe(32))"</w:t>
             </w:r>
           </w:p>
         </w:tc>
@@ -5171,7 +5136,12 @@
     </w:tbl>
     <w:p>
       <w:pPr>
-        <w:spacing w:after="160" w:line="276"/>
+        <w:pStyle w:val="ListParagraph"/>
+        <w:numPr>
+          <w:ilvl w:val="0"/>
+          <w:numId w:val="2"/>
+        </w:numPr>
+        <w:spacing w:after="100"/>
       </w:pPr>
       <w:r>
         <w:rPr>
@@ -5179,62 +5149,7 @@
           <w:sz w:val="22"/>
           <w:szCs w:val="22"/>
         </w:rPr>
-        <w:t xml:space="preserve">Configura el servicio para que se ejecute con la cuenta de servicio dedicada (pestaña "Log on" de NSSM o del propio servicio de Windows), no con una cuenta personal ni con "Local System" si el .env tiene permisos restringidos a otra cuenta.</w:t>
-      </w:r>
-    </w:p>
-    <w:p>
-      <w:pPr>
-        <w:spacing w:after="160" w:line="276"/>
-      </w:pPr>
-      <w:r>
-        <w:rPr>
-          <w:rFonts w:ascii="Calibri" w:cs="Calibri" w:eastAsia="Calibri" w:hAnsi="Calibri"/>
-          <w:sz w:val="22"/>
-          <w:szCs w:val="22"/>
-        </w:rPr>
-        <w:t xml:space="preserve">Verifica que el servicio arranca solo tras un reinicio del servidor y que se reinicia automáticamente si el proceso cae (pestaña "Exit actions" de NSSM).</w:t>
-      </w:r>
-    </w:p>
-    <w:p>
-      <w:pPr>
-        <w:pStyle w:val="Heading2"/>
-        <w:spacing w:after="150" w:before="300"/>
-      </w:pPr>
-      <w:bookmarkStart w:name="_Toc18" w:id="18"/>
-      <w:r>
-        <w:t xml:space="preserve">5.3 Tarea programada de sincronización con SharePoint Online</w:t>
-      </w:r>
-      <w:bookmarkEnd w:id="18"/>
-    </w:p>
-    <w:p>
-      <w:pPr>
-        <w:spacing w:after="160" w:line="276"/>
-      </w:pPr>
-      <w:r>
-        <w:rPr>
-          <w:rFonts w:ascii="Calibri" w:cs="Calibri" w:eastAsia="Calibri" w:hAnsi="Calibri"/>
-          <w:sz w:val="22"/>
-          <w:szCs w:val="22"/>
-        </w:rPr>
-        <w:t xml:space="preserve">En Azure esta tarea la ejecuta un Container Apps Job cada 10 minutos; en Windows Server se recrea con el Programador de tareas.</w:t>
-      </w:r>
-    </w:p>
-    <w:p>
-      <w:pPr>
-        <w:pStyle w:val="ListParagraph"/>
-        <w:numPr>
-          <w:ilvl w:val="0"/>
-          <w:numId w:val="4"/>
-        </w:numPr>
-        <w:spacing w:after="140"/>
-      </w:pPr>
-      <w:r>
-        <w:rPr>
-          <w:rFonts w:ascii="Calibri" w:cs="Calibri" w:eastAsia="Calibri" w:hAnsi="Calibri"/>
-          <w:sz w:val="22"/>
-          <w:szCs w:val="22"/>
-        </w:rPr>
-        <w:t xml:space="preserve">Antes de automatizar, valida a mano el acceso:</w:t>
+        <w:t xml:space="preserve">MIA_AUTH__MODE — no dejar en "dev" (identidad fija de pruebas); configurar "entra" si ya existe el registro de la aplicación en Entra ID.</w:t>
       </w:r>
     </w:p>
     <w:tbl>
@@ -5255,68 +5170,48 @@
       <w:tr>
         <w:tc>
           <w:tcPr>
-            <w:shd w:fill="2B2B2B" w:val="clear"/>
+            <w:tcBorders>
+              <w:top w:val="single" w:color="E59866" w:sz="12"/>
+              <w:left w:val="single" w:color="E59866" w:sz="12"/>
+              <w:bottom w:val="single" w:color="E59866" w:sz="12"/>
+              <w:right w:val="single" w:color="E59866" w:sz="12"/>
+            </w:tcBorders>
+            <w:shd w:fill="FDEBD0" w:val="clear"/>
             <w:tcMar>
               <w:top w:type="dxa" w:w="140"/>
-              <w:left w:type="dxa" w:w="200"/>
+              <w:left w:type="dxa" w:w="220"/>
               <w:bottom w:type="dxa" w:w="140"/>
-              <w:right w:type="dxa" w:w="200"/>
-            </w:tcMar>
-          </w:tcPr>
+              <w:right w:type="dxa" w:w="220"/>
+            </w:tcMar>
+          </w:tcPr>
+          <w:p>
+            <w:pPr>
+              <w:spacing w:after="60"/>
+            </w:pPr>
+            <w:r>
+              <w:rPr>
+                <w:rFonts w:ascii="Calibri" w:cs="Calibri" w:eastAsia="Calibri" w:hAnsi="Calibri"/>
+                <w:b/>
+                <w:bCs/>
+                <w:color w:val="7D4F0A"/>
+                <w:sz w:val="22"/>
+                <w:szCs w:val="22"/>
+              </w:rPr>
+              <w:t xml:space="preserve">Seguridad del fichero .env y del certificado</w:t>
+            </w:r>
+          </w:p>
           <w:p>
             <w:pPr>
               <w:spacing w:after="0"/>
             </w:pPr>
             <w:r>
               <w:rPr>
-                <w:rFonts w:ascii="Consolas" w:cs="Consolas" w:eastAsia="Consolas" w:hAnsi="Consolas"/>
-                <w:color w:val="E8E8E8"/>
-                <w:sz w:val="19"/>
-                <w:szCs w:val="19"/>
-              </w:rPr>
-              <w:t xml:space="preserve">cd C:\apps\mia\current</w:t>
-            </w:r>
-          </w:p>
-          <w:p>
-            <w:pPr>
-              <w:spacing w:after="0"/>
-            </w:pPr>
-            <w:r>
-              <w:rPr>
-                <w:rFonts w:ascii="Consolas" w:cs="Consolas" w:eastAsia="Consolas" w:hAnsi="Consolas"/>
-                <w:color w:val="E8E8E8"/>
-                <w:sz w:val="19"/>
-                <w:szCs w:val="19"/>
-              </w:rPr>
-              <w:t xml:space="preserve">.venv\Scripts\Activate.ps1</w:t>
-            </w:r>
-          </w:p>
-          <w:p>
-            <w:pPr>
-              <w:spacing w:after="0"/>
-            </w:pPr>
-            <w:r>
-              <w:rPr>
-                <w:rFonts w:ascii="Consolas" w:cs="Consolas" w:eastAsia="Consolas" w:hAnsi="Consolas"/>
-                <w:color w:val="E8E8E8"/>
-                <w:sz w:val="19"/>
-                <w:szCs w:val="19"/>
-              </w:rPr>
-              <w:t xml:space="preserve">python -m mia.ingestion.sync --check</w:t>
-            </w:r>
-          </w:p>
-          <w:p>
-            <w:pPr>
-              <w:spacing w:after="0"/>
-            </w:pPr>
-            <w:r>
-              <w:rPr>
-                <w:rFonts w:ascii="Consolas" w:cs="Consolas" w:eastAsia="Consolas" w:hAnsi="Consolas"/>
-                <w:color w:val="E8E8E8"/>
-                <w:sz w:val="19"/>
-                <w:szCs w:val="19"/>
-              </w:rPr>
-              <w:t xml:space="preserve">python -m mia.ingestion.sync --full</w:t>
+                <w:rFonts w:ascii="Calibri" w:cs="Calibri" w:eastAsia="Calibri" w:hAnsi="Calibri"/>
+                <w:color w:val="5A3A08"/>
+                <w:sz w:val="21"/>
+                <w:szCs w:val="21"/>
+              </w:rPr>
+              <w:t xml:space="preserve">Restringe los permisos NTFS de .env y del certificado .pfx solo a la cuenta de servicio y a los administradores (nunca "Everyone" ni "Users"). No copies estos valores a tickets, chats ni repositorios.</w:t>
             </w:r>
           </w:p>
         </w:tc>
@@ -5324,21 +5219,14 @@
     </w:tbl>
     <w:p>
       <w:pPr>
-        <w:pStyle w:val="ListParagraph"/>
-        <w:numPr>
-          <w:ilvl w:val="0"/>
-          <w:numId w:val="4"/>
-        </w:numPr>
-        <w:spacing w:after="140"/>
-      </w:pPr>
-      <w:r>
-        <w:rPr>
-          <w:rFonts w:ascii="Calibri" w:cs="Calibri" w:eastAsia="Calibri" w:hAnsi="Calibri"/>
-          <w:sz w:val="22"/>
-          <w:szCs w:val="22"/>
-        </w:rPr>
-        <w:t xml:space="preserve">Crea la tarea programada (ajusta /ru a la cuenta de servicio con permisos sobre el .env):</w:t>
-      </w:r>
+        <w:pStyle w:val="Heading3"/>
+        <w:spacing w:after="100" w:before="200"/>
+      </w:pPr>
+      <w:bookmarkStart w:name="_Toc16" w:id="16"/>
+      <w:r>
+        <w:t xml:space="preserve">Paso 8 — Aplicar las migraciones de base de datos</w:t>
+      </w:r>
+      <w:bookmarkEnd w:id="16"/>
     </w:p>
     <w:tbl>
       <w:tblPr>
@@ -5377,9 +5265,49 @@
                 <w:sz w:val="19"/>
                 <w:szCs w:val="19"/>
               </w:rPr>
-              <w:t xml:space="preserve">schtasks /create /tn "mIA - Sync SharePoint" ^</w:t>
-            </w:r>
-          </w:p>
+              <w:t xml:space="preserve">alembic upgrade head</w:t>
+            </w:r>
+          </w:p>
+        </w:tc>
+      </w:tr>
+    </w:tbl>
+    <w:p>
+      <w:pPr>
+        <w:pStyle w:val="Heading3"/>
+        <w:spacing w:after="100" w:before="200"/>
+      </w:pPr>
+      <w:bookmarkStart w:name="_Toc17" w:id="17"/>
+      <w:r>
+        <w:t xml:space="preserve">Paso 9 — Prueba en caliente (sin servicio todavía)</w:t>
+      </w:r>
+      <w:bookmarkEnd w:id="17"/>
+    </w:p>
+    <w:tbl>
+      <w:tblPr>
+        <w:tblW w:type="pct" w:w="5000"/>
+        <w:tblBorders>
+          <w:top w:val="single" w:color="auto" w:sz="4"/>
+          <w:left w:val="single" w:color="auto" w:sz="4"/>
+          <w:bottom w:val="single" w:color="auto" w:sz="4"/>
+          <w:right w:val="single" w:color="auto" w:sz="4"/>
+          <w:insideH w:val="single" w:color="auto" w:sz="4"/>
+          <w:insideV w:val="single" w:color="auto" w:sz="4"/>
+        </w:tblBorders>
+      </w:tblPr>
+      <w:tblGrid>
+        <w:gridCol w:w="9026"/>
+      </w:tblGrid>
+      <w:tr>
+        <w:tc>
+          <w:tcPr>
+            <w:shd w:fill="2B2B2B" w:val="clear"/>
+            <w:tcMar>
+              <w:top w:type="dxa" w:w="140"/>
+              <w:left w:type="dxa" w:w="200"/>
+              <w:bottom w:type="dxa" w:w="140"/>
+              <w:right w:type="dxa" w:w="200"/>
+            </w:tcMar>
+          </w:tcPr>
           <w:p>
             <w:pPr>
               <w:spacing w:after="0"/>
@@ -5391,9 +5319,129 @@
                 <w:sz w:val="19"/>
                 <w:szCs w:val="19"/>
               </w:rPr>
-              <w:t xml:space="preserve">  /tr "C:\apps\mia\current\.venv\Scripts\python.exe -m mia.ingestion.sync" ^</w:t>
-            </w:r>
-          </w:p>
+              <w:t xml:space="preserve">python -m mia</w:t>
+            </w:r>
+          </w:p>
+        </w:tc>
+      </w:tr>
+    </w:tbl>
+    <w:p>
+      <w:pPr>
+        <w:spacing w:after="160" w:line="276"/>
+      </w:pPr>
+      <w:r>
+        <w:rPr>
+          <w:rFonts w:ascii="Calibri" w:cs="Calibri" w:eastAsia="Calibri" w:hAnsi="Calibri"/>
+          <w:sz w:val="22"/>
+          <w:szCs w:val="22"/>
+        </w:rPr>
+        <w:t xml:space="preserve">Con el proceso en marcha, comprueba en el propio servidor:</w:t>
+      </w:r>
+    </w:p>
+    <w:p>
+      <w:pPr>
+        <w:pStyle w:val="ListParagraph"/>
+        <w:numPr>
+          <w:ilvl w:val="0"/>
+          <w:numId w:val="2"/>
+        </w:numPr>
+        <w:spacing w:after="100"/>
+      </w:pPr>
+      <w:r>
+        <w:rPr>
+          <w:rFonts w:ascii="Calibri" w:cs="Calibri" w:eastAsia="Calibri" w:hAnsi="Calibri"/>
+          <w:sz w:val="22"/>
+          <w:szCs w:val="22"/>
+        </w:rPr>
+        <w:t xml:space="preserve">http://127.0.0.1:8000/health/live → 200 OK</w:t>
+      </w:r>
+    </w:p>
+    <w:p>
+      <w:pPr>
+        <w:pStyle w:val="ListParagraph"/>
+        <w:numPr>
+          <w:ilvl w:val="0"/>
+          <w:numId w:val="2"/>
+        </w:numPr>
+        <w:spacing w:after="100"/>
+      </w:pPr>
+      <w:r>
+        <w:rPr>
+          <w:rFonts w:ascii="Calibri" w:cs="Calibri" w:eastAsia="Calibri" w:hAnsi="Calibri"/>
+          <w:sz w:val="22"/>
+          <w:szCs w:val="22"/>
+        </w:rPr>
+        <w:t xml:space="preserve">http://127.0.0.1:8000/health/ready → 200 OK (confirma conexión real a la base de datos)</w:t>
+      </w:r>
+    </w:p>
+    <w:p>
+      <w:pPr>
+        <w:pStyle w:val="ListParagraph"/>
+        <w:numPr>
+          <w:ilvl w:val="0"/>
+          <w:numId w:val="2"/>
+        </w:numPr>
+        <w:spacing w:after="100"/>
+      </w:pPr>
+      <w:r>
+        <w:rPr>
+          <w:rFonts w:ascii="Calibri" w:cs="Calibri" w:eastAsia="Calibri" w:hAnsi="Calibri"/>
+          <w:sz w:val="22"/>
+          <w:szCs w:val="22"/>
+        </w:rPr>
+        <w:t xml:space="preserve">http://127.0.0.1:8000/docs → documentación interactiva de la API</w:t>
+      </w:r>
+    </w:p>
+    <w:p>
+      <w:pPr>
+        <w:spacing w:after="160" w:line="276"/>
+      </w:pPr>
+      <w:r>
+        <w:rPr>
+          <w:rFonts w:ascii="Calibri" w:cs="Calibri" w:eastAsia="Calibri" w:hAnsi="Calibri"/>
+          <w:sz w:val="22"/>
+          <w:szCs w:val="22"/>
+        </w:rPr>
+        <w:t xml:space="preserve">Detén el proceso con Ctrl+C una vez verificado.</w:t>
+      </w:r>
+    </w:p>
+    <w:p>
+      <w:pPr>
+        <w:pStyle w:val="Heading3"/>
+        <w:spacing w:after="100" w:before="200"/>
+      </w:pPr>
+      <w:bookmarkStart w:name="_Toc18" w:id="18"/>
+      <w:r>
+        <w:t xml:space="preserve">Paso 10 — Registrar el backend como servicio de Windows (NSSM)</w:t>
+      </w:r>
+      <w:bookmarkEnd w:id="18"/>
+    </w:p>
+    <w:tbl>
+      <w:tblPr>
+        <w:tblW w:type="pct" w:w="5000"/>
+        <w:tblBorders>
+          <w:top w:val="single" w:color="auto" w:sz="4"/>
+          <w:left w:val="single" w:color="auto" w:sz="4"/>
+          <w:bottom w:val="single" w:color="auto" w:sz="4"/>
+          <w:right w:val="single" w:color="auto" w:sz="4"/>
+          <w:insideH w:val="single" w:color="auto" w:sz="4"/>
+          <w:insideV w:val="single" w:color="auto" w:sz="4"/>
+        </w:tblBorders>
+      </w:tblPr>
+      <w:tblGrid>
+        <w:gridCol w:w="9026"/>
+      </w:tblGrid>
+      <w:tr>
+        <w:tc>
+          <w:tcPr>
+            <w:shd w:fill="2B2B2B" w:val="clear"/>
+            <w:tcMar>
+              <w:top w:type="dxa" w:w="140"/>
+              <w:left w:type="dxa" w:w="200"/>
+              <w:bottom w:type="dxa" w:w="140"/>
+              <w:right w:type="dxa" w:w="200"/>
+            </w:tcMar>
+          </w:tcPr>
           <w:p>
             <w:pPr>
               <w:spacing w:after="0"/>
@@ -5405,12 +5453,146 @@
                 <w:sz w:val="19"/>
                 <w:szCs w:val="19"/>
               </w:rPr>
-              <w:t xml:space="preserve">  /sc minute /mo 10 /ru DOMINIO\cuenta-servicio-mia</w:t>
+              <w:t xml:space="preserve">nssm install mia-api</w:t>
+            </w:r>
+          </w:p>
+          <w:p>
+            <w:pPr>
+              <w:spacing w:after="0"/>
+            </w:pPr>
+            <w:r>
+              <w:rPr>
+                <w:rFonts w:ascii="Consolas" w:cs="Consolas" w:eastAsia="Consolas" w:hAnsi="Consolas"/>
+                <w:color w:val="E8E8E8"/>
+                <w:sz w:val="19"/>
+                <w:szCs w:val="19"/>
+              </w:rPr>
+              <w:t xml:space="preserve">  Path:               C:\apps\mia\current\.venv\Scripts\python.exe</w:t>
+            </w:r>
+          </w:p>
+          <w:p>
+            <w:pPr>
+              <w:spacing w:after="0"/>
+            </w:pPr>
+            <w:r>
+              <w:rPr>
+                <w:rFonts w:ascii="Consolas" w:cs="Consolas" w:eastAsia="Consolas" w:hAnsi="Consolas"/>
+                <w:color w:val="E8E8E8"/>
+                <w:sz w:val="19"/>
+                <w:szCs w:val="19"/>
+              </w:rPr>
+              <w:t xml:space="preserve">  Arguments:          -m mia</w:t>
+            </w:r>
+          </w:p>
+          <w:p>
+            <w:pPr>
+              <w:spacing w:after="0"/>
+            </w:pPr>
+            <w:r>
+              <w:rPr>
+                <w:rFonts w:ascii="Consolas" w:cs="Consolas" w:eastAsia="Consolas" w:hAnsi="Consolas"/>
+                <w:color w:val="E8E8E8"/>
+                <w:sz w:val="19"/>
+                <w:szCs w:val="19"/>
+              </w:rPr>
+              <w:t xml:space="preserve">  Startup directory:  C:\apps\mia\current</w:t>
+            </w:r>
+          </w:p>
+          <w:p>
+            <w:pPr>
+              <w:spacing w:after="0"/>
+            </w:pPr>
+            <w:r>
+              <w:rPr>
+                <w:rFonts w:ascii="Consolas" w:cs="Consolas" w:eastAsia="Consolas" w:hAnsi="Consolas"/>
+                <w:color w:val="E8E8E8"/>
+                <w:sz w:val="19"/>
+                <w:szCs w:val="19"/>
+              </w:rPr>
+              <w:t xml:space="preserve">  (pestaña I/O) stdout/stderr -&gt; C:\apps\mia\logs\mia-api.log</w:t>
+            </w:r>
+          </w:p>
+          <w:p>
+            <w:pPr>
+              <w:spacing w:after="0"/>
+            </w:pPr>
+            <w:r>
+              <w:rPr>
+                <w:rFonts w:ascii="Consolas" w:cs="Consolas" w:eastAsia="Consolas" w:hAnsi="Consolas"/>
+                <w:color w:val="E8E8E8"/>
+                <w:sz w:val="19"/>
+                <w:szCs w:val="19"/>
+              </w:rPr>
+              <w:t xml:space="preserve"> </w:t>
+            </w:r>
+          </w:p>
+          <w:p>
+            <w:pPr>
+              <w:spacing w:after="0"/>
+            </w:pPr>
+            <w:r>
+              <w:rPr>
+                <w:rFonts w:ascii="Consolas" w:cs="Consolas" w:eastAsia="Consolas" w:hAnsi="Consolas"/>
+                <w:color w:val="E8E8E8"/>
+                <w:sz w:val="19"/>
+                <w:szCs w:val="19"/>
+              </w:rPr>
+              <w:t xml:space="preserve">nssm start mia-api</w:t>
             </w:r>
           </w:p>
         </w:tc>
       </w:tr>
     </w:tbl>
+    <w:p>
+      <w:pPr>
+        <w:spacing w:after="160" w:line="276"/>
+      </w:pPr>
+      <w:r>
+        <w:rPr>
+          <w:rFonts w:ascii="Calibri" w:cs="Calibri" w:eastAsia="Calibri" w:hAnsi="Calibri"/>
+          <w:sz w:val="22"/>
+          <w:szCs w:val="22"/>
+        </w:rPr>
+        <w:t xml:space="preserve">Configura el servicio para que se ejecute con la cuenta de servicio dedicada (pestaña "Log on" de NSSM o del propio servicio de Windows), no con una cuenta personal ni con "Local System" si el .env tiene permisos restringidos a otra cuenta.</w:t>
+      </w:r>
+    </w:p>
+    <w:p>
+      <w:pPr>
+        <w:spacing w:after="160" w:line="276"/>
+      </w:pPr>
+      <w:r>
+        <w:rPr>
+          <w:rFonts w:ascii="Calibri" w:cs="Calibri" w:eastAsia="Calibri" w:hAnsi="Calibri"/>
+          <w:sz w:val="22"/>
+          <w:szCs w:val="22"/>
+        </w:rPr>
+        <w:t xml:space="preserve">Verifica que el servicio arranca solo tras un reinicio del servidor y que se reinicia automáticamente si el proceso cae (pestaña "Exit actions" de NSSM).</w:t>
+      </w:r>
+    </w:p>
+    <w:p>
+      <w:pPr>
+        <w:pStyle w:val="Heading2"/>
+        <w:spacing w:after="150" w:before="300"/>
+      </w:pPr>
+      <w:bookmarkStart w:name="_Toc19" w:id="19"/>
+      <w:r>
+        <w:t xml:space="preserve">5.3 Tarea programada de sincronización con SharePoint Online</w:t>
+      </w:r>
+      <w:bookmarkEnd w:id="19"/>
+    </w:p>
+    <w:p>
+      <w:pPr>
+        <w:spacing w:after="160" w:line="276"/>
+      </w:pPr>
+      <w:r>
+        <w:rPr>
+          <w:rFonts w:ascii="Calibri" w:cs="Calibri" w:eastAsia="Calibri" w:hAnsi="Calibri"/>
+          <w:sz w:val="22"/>
+          <w:szCs w:val="22"/>
+        </w:rPr>
+        <w:t xml:space="preserve">En Azure esta tarea la ejecuta un Container Apps Job cada 10 minutos; en Windows Server se recrea con el Programador de tareas.</w:t>
+      </w:r>
+    </w:p>
     <w:p>
       <w:pPr>
         <w:pStyle w:val="ListParagraph"/>
@@ -5426,6 +5608,198 @@
           <w:sz w:val="22"/>
           <w:szCs w:val="22"/>
         </w:rPr>
+        <w:t xml:space="preserve">Antes de automatizar, valida a mano el acceso:</w:t>
+      </w:r>
+    </w:p>
+    <w:tbl>
+      <w:tblPr>
+        <w:tblW w:type="pct" w:w="5000"/>
+        <w:tblBorders>
+          <w:top w:val="single" w:color="auto" w:sz="4"/>
+          <w:left w:val="single" w:color="auto" w:sz="4"/>
+          <w:bottom w:val="single" w:color="auto" w:sz="4"/>
+          <w:right w:val="single" w:color="auto" w:sz="4"/>
+          <w:insideH w:val="single" w:color="auto" w:sz="4"/>
+          <w:insideV w:val="single" w:color="auto" w:sz="4"/>
+        </w:tblBorders>
+      </w:tblPr>
+      <w:tblGrid>
+        <w:gridCol w:w="9026"/>
+      </w:tblGrid>
+      <w:tr>
+        <w:tc>
+          <w:tcPr>
+            <w:shd w:fill="2B2B2B" w:val="clear"/>
+            <w:tcMar>
+              <w:top w:type="dxa" w:w="140"/>
+              <w:left w:type="dxa" w:w="200"/>
+              <w:bottom w:type="dxa" w:w="140"/>
+              <w:right w:type="dxa" w:w="200"/>
+            </w:tcMar>
+          </w:tcPr>
+          <w:p>
+            <w:pPr>
+              <w:spacing w:after="0"/>
+            </w:pPr>
+            <w:r>
+              <w:rPr>
+                <w:rFonts w:ascii="Consolas" w:cs="Consolas" w:eastAsia="Consolas" w:hAnsi="Consolas"/>
+                <w:color w:val="E8E8E8"/>
+                <w:sz w:val="19"/>
+                <w:szCs w:val="19"/>
+              </w:rPr>
+              <w:t xml:space="preserve">cd C:\apps\mia\current</w:t>
+            </w:r>
+          </w:p>
+          <w:p>
+            <w:pPr>
+              <w:spacing w:after="0"/>
+            </w:pPr>
+            <w:r>
+              <w:rPr>
+                <w:rFonts w:ascii="Consolas" w:cs="Consolas" w:eastAsia="Consolas" w:hAnsi="Consolas"/>
+                <w:color w:val="E8E8E8"/>
+                <w:sz w:val="19"/>
+                <w:szCs w:val="19"/>
+              </w:rPr>
+              <w:t xml:space="preserve">.venv\Scripts\Activate.ps1</w:t>
+            </w:r>
+          </w:p>
+          <w:p>
+            <w:pPr>
+              <w:spacing w:after="0"/>
+            </w:pPr>
+            <w:r>
+              <w:rPr>
+                <w:rFonts w:ascii="Consolas" w:cs="Consolas" w:eastAsia="Consolas" w:hAnsi="Consolas"/>
+                <w:color w:val="E8E8E8"/>
+                <w:sz w:val="19"/>
+                <w:szCs w:val="19"/>
+              </w:rPr>
+              <w:t xml:space="preserve">python -m mia.ingestion.sync --check</w:t>
+            </w:r>
+          </w:p>
+          <w:p>
+            <w:pPr>
+              <w:spacing w:after="0"/>
+            </w:pPr>
+            <w:r>
+              <w:rPr>
+                <w:rFonts w:ascii="Consolas" w:cs="Consolas" w:eastAsia="Consolas" w:hAnsi="Consolas"/>
+                <w:color w:val="E8E8E8"/>
+                <w:sz w:val="19"/>
+                <w:szCs w:val="19"/>
+              </w:rPr>
+              <w:t xml:space="preserve">python -m mia.ingestion.sync --full</w:t>
+            </w:r>
+          </w:p>
+        </w:tc>
+      </w:tr>
+    </w:tbl>
+    <w:p>
+      <w:pPr>
+        <w:pStyle w:val="ListParagraph"/>
+        <w:numPr>
+          <w:ilvl w:val="0"/>
+          <w:numId w:val="4"/>
+        </w:numPr>
+        <w:spacing w:after="140"/>
+      </w:pPr>
+      <w:r>
+        <w:rPr>
+          <w:rFonts w:ascii="Calibri" w:cs="Calibri" w:eastAsia="Calibri" w:hAnsi="Calibri"/>
+          <w:sz w:val="22"/>
+          <w:szCs w:val="22"/>
+        </w:rPr>
+        <w:t xml:space="preserve">Crea la tarea programada (ajusta /ru a la cuenta de servicio con permisos sobre el .env):</w:t>
+      </w:r>
+    </w:p>
+    <w:tbl>
+      <w:tblPr>
+        <w:tblW w:type="pct" w:w="5000"/>
+        <w:tblBorders>
+          <w:top w:val="single" w:color="auto" w:sz="4"/>
+          <w:left w:val="single" w:color="auto" w:sz="4"/>
+          <w:bottom w:val="single" w:color="auto" w:sz="4"/>
+          <w:right w:val="single" w:color="auto" w:sz="4"/>
+          <w:insideH w:val="single" w:color="auto" w:sz="4"/>
+          <w:insideV w:val="single" w:color="auto" w:sz="4"/>
+        </w:tblBorders>
+      </w:tblPr>
+      <w:tblGrid>
+        <w:gridCol w:w="9026"/>
+      </w:tblGrid>
+      <w:tr>
+        <w:tc>
+          <w:tcPr>
+            <w:shd w:fill="2B2B2B" w:val="clear"/>
+            <w:tcMar>
+              <w:top w:type="dxa" w:w="140"/>
+              <w:left w:type="dxa" w:w="200"/>
+              <w:bottom w:type="dxa" w:w="140"/>
+              <w:right w:type="dxa" w:w="200"/>
+            </w:tcMar>
+          </w:tcPr>
+          <w:p>
+            <w:pPr>
+              <w:spacing w:after="0"/>
+            </w:pPr>
+            <w:r>
+              <w:rPr>
+                <w:rFonts w:ascii="Consolas" w:cs="Consolas" w:eastAsia="Consolas" w:hAnsi="Consolas"/>
+                <w:color w:val="E8E8E8"/>
+                <w:sz w:val="19"/>
+                <w:szCs w:val="19"/>
+              </w:rPr>
+              <w:t xml:space="preserve">schtasks /create /tn "mIA - Sync SharePoint" ^</w:t>
+            </w:r>
+          </w:p>
+          <w:p>
+            <w:pPr>
+              <w:spacing w:after="0"/>
+            </w:pPr>
+            <w:r>
+              <w:rPr>
+                <w:rFonts w:ascii="Consolas" w:cs="Consolas" w:eastAsia="Consolas" w:hAnsi="Consolas"/>
+                <w:color w:val="E8E8E8"/>
+                <w:sz w:val="19"/>
+                <w:szCs w:val="19"/>
+              </w:rPr>
+              <w:t xml:space="preserve">  /tr "C:\apps\mia\current\.venv\Scripts\python.exe -m mia.ingestion.sync" ^</w:t>
+            </w:r>
+          </w:p>
+          <w:p>
+            <w:pPr>
+              <w:spacing w:after="0"/>
+            </w:pPr>
+            <w:r>
+              <w:rPr>
+                <w:rFonts w:ascii="Consolas" w:cs="Consolas" w:eastAsia="Consolas" w:hAnsi="Consolas"/>
+                <w:color w:val="E8E8E8"/>
+                <w:sz w:val="19"/>
+                <w:szCs w:val="19"/>
+              </w:rPr>
+              <w:t xml:space="preserve">  /sc minute /mo 10 /ru DOMINIO\cuenta-servicio-mia</w:t>
+            </w:r>
+          </w:p>
+        </w:tc>
+      </w:tr>
+    </w:tbl>
+    <w:p>
+      <w:pPr>
+        <w:pStyle w:val="ListParagraph"/>
+        <w:numPr>
+          <w:ilvl w:val="0"/>
+          <w:numId w:val="4"/>
+        </w:numPr>
+        <w:spacing w:after="140"/>
+      </w:pPr>
+      <w:r>
+        <w:rPr>
+          <w:rFonts w:ascii="Calibri" w:cs="Calibri" w:eastAsia="Calibri" w:hAnsi="Calibri"/>
+          <w:sz w:val="22"/>
+          <w:szCs w:val="22"/>
+        </w:rPr>
         <w:t xml:space="preserve">Comprueba en el Programador de tareas que la primera ejecución termina sin error y revisa el log del backend.</w:t>
       </w:r>
     </w:p>
@@ -5439,22 +5813,22 @@
         <w:pStyle w:val="Heading1"/>
         <w:spacing w:after="200" w:before="400"/>
       </w:pPr>
-      <w:bookmarkStart w:name="_Toc19" w:id="19"/>
+      <w:bookmarkStart w:name="_Toc20" w:id="20"/>
       <w:r>
         <w:t xml:space="preserve">6. Instalación del frontend (Vite — mundos 2D / 3D / holograma)</w:t>
       </w:r>
-      <w:bookmarkEnd w:id="19"/>
+      <w:bookmarkEnd w:id="20"/>
     </w:p>
     <w:p>
       <w:pPr>
         <w:pStyle w:val="Heading2"/>
         <w:spacing w:after="150" w:before="300"/>
       </w:pPr>
-      <w:bookmarkStart w:name="_Toc20" w:id="20"/>
+      <w:bookmarkStart w:name="_Toc21" w:id="21"/>
       <w:r>
         <w:t xml:space="preserve">6.1 Prerrequisitos del frontend</w:t>
       </w:r>
-      <w:bookmarkEnd w:id="20"/>
+      <w:bookmarkEnd w:id="21"/>
     </w:p>
     <w:tbl>
       <w:tblPr>
@@ -5783,22 +6157,22 @@
         <w:pStyle w:val="Heading2"/>
         <w:spacing w:after="150" w:before="300"/>
       </w:pPr>
-      <w:bookmarkStart w:name="_Toc21" w:id="21"/>
+      <w:bookmarkStart w:name="_Toc22" w:id="22"/>
       <w:r>
         <w:t xml:space="preserve">6.2 Paso a paso</w:t>
       </w:r>
-      <w:bookmarkEnd w:id="21"/>
+      <w:bookmarkEnd w:id="22"/>
     </w:p>
     <w:p>
       <w:pPr>
         <w:pStyle w:val="Heading3"/>
         <w:spacing w:after="100" w:before="200"/>
       </w:pPr>
-      <w:bookmarkStart w:name="_Toc22" w:id="22"/>
+      <w:bookmarkStart w:name="_Toc23" w:id="23"/>
       <w:r>
         <w:t xml:space="preserve">Paso 1 — Instalar dependencias y compilar</w:t>
       </w:r>
-      <w:bookmarkEnd w:id="22"/>
+      <w:bookmarkEnd w:id="23"/>
     </w:p>
     <w:tbl>
       <w:tblPr>
@@ -5954,11 +6328,11 @@
         <w:pStyle w:val="Heading3"/>
         <w:spacing w:after="100" w:before="200"/>
       </w:pPr>
-      <w:bookmarkStart w:name="_Toc23" w:id="23"/>
+      <w:bookmarkStart w:name="_Toc24" w:id="24"/>
       <w:r>
         <w:t xml:space="preserve">Paso 2 — Publicar el contenido compilado</w:t>
       </w:r>
-      <w:bookmarkEnd w:id="23"/>
+      <w:bookmarkEnd w:id="24"/>
     </w:p>
     <w:p>
       <w:pPr>
@@ -6039,11 +6413,11 @@
         <w:pStyle w:val="Heading1"/>
         <w:spacing w:after="200" w:before="400"/>
       </w:pPr>
-      <w:bookmarkStart w:name="_Toc24" w:id="24"/>
+      <w:bookmarkStart w:name="_Toc25" w:id="25"/>
       <w:r>
         <w:t xml:space="preserve">7. Configuración de IIS: sitio, binding y proxy inverso</w:t>
       </w:r>
-      <w:bookmarkEnd w:id="24"/>
+      <w:bookmarkEnd w:id="25"/>
     </w:p>
     <w:tbl>
       <w:tblPr>
@@ -6115,11 +6489,11 @@
         <w:pStyle w:val="Heading2"/>
         <w:spacing w:after="150" w:before="300"/>
       </w:pPr>
-      <w:bookmarkStart w:name="_Toc25" w:id="25"/>
+      <w:bookmarkStart w:name="_Toc26" w:id="26"/>
       <w:r>
         <w:t xml:space="preserve">7.1 Crear el sitio IIS para mIA</w:t>
       </w:r>
-      <w:bookmarkEnd w:id="25"/>
+      <w:bookmarkEnd w:id="26"/>
     </w:p>
     <w:p>
       <w:pPr>
@@ -6252,11 +6626,11 @@
         <w:pStyle w:val="Heading2"/>
         <w:spacing w:after="150" w:before="300"/>
       </w:pPr>
-      <w:bookmarkStart w:name="_Toc26" w:id="26"/>
+      <w:bookmarkStart w:name="_Toc27" w:id="27"/>
       <w:r>
         <w:t xml:space="preserve">7.2 Certificado SSL</w:t>
       </w:r>
-      <w:bookmarkEnd w:id="26"/>
+      <w:bookmarkEnd w:id="27"/>
     </w:p>
     <w:tbl>
       <w:tblPr>
@@ -6341,11 +6715,11 @@
         <w:pStyle w:val="Heading2"/>
         <w:spacing w:after="150" w:before="300"/>
       </w:pPr>
-      <w:bookmarkStart w:name="_Toc27" w:id="27"/>
+      <w:bookmarkStart w:name="_Toc28" w:id="28"/>
       <w:r>
         <w:t xml:space="preserve">7.3 Instalar los módulos ARR y URL Rewrite</w:t>
       </w:r>
-      <w:bookmarkEnd w:id="27"/>
+      <w:bookmarkEnd w:id="28"/>
     </w:p>
     <w:p>
       <w:pPr>
@@ -6414,11 +6788,11 @@
         <w:pStyle w:val="Heading2"/>
         <w:spacing w:after="150" w:before="300"/>
       </w:pPr>
-      <w:bookmarkStart w:name="_Toc28" w:id="28"/>
+      <w:bookmarkStart w:name="_Toc29" w:id="29"/>
       <w:r>
         <w:t xml:space="preserve">7.4 Regla de proxy inverso hacia el backend</w:t>
       </w:r>
-      <w:bookmarkEnd w:id="28"/>
+      <w:bookmarkEnd w:id="29"/>
     </w:p>
     <w:p>
       <w:pPr>
@@ -6805,7 +7179,7 @@
           <w:sz w:val="22"/>
           <w:szCs w:val="22"/>
         </w:rPr>
-        <w:t xml:space="preserve">(Ajusta el comando configurado en el servicio NSSM del paso 5.2-9 si cambias de python -m mia a este arranque. Se pierde el doble puerto de compatibilidad, que no es necesario en preproducción.)</w:t>
+        <w:t xml:space="preserve">(Ajusta el comando configurado en el servicio NSSM del paso 5.2-10 si cambias de python -m mia a este arranque. Se pierde el doble puerto de compatibilidad, que no es necesario en preproducción.)</w:t>
       </w:r>
     </w:p>
     <w:p>
@@ -6813,11 +7187,11 @@
         <w:pStyle w:val="Heading2"/>
         <w:spacing w:after="150" w:before="300"/>
       </w:pPr>
-      <w:bookmarkStart w:name="_Toc29" w:id="29"/>
+      <w:bookmarkStart w:name="_Toc30" w:id="30"/>
       <w:r>
         <w:t xml:space="preserve">7.5 Redirección HTTP → HTTPS</w:t>
       </w:r>
-      <w:bookmarkEnd w:id="29"/>
+      <w:bookmarkEnd w:id="30"/>
     </w:p>
     <w:p>
       <w:pPr>
@@ -6837,11 +7211,11 @@
         <w:pStyle w:val="Heading2"/>
         <w:spacing w:after="150" w:before="300"/>
       </w:pPr>
-      <w:bookmarkStart w:name="_Toc30" w:id="30"/>
+      <w:bookmarkStart w:name="_Toc31" w:id="31"/>
       <w:r>
         <w:t xml:space="preserve">7.6 Publicación del frontend y la ruta /mia/</w:t>
       </w:r>
-      <w:bookmarkEnd w:id="30"/>
+      <w:bookmarkEnd w:id="31"/>
     </w:p>
     <w:p>
       <w:pPr>
@@ -7252,11 +7626,11 @@
         <w:pStyle w:val="Heading2"/>
         <w:spacing w:after="150" w:before="300"/>
       </w:pPr>
-      <w:bookmarkStart w:name="_Toc31" w:id="31"/>
+      <w:bookmarkStart w:name="_Toc32" w:id="32"/>
       <w:r>
         <w:t xml:space="preserve">7.7 Firewall de Windows en el propio servidor</w:t>
       </w:r>
-      <w:bookmarkEnd w:id="31"/>
+      <w:bookmarkEnd w:id="32"/>
     </w:p>
     <w:p>
       <w:pPr>
@@ -7317,11 +7691,11 @@
         <w:pStyle w:val="Heading1"/>
         <w:spacing w:after="200" w:before="400"/>
       </w:pPr>
-      <w:bookmarkStart w:name="_Toc32" w:id="32"/>
+      <w:bookmarkStart w:name="_Toc33" w:id="33"/>
       <w:r>
         <w:t xml:space="preserve">8. DNS</w:t>
       </w:r>
-      <w:bookmarkEnd w:id="32"/>
+      <w:bookmarkEnd w:id="33"/>
     </w:p>
     <w:p>
       <w:pPr>
@@ -7611,11 +7985,11 @@
         <w:pStyle w:val="Heading1"/>
         <w:spacing w:after="200" w:before="400"/>
       </w:pPr>
-      <w:bookmarkStart w:name="_Toc33" w:id="33"/>
+      <w:bookmarkStart w:name="_Toc34" w:id="34"/>
       <w:r>
         <w:t xml:space="preserve">9. Validación y pruebas de aceptación</w:t>
       </w:r>
-      <w:bookmarkEnd w:id="33"/>
+      <w:bookmarkEnd w:id="34"/>
     </w:p>
     <w:p>
       <w:pPr>
@@ -7802,11 +8176,11 @@
         <w:pStyle w:val="Heading1"/>
         <w:spacing w:after="200" w:before="400"/>
       </w:pPr>
-      <w:bookmarkStart w:name="_Toc34" w:id="34"/>
+      <w:bookmarkStart w:name="_Toc35" w:id="35"/>
       <w:r>
         <w:t xml:space="preserve">Anexo A — Variables de entorno (.env) de referencia</w:t>
       </w:r>
-      <w:bookmarkEnd w:id="34"/>
+      <w:bookmarkEnd w:id="35"/>
     </w:p>
     <w:p>
       <w:pPr>
@@ -9085,22 +9459,22 @@
         <w:pStyle w:val="Heading1"/>
         <w:spacing w:after="200" w:before="400"/>
       </w:pPr>
-      <w:bookmarkStart w:name="_Toc35" w:id="35"/>
+      <w:bookmarkStart w:name="_Toc36" w:id="36"/>
       <w:r>
         <w:t xml:space="preserve">Anexo B — Comandos de referencia rápida</w:t>
       </w:r>
-      <w:bookmarkEnd w:id="35"/>
+      <w:bookmarkEnd w:id="36"/>
     </w:p>
     <w:p>
       <w:pPr>
         <w:pStyle w:val="Heading3"/>
         <w:spacing w:after="100" w:before="200"/>
       </w:pPr>
-      <w:bookmarkStart w:name="_Toc36" w:id="36"/>
+      <w:bookmarkStart w:name="_Toc37" w:id="37"/>
       <w:r>
         <w:t xml:space="preserve">Backend</w:t>
       </w:r>
-      <w:bookmarkEnd w:id="36"/>
+      <w:bookmarkEnd w:id="37"/>
     </w:p>
     <w:tbl>
       <w:tblPr>
@@ -9192,11 +9566,11 @@
         <w:pStyle w:val="Heading3"/>
         <w:spacing w:after="100" w:before="200"/>
       </w:pPr>
-      <w:bookmarkStart w:name="_Toc37" w:id="37"/>
+      <w:bookmarkStart w:name="_Toc38" w:id="38"/>
       <w:r>
         <w:t xml:space="preserve">Base de datos</w:t>
       </w:r>
-      <w:bookmarkEnd w:id="37"/>
+      <w:bookmarkEnd w:id="38"/>
     </w:p>
     <w:tbl>
       <w:tblPr>
@@ -9288,11 +9662,11 @@
         <w:pStyle w:val="Heading3"/>
         <w:spacing w:after="100" w:before="200"/>
       </w:pPr>
-      <w:bookmarkStart w:name="_Toc38" w:id="38"/>
+      <w:bookmarkStart w:name="_Toc39" w:id="39"/>
       <w:r>
         <w:t xml:space="preserve">Sincronización SharePoint</w:t>
       </w:r>
-      <w:bookmarkEnd w:id="38"/>
+      <w:bookmarkEnd w:id="39"/>
     </w:p>
     <w:tbl>
       <w:tblPr>
@@ -9370,11 +9744,11 @@
         <w:pStyle w:val="Heading3"/>
         <w:spacing w:after="100" w:before="200"/>
       </w:pPr>
-      <w:bookmarkStart w:name="_Toc39" w:id="39"/>
+      <w:bookmarkStart w:name="_Toc40" w:id="40"/>
       <w:r>
         <w:t xml:space="preserve">Frontend</w:t>
       </w:r>
-      <w:bookmarkEnd w:id="39"/>
+      <w:bookmarkEnd w:id="40"/>
     </w:p>
     <w:tbl>
       <w:tblPr>
@@ -9452,11 +9826,11 @@
         <w:pStyle w:val="Heading1"/>
         <w:spacing w:after="200" w:before="400"/>
       </w:pPr>
-      <w:bookmarkStart w:name="_Toc40" w:id="40"/>
+      <w:bookmarkStart w:name="_Toc41" w:id="41"/>
       <w:r>
         <w:t xml:space="preserve">10. Riesgos y pendientes conocidos</w:t>
       </w:r>
-      <w:bookmarkEnd w:id="40"/>
+      <w:bookmarkEnd w:id="41"/>
     </w:p>
     <w:tbl>
       <w:tblPr>

--- a/docs/Guia_Instalacion_mIA_Preproduccion.docx
+++ b/docs/Guia_Instalacion_mIA_Preproduccion.docx
@@ -4126,7 +4126,7 @@
                 <w:sz w:val="20"/>
                 <w:szCs w:val="20"/>
               </w:rPr>
-              <w:t xml:space="preserve">Última</w:t>
+              <w:t xml:space="preserve">2.24</w:t>
             </w:r>
           </w:p>
         </w:tc>
@@ -5415,6 +5415,19 @@
         <w:t xml:space="preserve">Paso 10 — Registrar el backend como servicio de Windows (NSSM)</w:t>
       </w:r>
       <w:bookmarkEnd w:id="18"/>
+    </w:p>
+    <w:p>
+      <w:pPr>
+        <w:spacing w:after="160" w:line="276"/>
+      </w:pPr>
+      <w:r>
+        <w:rPr>
+          <w:rFonts w:ascii="Calibri" w:cs="Calibri" w:eastAsia="Calibri" w:hAnsi="Calibri"/>
+          <w:sz w:val="22"/>
+          <w:szCs w:val="22"/>
+        </w:rPr>
+        <w:t xml:space="preserve">Descomprime la release oficial (nssm 2.24, de nssm.cc) en una ruta estable del servidor, por ejemplo C:\apps\nssm\, y usa el ejecutable de win64\nssm.exe:</w:t>
+      </w:r>
     </w:p>
     <w:tbl>
       <w:tblPr>
@@ -6007,7 +6020,7 @@
                 <w:sz w:val="20"/>
                 <w:szCs w:val="20"/>
               </w:rPr>
-              <w:t xml:space="preserve">LTS (20.x o superior)</w:t>
+              <w:t xml:space="preserve">v24.22.0 LTS "Krypton"</w:t>
             </w:r>
           </w:p>
         </w:tc>
@@ -6038,7 +6051,7 @@
                 <w:sz w:val="20"/>
                 <w:szCs w:val="20"/>
               </w:rPr>
-              <w:t xml:space="preserve">Entorno de compilación de Vite. Instalador oficial desde nodejs.org</w:t>
+              <w:t xml:space="preserve">Entorno de compilación de Vite. Instalador oficial (.msi) desde nodejs.org</w:t>
             </w:r>
           </w:p>
         </w:tc>
@@ -6731,17 +6744,226 @@
           <w:sz w:val="22"/>
           <w:szCs w:val="22"/>
         </w:rPr>
-        <w:t xml:space="preserve">Si no están ya instalados en el servidor, descarga e instala, desde el sitio oficial de IIS (iis.net), los módulos:</w:t>
-      </w:r>
-    </w:p>
-    <w:p>
-      <w:pPr>
-        <w:pStyle w:val="ListParagraph"/>
-        <w:numPr>
-          <w:ilvl w:val="0"/>
-          <w:numId w:val="2"/>
-        </w:numPr>
-        <w:spacing w:after="100"/>
+        <w:t xml:space="preserve">Si no están ya instalados en el servidor, descarga e instala, desde Microsoft, los dos módulos (en este orden: primero URL Rewrite, después ARR) y reinicia IIS (iisreset) al terminar:</w:t>
+      </w:r>
+    </w:p>
+    <w:tbl>
+      <w:tblPr>
+        <w:tblW w:type="dxa" w:w="9026"/>
+        <w:tblBorders>
+          <w:top w:val="single" w:color="auto" w:sz="4"/>
+          <w:left w:val="single" w:color="auto" w:sz="4"/>
+          <w:bottom w:val="single" w:color="auto" w:sz="4"/>
+          <w:right w:val="single" w:color="auto" w:sz="4"/>
+          <w:insideH w:val="single" w:color="auto" w:sz="4"/>
+          <w:insideV w:val="single" w:color="auto" w:sz="4"/>
+        </w:tblBorders>
+      </w:tblPr>
+      <w:tblGrid>
+        <w:gridCol w:w="2300"/>
+        <w:gridCol w:w="6726"/>
+      </w:tblGrid>
+      <w:tr>
+        <w:trPr>
+          <w:tblHeader/>
+        </w:trPr>
+        <w:tc>
+          <w:tcPr>
+            <w:tcW w:type="dxa" w:w="2300"/>
+            <w:tcBorders>
+              <w:top w:val="single" w:color="B7C6E6" w:sz="4"/>
+              <w:left w:val="single" w:color="B7C6E6" w:sz="4"/>
+              <w:bottom w:val="single" w:color="B7C6E6" w:sz="4"/>
+              <w:right w:val="single" w:color="B7C6E6" w:sz="4"/>
+            </w:tcBorders>
+            <w:shd w:fill="1F3864" w:val="clear"/>
+            <w:tcMar>
+              <w:top w:type="dxa" w:w="100"/>
+              <w:left w:type="dxa" w:w="140"/>
+              <w:bottom w:type="dxa" w:w="100"/>
+              <w:right w:type="dxa" w:w="140"/>
+            </w:tcMar>
+            <w:vAlign w:val="center"/>
+          </w:tcPr>
+          <w:p>
+            <w:r>
+              <w:rPr>
+                <w:rFonts w:ascii="Calibri" w:cs="Calibri" w:eastAsia="Calibri" w:hAnsi="Calibri"/>
+                <w:b/>
+                <w:bCs/>
+                <w:color w:val="FFFFFF"/>
+                <w:sz w:val="20"/>
+                <w:szCs w:val="20"/>
+              </w:rPr>
+              <w:t xml:space="preserve">Módulo</w:t>
+            </w:r>
+          </w:p>
+        </w:tc>
+        <w:tc>
+          <w:tcPr>
+            <w:tcW w:type="dxa" w:w="6726"/>
+            <w:tcBorders>
+              <w:top w:val="single" w:color="B7C6E6" w:sz="4"/>
+              <w:left w:val="single" w:color="B7C6E6" w:sz="4"/>
+              <w:bottom w:val="single" w:color="B7C6E6" w:sz="4"/>
+              <w:right w:val="single" w:color="B7C6E6" w:sz="4"/>
+            </w:tcBorders>
+            <w:shd w:fill="1F3864" w:val="clear"/>
+            <w:tcMar>
+              <w:top w:type="dxa" w:w="100"/>
+              <w:left w:type="dxa" w:w="140"/>
+              <w:bottom w:type="dxa" w:w="100"/>
+              <w:right w:type="dxa" w:w="140"/>
+            </w:tcMar>
+            <w:vAlign w:val="center"/>
+          </w:tcPr>
+          <w:p>
+            <w:r>
+              <w:rPr>
+                <w:rFonts w:ascii="Calibri" w:cs="Calibri" w:eastAsia="Calibri" w:hAnsi="Calibri"/>
+                <w:b/>
+                <w:bCs/>
+                <w:color w:val="FFFFFF"/>
+                <w:sz w:val="20"/>
+                <w:szCs w:val="20"/>
+              </w:rPr>
+              <w:t xml:space="preserve">Instalador (x64)</w:t>
+            </w:r>
+          </w:p>
+        </w:tc>
+      </w:tr>
+      <w:tr>
+        <w:tc>
+          <w:tcPr>
+            <w:tcW w:type="dxa" w:w="2300"/>
+            <w:tcBorders>
+              <w:top w:val="single" w:color="B7C6E6" w:sz="4"/>
+              <w:left w:val="single" w:color="B7C6E6" w:sz="4"/>
+              <w:bottom w:val="single" w:color="B7C6E6" w:sz="4"/>
+              <w:right w:val="single" w:color="B7C6E6" w:sz="4"/>
+            </w:tcBorders>
+            <w:shd w:fill="FFFFFF" w:val="clear"/>
+            <w:tcMar>
+              <w:top w:type="dxa" w:w="90"/>
+              <w:left w:type="dxa" w:w="140"/>
+              <w:bottom w:type="dxa" w:w="90"/>
+              <w:right w:type="dxa" w:w="140"/>
+            </w:tcMar>
+            <w:vAlign w:val="center"/>
+          </w:tcPr>
+          <w:p>
+            <w:r>
+              <w:rPr>
+                <w:rFonts w:ascii="Calibri" w:cs="Calibri" w:eastAsia="Calibri" w:hAnsi="Calibri"/>
+                <w:b w:val="false"/>
+                <w:bCs w:val="false"/>
+                <w:sz w:val="20"/>
+                <w:szCs w:val="20"/>
+              </w:rPr>
+              <w:t xml:space="preserve">URL Rewrite 2.1</w:t>
+            </w:r>
+          </w:p>
+        </w:tc>
+        <w:tc>
+          <w:tcPr>
+            <w:tcW w:type="dxa" w:w="6726"/>
+            <w:tcBorders>
+              <w:top w:val="single" w:color="B7C6E6" w:sz="4"/>
+              <w:left w:val="single" w:color="B7C6E6" w:sz="4"/>
+              <w:bottom w:val="single" w:color="B7C6E6" w:sz="4"/>
+              <w:right w:val="single" w:color="B7C6E6" w:sz="4"/>
+            </w:tcBorders>
+            <w:shd w:fill="FFFFFF" w:val="clear"/>
+            <w:tcMar>
+              <w:top w:type="dxa" w:w="90"/>
+              <w:left w:type="dxa" w:w="140"/>
+              <w:bottom w:type="dxa" w:w="90"/>
+              <w:right w:type="dxa" w:w="140"/>
+            </w:tcMar>
+            <w:vAlign w:val="center"/>
+          </w:tcPr>
+          <w:p>
+            <w:r>
+              <w:rPr>
+                <w:rFonts w:ascii="Calibri" w:cs="Calibri" w:eastAsia="Calibri" w:hAnsi="Calibri"/>
+                <w:b w:val="false"/>
+                <w:bCs w:val="false"/>
+                <w:sz w:val="20"/>
+                <w:szCs w:val="20"/>
+              </w:rPr>
+              <w:t xml:space="preserve">rewrite_amd64_en-US.msi — download.microsoft.com</w:t>
+            </w:r>
+          </w:p>
+        </w:tc>
+      </w:tr>
+      <w:tr>
+        <w:tc>
+          <w:tcPr>
+            <w:tcW w:type="dxa" w:w="2300"/>
+            <w:tcBorders>
+              <w:top w:val="single" w:color="B7C6E6" w:sz="4"/>
+              <w:left w:val="single" w:color="B7C6E6" w:sz="4"/>
+              <w:bottom w:val="single" w:color="B7C6E6" w:sz="4"/>
+              <w:right w:val="single" w:color="B7C6E6" w:sz="4"/>
+            </w:tcBorders>
+            <w:shd w:fill="F2F2F2" w:val="clear"/>
+            <w:tcMar>
+              <w:top w:type="dxa" w:w="90"/>
+              <w:left w:type="dxa" w:w="140"/>
+              <w:bottom w:type="dxa" w:w="90"/>
+              <w:right w:type="dxa" w:w="140"/>
+            </w:tcMar>
+            <w:vAlign w:val="center"/>
+          </w:tcPr>
+          <w:p>
+            <w:r>
+              <w:rPr>
+                <w:rFonts w:ascii="Calibri" w:cs="Calibri" w:eastAsia="Calibri" w:hAnsi="Calibri"/>
+                <w:b w:val="false"/>
+                <w:bCs w:val="false"/>
+                <w:sz w:val="20"/>
+                <w:szCs w:val="20"/>
+              </w:rPr>
+              <w:t xml:space="preserve">Application Request Routing (ARR) 3.0</w:t>
+            </w:r>
+          </w:p>
+        </w:tc>
+        <w:tc>
+          <w:tcPr>
+            <w:tcW w:type="dxa" w:w="6726"/>
+            <w:tcBorders>
+              <w:top w:val="single" w:color="B7C6E6" w:sz="4"/>
+              <w:left w:val="single" w:color="B7C6E6" w:sz="4"/>
+              <w:bottom w:val="single" w:color="B7C6E6" w:sz="4"/>
+              <w:right w:val="single" w:color="B7C6E6" w:sz="4"/>
+            </w:tcBorders>
+            <w:shd w:fill="F2F2F2" w:val="clear"/>
+            <w:tcMar>
+              <w:top w:type="dxa" w:w="90"/>
+              <w:left w:type="dxa" w:w="140"/>
+              <w:bottom w:type="dxa" w:w="90"/>
+              <w:right w:type="dxa" w:w="140"/>
+            </w:tcMar>
+            <w:vAlign w:val="center"/>
+          </w:tcPr>
+          <w:p>
+            <w:r>
+              <w:rPr>
+                <w:rFonts w:ascii="Calibri" w:cs="Calibri" w:eastAsia="Calibri" w:hAnsi="Calibri"/>
+                <w:b w:val="false"/>
+                <w:bCs w:val="false"/>
+                <w:sz w:val="20"/>
+                <w:szCs w:val="20"/>
+              </w:rPr>
+              <w:t xml:space="preserve">requestRouter_amd64.msi — download.microsoft.com</w:t>
+            </w:r>
+          </w:p>
+        </w:tc>
+      </w:tr>
+    </w:tbl>
+    <w:p>
+      <w:pPr>
+        <w:spacing w:after="160" w:line="276"/>
       </w:pPr>
       <w:r>
         <w:rPr>
@@ -6749,27 +6971,94 @@
           <w:sz w:val="22"/>
           <w:szCs w:val="22"/>
         </w:rPr>
-        <w:t xml:space="preserve">URL Rewrite</w:t>
-      </w:r>
-    </w:p>
-    <w:p>
-      <w:pPr>
-        <w:pStyle w:val="ListParagraph"/>
-        <w:numPr>
-          <w:ilvl w:val="0"/>
-          <w:numId w:val="2"/>
-        </w:numPr>
-        <w:spacing w:after="100"/>
-      </w:pPr>
-      <w:r>
-        <w:rPr>
-          <w:rFonts w:ascii="Calibri" w:cs="Calibri" w:eastAsia="Calibri" w:hAnsi="Calibri"/>
-          <w:sz w:val="22"/>
-          <w:szCs w:val="22"/>
-        </w:rPr>
-        <w:t xml:space="preserve">Application Request Routing (ARR)</w:t>
-      </w:r>
-    </w:p>
+        <w:t xml:space="preserve">Verifica la integridad del instalador antes de ejecutarlo en el servidor, comparando su hash SHA1 contra el valor publicado:</w:t>
+      </w:r>
+    </w:p>
+    <w:tbl>
+      <w:tblPr>
+        <w:tblW w:type="pct" w:w="5000"/>
+        <w:tblBorders>
+          <w:top w:val="single" w:color="auto" w:sz="4"/>
+          <w:left w:val="single" w:color="auto" w:sz="4"/>
+          <w:bottom w:val="single" w:color="auto" w:sz="4"/>
+          <w:right w:val="single" w:color="auto" w:sz="4"/>
+          <w:insideH w:val="single" w:color="auto" w:sz="4"/>
+          <w:insideV w:val="single" w:color="auto" w:sz="4"/>
+        </w:tblBorders>
+      </w:tblPr>
+      <w:tblGrid>
+        <w:gridCol w:w="9026"/>
+      </w:tblGrid>
+      <w:tr>
+        <w:tc>
+          <w:tcPr>
+            <w:shd w:fill="2B2B2B" w:val="clear"/>
+            <w:tcMar>
+              <w:top w:type="dxa" w:w="140"/>
+              <w:left w:type="dxa" w:w="200"/>
+              <w:bottom w:type="dxa" w:w="140"/>
+              <w:right w:type="dxa" w:w="200"/>
+            </w:tcMar>
+          </w:tcPr>
+          <w:p>
+            <w:pPr>
+              <w:spacing w:after="0"/>
+            </w:pPr>
+            <w:r>
+              <w:rPr>
+                <w:rFonts w:ascii="Consolas" w:cs="Consolas" w:eastAsia="Consolas" w:hAnsi="Consolas"/>
+                <w:color w:val="E8E8E8"/>
+                <w:sz w:val="19"/>
+                <w:szCs w:val="19"/>
+              </w:rPr>
+              <w:t xml:space="preserve">Get-FileHash rewrite_amd64_en-US.msi -Algorithm SHA1</w:t>
+            </w:r>
+          </w:p>
+          <w:p>
+            <w:pPr>
+              <w:spacing w:after="0"/>
+            </w:pPr>
+            <w:r>
+              <w:rPr>
+                <w:rFonts w:ascii="Consolas" w:cs="Consolas" w:eastAsia="Consolas" w:hAnsi="Consolas"/>
+                <w:color w:val="E8E8E8"/>
+                <w:sz w:val="19"/>
+                <w:szCs w:val="19"/>
+              </w:rPr>
+              <w:t xml:space="preserve">  # 8F41A67FA49110155969DCCFF265B8623A66448F</w:t>
+            </w:r>
+          </w:p>
+          <w:p>
+            <w:pPr>
+              <w:spacing w:after="0"/>
+            </w:pPr>
+            <w:r>
+              <w:rPr>
+                <w:rFonts w:ascii="Consolas" w:cs="Consolas" w:eastAsia="Consolas" w:hAnsi="Consolas"/>
+                <w:color w:val="E8E8E8"/>
+                <w:sz w:val="19"/>
+                <w:szCs w:val="19"/>
+              </w:rPr>
+              <w:t xml:space="preserve">Get-FileHash requestRouter_amd64.msi -Algorithm SHA1</w:t>
+            </w:r>
+          </w:p>
+          <w:p>
+            <w:pPr>
+              <w:spacing w:after="0"/>
+            </w:pPr>
+            <w:r>
+              <w:rPr>
+                <w:rFonts w:ascii="Consolas" w:cs="Consolas" w:eastAsia="Consolas" w:hAnsi="Consolas"/>
+                <w:color w:val="E8E8E8"/>
+                <w:sz w:val="19"/>
+                <w:szCs w:val="19"/>
+              </w:rPr>
+              <w:t xml:space="preserve">  # 8B258C3D62AC41192F1D01BA9FCFEDD8421320BA</w:t>
+            </w:r>
+          </w:p>
+        </w:tc>
+      </w:tr>
+    </w:tbl>
     <w:p>
       <w:pPr>
         <w:spacing w:after="160" w:line="276"/>

--- a/docs/Guia_Instalacion_mIA_Preproduccion.docx
+++ b/docs/Guia_Instalacion_mIA_Preproduccion.docx
@@ -926,7 +926,7 @@
           </w:pPr>
           <w:hyperlink w:history="1" w:anchor="_Toc23">
             <w:r>
-              <w:t xml:space="preserve">Paso 1 — Instalar dependencias y compilar</w:t>
+              <w:t xml:space="preserve">Paso 1 — Instalar Node.js</w:t>
             </w:r>
             <w:r>
               <w:tab/>
@@ -949,7 +949,7 @@
           </w:pPr>
           <w:hyperlink w:history="1" w:anchor="_Toc24">
             <w:r>
-              <w:t xml:space="preserve">Paso 2 — Publicar el contenido compilado</w:t>
+              <w:t xml:space="preserve">Paso 2 — Instalar dependencias y compilar</w:t>
             </w:r>
             <w:r>
               <w:tab/>
@@ -957,6 +957,29 @@
             <w:r>
               <w:fldChar w:fldCharType="begin" w:dirty="true"/>
               <w:instrText xml:space="preserve">PAGEREF _Toc24 \h</w:instrText>
+              <w:fldChar w:fldCharType="separate"/>
+              <w:fldChar w:fldCharType="end"/>
+            </w:r>
+          </w:hyperlink>
+        </w:p>
+        <w:p>
+          <w:pPr>
+            <w:pStyle w:val="TOC3"/>
+            <w:tabs>
+              <w:tab w:val="right" w:pos="9026" w:leader="dot"/>
+            </w:tabs>
+            <w:ind w:left="440"/>
+          </w:pPr>
+          <w:hyperlink w:history="1" w:anchor="_Toc25">
+            <w:r>
+              <w:t xml:space="preserve">Paso 3 — Publicar el contenido compilado</w:t>
+            </w:r>
+            <w:r>
+              <w:tab/>
+            </w:r>
+            <w:r>
+              <w:fldChar w:fldCharType="begin" w:dirty="true"/>
+              <w:instrText xml:space="preserve">PAGEREF _Toc25 \h</w:instrText>
               <w:fldChar w:fldCharType="separate"/>
               <w:fldChar w:fldCharType="end"/>
             </w:r>
@@ -969,32 +992,9 @@
               <w:tab w:val="right" w:pos="9026" w:leader="dot"/>
             </w:tabs>
           </w:pPr>
-          <w:hyperlink w:history="1" w:anchor="_Toc25">
+          <w:hyperlink w:history="1" w:anchor="_Toc26">
             <w:r>
               <w:t xml:space="preserve">7. Configuración de IIS: sitio, binding y proxy inverso</w:t>
-            </w:r>
-            <w:r>
-              <w:tab/>
-            </w:r>
-            <w:r>
-              <w:fldChar w:fldCharType="begin" w:dirty="true"/>
-              <w:instrText xml:space="preserve">PAGEREF _Toc25 \h</w:instrText>
-              <w:fldChar w:fldCharType="separate"/>
-              <w:fldChar w:fldCharType="end"/>
-            </w:r>
-          </w:hyperlink>
-        </w:p>
-        <w:p>
-          <w:pPr>
-            <w:pStyle w:val="TOC2"/>
-            <w:tabs>
-              <w:tab w:val="right" w:pos="9026" w:leader="dot"/>
-            </w:tabs>
-            <w:ind w:left="220"/>
-          </w:pPr>
-          <w:hyperlink w:history="1" w:anchor="_Toc26">
-            <w:r>
-              <w:t xml:space="preserve">7.1 Crear el sitio IIS para mIA</w:t>
             </w:r>
             <w:r>
               <w:tab/>
@@ -1017,7 +1017,7 @@
           </w:pPr>
           <w:hyperlink w:history="1" w:anchor="_Toc27">
             <w:r>
-              <w:t xml:space="preserve">7.2 Certificado SSL</w:t>
+              <w:t xml:space="preserve">7.1 Crear el sitio IIS para mIA</w:t>
             </w:r>
             <w:r>
               <w:tab/>
@@ -1040,7 +1040,7 @@
           </w:pPr>
           <w:hyperlink w:history="1" w:anchor="_Toc28">
             <w:r>
-              <w:t xml:space="preserve">7.3 Instalar los módulos ARR y URL Rewrite</w:t>
+              <w:t xml:space="preserve">7.2 Certificado SSL</w:t>
             </w:r>
             <w:r>
               <w:tab/>
@@ -1063,7 +1063,7 @@
           </w:pPr>
           <w:hyperlink w:history="1" w:anchor="_Toc29">
             <w:r>
-              <w:t xml:space="preserve">7.4 Regla de proxy inverso hacia el backend</w:t>
+              <w:t xml:space="preserve">7.3 Instalar los módulos ARR y URL Rewrite</w:t>
             </w:r>
             <w:r>
               <w:tab/>
@@ -1086,7 +1086,7 @@
           </w:pPr>
           <w:hyperlink w:history="1" w:anchor="_Toc30">
             <w:r>
-              <w:t xml:space="preserve">7.5 Redirección HTTP → HTTPS</w:t>
+              <w:t xml:space="preserve">7.4 Regla de proxy inverso hacia el backend</w:t>
             </w:r>
             <w:r>
               <w:tab/>
@@ -1109,7 +1109,7 @@
           </w:pPr>
           <w:hyperlink w:history="1" w:anchor="_Toc31">
             <w:r>
-              <w:t xml:space="preserve">7.6 Publicación del frontend y la ruta /mia/</w:t>
+              <w:t xml:space="preserve">7.5 Redirección HTTP → HTTPS</w:t>
             </w:r>
             <w:r>
               <w:tab/>
@@ -1132,7 +1132,7 @@
           </w:pPr>
           <w:hyperlink w:history="1" w:anchor="_Toc32">
             <w:r>
-              <w:t xml:space="preserve">7.7 Firewall de Windows en el propio servidor</w:t>
+              <w:t xml:space="preserve">7.6 Publicación del frontend y la ruta /mia/</w:t>
             </w:r>
             <w:r>
               <w:tab/>
@@ -1147,14 +1147,15 @@
         </w:p>
         <w:p>
           <w:pPr>
-            <w:pStyle w:val="TOC1"/>
+            <w:pStyle w:val="TOC2"/>
             <w:tabs>
               <w:tab w:val="right" w:pos="9026" w:leader="dot"/>
             </w:tabs>
+            <w:ind w:left="220"/>
           </w:pPr>
           <w:hyperlink w:history="1" w:anchor="_Toc33">
             <w:r>
-              <w:t xml:space="preserve">8. DNS</w:t>
+              <w:t xml:space="preserve">7.7 Firewall de Windows en el propio servidor</w:t>
             </w:r>
             <w:r>
               <w:tab/>
@@ -1176,7 +1177,7 @@
           </w:pPr>
           <w:hyperlink w:history="1" w:anchor="_Toc34">
             <w:r>
-              <w:t xml:space="preserve">9. Validación y pruebas de aceptación</w:t>
+              <w:t xml:space="preserve">8. DNS</w:t>
             </w:r>
             <w:r>
               <w:tab/>
@@ -1198,7 +1199,7 @@
           </w:pPr>
           <w:hyperlink w:history="1" w:anchor="_Toc35">
             <w:r>
-              <w:t xml:space="preserve">Anexo A — Variables de entorno (.env) de referencia</w:t>
+              <w:t xml:space="preserve">9. Validación y pruebas de aceptación</w:t>
             </w:r>
             <w:r>
               <w:tab/>
@@ -1220,7 +1221,7 @@
           </w:pPr>
           <w:hyperlink w:history="1" w:anchor="_Toc36">
             <w:r>
-              <w:t xml:space="preserve">Anexo B — Comandos de referencia rápida</w:t>
+              <w:t xml:space="preserve">Anexo A — Variables de entorno (.env) de referencia</w:t>
             </w:r>
             <w:r>
               <w:tab/>
@@ -1235,15 +1236,14 @@
         </w:p>
         <w:p>
           <w:pPr>
-            <w:pStyle w:val="TOC3"/>
+            <w:pStyle w:val="TOC1"/>
             <w:tabs>
               <w:tab w:val="right" w:pos="9026" w:leader="dot"/>
             </w:tabs>
-            <w:ind w:left="440"/>
           </w:pPr>
           <w:hyperlink w:history="1" w:anchor="_Toc37">
             <w:r>
-              <w:t xml:space="preserve">Backend</w:t>
+              <w:t xml:space="preserve">Anexo B — Comandos de referencia rápida</w:t>
             </w:r>
             <w:r>
               <w:tab/>
@@ -1266,7 +1266,7 @@
           </w:pPr>
           <w:hyperlink w:history="1" w:anchor="_Toc38">
             <w:r>
-              <w:t xml:space="preserve">Base de datos</w:t>
+              <w:t xml:space="preserve">Backend</w:t>
             </w:r>
             <w:r>
               <w:tab/>
@@ -1289,7 +1289,7 @@
           </w:pPr>
           <w:hyperlink w:history="1" w:anchor="_Toc39">
             <w:r>
-              <w:t xml:space="preserve">Sincronización SharePoint</w:t>
+              <w:t xml:space="preserve">Base de datos</w:t>
             </w:r>
             <w:r>
               <w:tab/>
@@ -1312,7 +1312,7 @@
           </w:pPr>
           <w:hyperlink w:history="1" w:anchor="_Toc40">
             <w:r>
-              <w:t xml:space="preserve">Frontend</w:t>
+              <w:t xml:space="preserve">Sincronización SharePoint</w:t>
             </w:r>
             <w:r>
               <w:tab/>
@@ -1320,6 +1320,29 @@
             <w:r>
               <w:fldChar w:fldCharType="begin" w:dirty="true"/>
               <w:instrText xml:space="preserve">PAGEREF _Toc40 \h</w:instrText>
+              <w:fldChar w:fldCharType="separate"/>
+              <w:fldChar w:fldCharType="end"/>
+            </w:r>
+          </w:hyperlink>
+        </w:p>
+        <w:p>
+          <w:pPr>
+            <w:pStyle w:val="TOC3"/>
+            <w:tabs>
+              <w:tab w:val="right" w:pos="9026" w:leader="dot"/>
+            </w:tabs>
+            <w:ind w:left="440"/>
+          </w:pPr>
+          <w:hyperlink w:history="1" w:anchor="_Toc41">
+            <w:r>
+              <w:t xml:space="preserve">Frontend</w:t>
+            </w:r>
+            <w:r>
+              <w:tab/>
+            </w:r>
+            <w:r>
+              <w:fldChar w:fldCharType="begin" w:dirty="true"/>
+              <w:instrText xml:space="preserve">PAGEREF _Toc41 \h</w:instrText>
               <w:fldChar w:fldCharType="separate"/>
               <w:fldChar w:fldCharType="end"/>
             </w:r>
@@ -1332,7 +1355,29 @@
               <w:tab w:val="right" w:pos="9026" w:leader="dot"/>
             </w:tabs>
           </w:pPr>
-          <w:hyperlink w:history="1" w:anchor="_Toc41">
+          <w:hyperlink w:history="1" w:anchor="_Toc42">
+            <w:r>
+              <w:t xml:space="preserve">Anexo C — Ficheros de instalación (versión y verificación)</w:t>
+            </w:r>
+            <w:r>
+              <w:tab/>
+            </w:r>
+            <w:r>
+              <w:fldChar w:fldCharType="begin" w:dirty="true"/>
+              <w:instrText xml:space="preserve">PAGEREF _Toc42 \h</w:instrText>
+              <w:fldChar w:fldCharType="separate"/>
+              <w:fldChar w:fldCharType="end"/>
+            </w:r>
+          </w:hyperlink>
+        </w:p>
+        <w:p>
+          <w:pPr>
+            <w:pStyle w:val="TOC1"/>
+            <w:tabs>
+              <w:tab w:val="right" w:pos="9026" w:leader="dot"/>
+            </w:tabs>
+          </w:pPr>
+          <w:hyperlink w:history="1" w:anchor="_Toc43">
             <w:r>
               <w:t xml:space="preserve">10. Riesgos y pendientes conocidos</w:t>
             </w:r>
@@ -1341,7 +1386,7 @@
             </w:r>
             <w:r>
               <w:fldChar w:fldCharType="begin" w:dirty="true"/>
-              <w:instrText xml:space="preserve">PAGEREF _Toc41 \h</w:instrText>
+              <w:instrText xml:space="preserve">PAGEREF _Toc43 \h</w:instrText>
               <w:fldChar w:fldCharType="separate"/>
               <w:fldChar w:fldCharType="end"/>
             </w:r>
@@ -4389,9 +4434,107 @@
           <w:sz w:val="22"/>
           <w:szCs w:val="22"/>
         </w:rPr>
-        <w:t xml:space="preserve">Ejecuta el instalador oficial de EDB para Windows: postgresql-17.11-5-windows-x64.exe. Anota el puerto (5432 por defecto) y la contraseña del usuario postgres.</w:t>
-      </w:r>
-    </w:p>
+        <w:t xml:space="preserve">Ejecuta postgresql-17.11-5-windows-x64.exe (instalador oficial de EDB). En el asistente: directorio de instalación por defecto, componentes "PostgreSQL Server" + "Command Line Tools" (puedes desmarcar pgAdmin y Stack Builder si no los vas a usar), puerto 5432, locale "Spanish, Spain" o "Default locale", y la contraseña del usuario postgres.</w:t>
+      </w:r>
+    </w:p>
+    <w:p>
+      <w:pPr>
+        <w:spacing w:after="160" w:line="276"/>
+      </w:pPr>
+      <w:r>
+        <w:rPr>
+          <w:rFonts w:ascii="Calibri" w:cs="Calibri" w:eastAsia="Calibri" w:hAnsi="Calibri"/>
+          <w:sz w:val="22"/>
+          <w:szCs w:val="22"/>
+        </w:rPr>
+        <w:t xml:space="preserve">Alternativa en modo desatendido (sin asistente gráfico), ejecutado como administrador:</w:t>
+      </w:r>
+    </w:p>
+    <w:tbl>
+      <w:tblPr>
+        <w:tblW w:type="pct" w:w="5000"/>
+        <w:tblBorders>
+          <w:top w:val="single" w:color="auto" w:sz="4"/>
+          <w:left w:val="single" w:color="auto" w:sz="4"/>
+          <w:bottom w:val="single" w:color="auto" w:sz="4"/>
+          <w:right w:val="single" w:color="auto" w:sz="4"/>
+          <w:insideH w:val="single" w:color="auto" w:sz="4"/>
+          <w:insideV w:val="single" w:color="auto" w:sz="4"/>
+        </w:tblBorders>
+      </w:tblPr>
+      <w:tblGrid>
+        <w:gridCol w:w="9026"/>
+      </w:tblGrid>
+      <w:tr>
+        <w:tc>
+          <w:tcPr>
+            <w:shd w:fill="2B2B2B" w:val="clear"/>
+            <w:tcMar>
+              <w:top w:type="dxa" w:w="140"/>
+              <w:left w:type="dxa" w:w="200"/>
+              <w:bottom w:type="dxa" w:w="140"/>
+              <w:right w:type="dxa" w:w="200"/>
+            </w:tcMar>
+          </w:tcPr>
+          <w:p>
+            <w:pPr>
+              <w:spacing w:after="0"/>
+            </w:pPr>
+            <w:r>
+              <w:rPr>
+                <w:rFonts w:ascii="Consolas" w:cs="Consolas" w:eastAsia="Consolas" w:hAnsi="Consolas"/>
+                <w:color w:val="E8E8E8"/>
+                <w:sz w:val="19"/>
+                <w:szCs w:val="19"/>
+              </w:rPr>
+              <w:t xml:space="preserve">postgresql-17.11-5-windows-x64.exe --mode unattended ^</w:t>
+            </w:r>
+          </w:p>
+          <w:p>
+            <w:pPr>
+              <w:spacing w:after="0"/>
+            </w:pPr>
+            <w:r>
+              <w:rPr>
+                <w:rFonts w:ascii="Consolas" w:cs="Consolas" w:eastAsia="Consolas" w:hAnsi="Consolas"/>
+                <w:color w:val="E8E8E8"/>
+                <w:sz w:val="19"/>
+                <w:szCs w:val="19"/>
+              </w:rPr>
+              <w:t xml:space="preserve">  --unattendedmodeui minimal ^</w:t>
+            </w:r>
+          </w:p>
+          <w:p>
+            <w:pPr>
+              <w:spacing w:after="0"/>
+            </w:pPr>
+            <w:r>
+              <w:rPr>
+                <w:rFonts w:ascii="Consolas" w:cs="Consolas" w:eastAsia="Consolas" w:hAnsi="Consolas"/>
+                <w:color w:val="E8E8E8"/>
+                <w:sz w:val="19"/>
+                <w:szCs w:val="19"/>
+              </w:rPr>
+              <w:t xml:space="preserve">  --superpassword "una-password-fuerte" ^</w:t>
+            </w:r>
+          </w:p>
+          <w:p>
+            <w:pPr>
+              <w:spacing w:after="0"/>
+            </w:pPr>
+            <w:r>
+              <w:rPr>
+                <w:rFonts w:ascii="Consolas" w:cs="Consolas" w:eastAsia="Consolas" w:hAnsi="Consolas"/>
+                <w:color w:val="E8E8E8"/>
+                <w:sz w:val="19"/>
+                <w:szCs w:val="19"/>
+              </w:rPr>
+              <w:t xml:space="preserve">  --serverport 5432</w:t>
+            </w:r>
+          </w:p>
+        </w:tc>
+      </w:tr>
+    </w:tbl>
     <w:p>
       <w:pPr>
         <w:pStyle w:val="ListParagraph"/>
@@ -6183,9 +6326,35 @@
       </w:pPr>
       <w:bookmarkStart w:name="_Toc23" w:id="23"/>
       <w:r>
-        <w:t xml:space="preserve">Paso 1 — Instalar dependencias y compilar</w:t>
+        <w:t xml:space="preserve">Paso 1 — Instalar Node.js</w:t>
       </w:r>
       <w:bookmarkEnd w:id="23"/>
+    </w:p>
+    <w:p>
+      <w:pPr>
+        <w:spacing w:after="160" w:line="276"/>
+      </w:pPr>
+      <w:r>
+        <w:rPr>
+          <w:rFonts w:ascii="Calibri" w:cs="Calibri" w:eastAsia="Calibri" w:hAnsi="Calibri"/>
+          <w:sz w:val="22"/>
+          <w:szCs w:val="22"/>
+        </w:rPr>
+        <w:t xml:space="preserve">Ejecuta node-v24.22.0-x64.msi (instalador oficial de nodejs.org). En el asistente, acepta las opciones por defecto (incluye npm y añade Node.js al PATH).</w:t>
+      </w:r>
+    </w:p>
+    <w:p>
+      <w:pPr>
+        <w:spacing w:after="160" w:line="276"/>
+      </w:pPr>
+      <w:r>
+        <w:rPr>
+          <w:rFonts w:ascii="Calibri" w:cs="Calibri" w:eastAsia="Calibri" w:hAnsi="Calibri"/>
+          <w:sz w:val="22"/>
+          <w:szCs w:val="22"/>
+        </w:rPr>
+        <w:t xml:space="preserve">Alternativa en modo desatendido, ejecutado como administrador:</w:t>
+      </w:r>
     </w:p>
     <w:tbl>
       <w:tblPr>
@@ -6224,35 +6393,7 @@
                 <w:sz w:val="19"/>
                 <w:szCs w:val="19"/>
               </w:rPr>
-              <w:t xml:space="preserve">cd C:\apps\mia\current\frontend</w:t>
-            </w:r>
-          </w:p>
-          <w:p>
-            <w:pPr>
-              <w:spacing w:after="0"/>
-            </w:pPr>
-            <w:r>
-              <w:rPr>
-                <w:rFonts w:ascii="Consolas" w:cs="Consolas" w:eastAsia="Consolas" w:hAnsi="Consolas"/>
-                <w:color w:val="E8E8E8"/>
-                <w:sz w:val="19"/>
-                <w:szCs w:val="19"/>
-              </w:rPr>
-              <w:t xml:space="preserve">npm install</w:t>
-            </w:r>
-          </w:p>
-          <w:p>
-            <w:pPr>
-              <w:spacing w:after="0"/>
-            </w:pPr>
-            <w:r>
-              <w:rPr>
-                <w:rFonts w:ascii="Consolas" w:cs="Consolas" w:eastAsia="Consolas" w:hAnsi="Consolas"/>
-                <w:color w:val="E8E8E8"/>
-                <w:sz w:val="19"/>
-                <w:szCs w:val="19"/>
-              </w:rPr>
-              <w:t xml:space="preserve">npm run build</w:t>
+              <w:t xml:space="preserve">msiexec /i node-v24.22.0-x64.msi /quiet /norestart ADDLOCAL=ALL</w:t>
             </w:r>
           </w:p>
         </w:tc>
@@ -6268,7 +6409,7 @@
           <w:sz w:val="22"/>
           <w:szCs w:val="22"/>
         </w:rPr>
-        <w:t xml:space="preserve">Esto genera la carpeta frontend\dist\ con los tres mundos (portada, 2D, 3D y holograma) ya compilados.</w:t>
+        <w:t xml:space="preserve">Verifica:</w:t>
       </w:r>
     </w:p>
     <w:tbl>
@@ -6289,48 +6430,54 @@
       <w:tr>
         <w:tc>
           <w:tcPr>
-            <w:tcBorders>
-              <w:top w:val="single" w:color="E59866" w:sz="12"/>
-              <w:left w:val="single" w:color="E59866" w:sz="12"/>
-              <w:bottom w:val="single" w:color="E59866" w:sz="12"/>
-              <w:right w:val="single" w:color="E59866" w:sz="12"/>
-            </w:tcBorders>
-            <w:shd w:fill="FDEBD0" w:val="clear"/>
+            <w:shd w:fill="2B2B2B" w:val="clear"/>
             <w:tcMar>
               <w:top w:type="dxa" w:w="140"/>
-              <w:left w:type="dxa" w:w="220"/>
+              <w:left w:type="dxa" w:w="200"/>
               <w:bottom w:type="dxa" w:w="140"/>
-              <w:right w:type="dxa" w:w="220"/>
-            </w:tcMar>
-          </w:tcPr>
-          <w:p>
-            <w:pPr>
-              <w:spacing w:after="60"/>
-            </w:pPr>
-            <w:r>
-              <w:rPr>
-                <w:rFonts w:ascii="Calibri" w:cs="Calibri" w:eastAsia="Calibri" w:hAnsi="Calibri"/>
-                <w:b/>
-                <w:bCs/>
-                <w:color w:val="7D4F0A"/>
-                <w:sz w:val="22"/>
-                <w:szCs w:val="22"/>
-              </w:rPr>
-              <w:t xml:space="preserve">Detalle importante: la ruta base /mia/</w:t>
-            </w:r>
-          </w:p>
+              <w:right w:type="dxa" w:w="200"/>
+            </w:tcMar>
+          </w:tcPr>
           <w:p>
             <w:pPr>
               <w:spacing w:after="0"/>
             </w:pPr>
             <w:r>
               <w:rPr>
-                <w:rFonts w:ascii="Calibri" w:cs="Calibri" w:eastAsia="Calibri" w:hAnsi="Calibri"/>
-                <w:color w:val="5A3A08"/>
-                <w:sz w:val="21"/>
-                <w:szCs w:val="21"/>
-              </w:rPr>
-              <w:t xml:space="preserve">La configuración de compilación del frontend (vite.config.js) fija base: "/mia/" para producción: los ficheros JS/CSS generados referencian internamente rutas del tipo /mia/assets/.... Por eso, en IIS (sección 7.6) el contenido de dist\ debe quedar accesible también bajo el prefijo /mia/ además de en la raíz, o el navegador recibirá error 404 al cargar esos ficheros. Verifica esto en caliente la primera vez, antes de considerar cerrado el despliegue del frontend.</w:t>
+                <w:rFonts w:ascii="Consolas" w:cs="Consolas" w:eastAsia="Consolas" w:hAnsi="Consolas"/>
+                <w:color w:val="E8E8E8"/>
+                <w:sz w:val="19"/>
+                <w:szCs w:val="19"/>
+              </w:rPr>
+              <w:t xml:space="preserve">node --version</w:t>
+            </w:r>
+          </w:p>
+          <w:p>
+            <w:pPr>
+              <w:spacing w:after="0"/>
+            </w:pPr>
+            <w:r>
+              <w:rPr>
+                <w:rFonts w:ascii="Consolas" w:cs="Consolas" w:eastAsia="Consolas" w:hAnsi="Consolas"/>
+                <w:color w:val="E8E8E8"/>
+                <w:sz w:val="19"/>
+                <w:szCs w:val="19"/>
+              </w:rPr>
+              <w:t xml:space="preserve"># v24.22.0</w:t>
+            </w:r>
+          </w:p>
+          <w:p>
+            <w:pPr>
+              <w:spacing w:after="0"/>
+            </w:pPr>
+            <w:r>
+              <w:rPr>
+                <w:rFonts w:ascii="Consolas" w:cs="Consolas" w:eastAsia="Consolas" w:hAnsi="Consolas"/>
+                <w:color w:val="E8E8E8"/>
+                <w:sz w:val="19"/>
+                <w:szCs w:val="19"/>
+              </w:rPr>
+              <w:t xml:space="preserve">npm --version</w:t>
             </w:r>
           </w:p>
         </w:tc>
@@ -6343,22 +6490,9 @@
       </w:pPr>
       <w:bookmarkStart w:name="_Toc24" w:id="24"/>
       <w:r>
-        <w:t xml:space="preserve">Paso 2 — Publicar el contenido compilado</w:t>
+        <w:t xml:space="preserve">Paso 2 — Instalar dependencias y compilar</w:t>
       </w:r>
       <w:bookmarkEnd w:id="24"/>
-    </w:p>
-    <w:p>
-      <w:pPr>
-        <w:spacing w:after="160" w:line="276"/>
-      </w:pPr>
-      <w:r>
-        <w:rPr>
-          <w:rFonts w:ascii="Calibri" w:cs="Calibri" w:eastAsia="Calibri" w:hAnsi="Calibri"/>
-          <w:sz w:val="22"/>
-          <w:szCs w:val="22"/>
-        </w:rPr>
-        <w:t xml:space="preserve">Copia el contenido de frontend\dist\ a la carpeta que servirá IIS, por ejemplo:</w:t>
-      </w:r>
     </w:p>
     <w:tbl>
       <w:tblPr>
@@ -6397,7 +6531,35 @@
                 <w:sz w:val="19"/>
                 <w:szCs w:val="19"/>
               </w:rPr>
-              <w:t xml:space="preserve">C:\inetpub\mia-pre\</w:t>
+              <w:t xml:space="preserve">cd C:\apps\mia\current\frontend</w:t>
+            </w:r>
+          </w:p>
+          <w:p>
+            <w:pPr>
+              <w:spacing w:after="0"/>
+            </w:pPr>
+            <w:r>
+              <w:rPr>
+                <w:rFonts w:ascii="Consolas" w:cs="Consolas" w:eastAsia="Consolas" w:hAnsi="Consolas"/>
+                <w:color w:val="E8E8E8"/>
+                <w:sz w:val="19"/>
+                <w:szCs w:val="19"/>
+              </w:rPr>
+              <w:t xml:space="preserve">npm install</w:t>
+            </w:r>
+          </w:p>
+          <w:p>
+            <w:pPr>
+              <w:spacing w:after="0"/>
+            </w:pPr>
+            <w:r>
+              <w:rPr>
+                <w:rFonts w:ascii="Consolas" w:cs="Consolas" w:eastAsia="Consolas" w:hAnsi="Consolas"/>
+                <w:color w:val="E8E8E8"/>
+                <w:sz w:val="19"/>
+                <w:szCs w:val="19"/>
+              </w:rPr>
+              <w:t xml:space="preserve">npm run build</w:t>
             </w:r>
           </w:p>
         </w:tc>
@@ -6413,24 +6575,8 @@
           <w:sz w:val="22"/>
           <w:szCs w:val="22"/>
         </w:rPr>
-        <w:t xml:space="preserve">No es necesario ningún proceso ni servicio para el frontend: IIS lo sirve directamente desde disco como contenido estático (sección 7).</w:t>
-      </w:r>
-    </w:p>
-    <w:p>
-      <w:r>
-        <w:br w:type="page"/>
-      </w:r>
-    </w:p>
-    <w:p>
-      <w:pPr>
-        <w:pStyle w:val="Heading1"/>
-        <w:spacing w:after="200" w:before="400"/>
-      </w:pPr>
-      <w:bookmarkStart w:name="_Toc25" w:id="25"/>
-      <w:r>
-        <w:t xml:space="preserve">7. Configuración de IIS: sitio, binding y proxy inverso</w:t>
-      </w:r>
-      <w:bookmarkEnd w:id="25"/>
+        <w:t xml:space="preserve">Esto genera la carpeta frontend\dist\ con los tres mundos (portada, 2D, 3D y holograma) ya compilados.</w:t>
+      </w:r>
     </w:p>
     <w:tbl>
       <w:tblPr>
@@ -6477,7 +6623,7 @@
                 <w:sz w:val="22"/>
                 <w:szCs w:val="22"/>
               </w:rPr>
-              <w:t xml:space="preserve">No se toca el sitio de SharePoint 2013</w:t>
+              <w:t xml:space="preserve">Detalle importante: la ruta base /mia/</w:t>
             </w:r>
           </w:p>
           <w:p>
@@ -6491,7 +6637,7 @@
                 <w:sz w:val="21"/>
                 <w:szCs w:val="21"/>
               </w:rPr>
-              <w:t xml:space="preserve">Todos los pasos de esta sección crean un sitio IIS NUEVO con su propio Application Pool. En ningún momento se edita el sitio, el pool ni los bindings existentes de portal.sunsetbeachclub.local.</w:t>
+              <w:t xml:space="preserve">La configuración de compilación del frontend (vite.config.js) fija base: "/mia/" para producción: los ficheros JS/CSS generados referencian internamente rutas del tipo /mia/assets/.... Por eso, en IIS (sección 7.6) el contenido de dist\ debe quedar accesible también bajo el prefijo /mia/ además de en la raíz, o el navegador recibirá error 404 al cargar esos ficheros. Verifica esto en caliente la primera vez, antes de considerar cerrado el despliegue del frontend.</w:t>
             </w:r>
           </w:p>
         </w:tc>
@@ -6499,23 +6645,18 @@
     </w:tbl>
     <w:p>
       <w:pPr>
-        <w:pStyle w:val="Heading2"/>
-        <w:spacing w:after="150" w:before="300"/>
-      </w:pPr>
-      <w:bookmarkStart w:name="_Toc26" w:id="26"/>
-      <w:r>
-        <w:t xml:space="preserve">7.1 Crear el sitio IIS para mIA</w:t>
-      </w:r>
-      <w:bookmarkEnd w:id="26"/>
-    </w:p>
-    <w:p>
-      <w:pPr>
-        <w:pStyle w:val="ListParagraph"/>
-        <w:numPr>
-          <w:ilvl w:val="0"/>
-          <w:numId w:val="5"/>
-        </w:numPr>
-        <w:spacing w:after="140"/>
+        <w:pStyle w:val="Heading3"/>
+        <w:spacing w:after="100" w:before="200"/>
+      </w:pPr>
+      <w:bookmarkStart w:name="_Toc25" w:id="25"/>
+      <w:r>
+        <w:t xml:space="preserve">Paso 3 — Publicar el contenido compilado</w:t>
+      </w:r>
+      <w:bookmarkEnd w:id="25"/>
+    </w:p>
+    <w:p>
+      <w:pPr>
+        <w:spacing w:after="160" w:line="276"/>
       </w:pPr>
       <w:r>
         <w:rPr>
@@ -6523,127 +6664,8 @@
           <w:sz w:val="22"/>
           <w:szCs w:val="22"/>
         </w:rPr>
-        <w:t xml:space="preserve">Abre el Administrador de IIS (inetmgr).</w:t>
-      </w:r>
-    </w:p>
-    <w:p>
-      <w:pPr>
-        <w:pStyle w:val="ListParagraph"/>
-        <w:numPr>
-          <w:ilvl w:val="0"/>
-          <w:numId w:val="5"/>
-        </w:numPr>
-        <w:spacing w:after="140"/>
-      </w:pPr>
-      <w:r>
-        <w:rPr>
-          <w:rFonts w:ascii="Calibri" w:cs="Calibri" w:eastAsia="Calibri" w:hAnsi="Calibri"/>
-          <w:sz w:val="22"/>
-          <w:szCs w:val="22"/>
-        </w:rPr>
-        <w:t xml:space="preserve">Clic derecho en "Sitios" → "Agregar sitio web...".</w:t>
-      </w:r>
-    </w:p>
-    <w:p>
-      <w:pPr>
-        <w:pStyle w:val="ListParagraph"/>
-        <w:numPr>
-          <w:ilvl w:val="0"/>
-          <w:numId w:val="5"/>
-        </w:numPr>
-        <w:spacing w:after="140"/>
-      </w:pPr>
-      <w:r>
-        <w:rPr>
-          <w:rFonts w:ascii="Calibri" w:cs="Calibri" w:eastAsia="Calibri" w:hAnsi="Calibri"/>
-          <w:sz w:val="22"/>
-          <w:szCs w:val="22"/>
-        </w:rPr>
-        <w:t xml:space="preserve">Nombre del sitio: mia-pre</w:t>
-      </w:r>
-    </w:p>
-    <w:p>
-      <w:pPr>
-        <w:pStyle w:val="ListParagraph"/>
-        <w:numPr>
-          <w:ilvl w:val="0"/>
-          <w:numId w:val="5"/>
-        </w:numPr>
-        <w:spacing w:after="140"/>
-      </w:pPr>
-      <w:r>
-        <w:rPr>
-          <w:rFonts w:ascii="Calibri" w:cs="Calibri" w:eastAsia="Calibri" w:hAnsi="Calibri"/>
-          <w:sz w:val="22"/>
-          <w:szCs w:val="22"/>
-        </w:rPr>
-        <w:t xml:space="preserve">Grupo de aplicaciones: crear uno nuevo, por ejemplo "mia-pre-pool" (no reutilizar el pool de SharePoint).</w:t>
-      </w:r>
-    </w:p>
-    <w:p>
-      <w:pPr>
-        <w:pStyle w:val="ListParagraph"/>
-        <w:numPr>
-          <w:ilvl w:val="0"/>
-          <w:numId w:val="5"/>
-        </w:numPr>
-        <w:spacing w:after="140"/>
-      </w:pPr>
-      <w:r>
-        <w:rPr>
-          <w:rFonts w:ascii="Calibri" w:cs="Calibri" w:eastAsia="Calibri" w:hAnsi="Calibri"/>
-          <w:sz w:val="22"/>
-          <w:szCs w:val="22"/>
-        </w:rPr>
-        <w:t xml:space="preserve">Ruta física: C:\inetpub\mia-pre\ (la carpeta publicada en el paso 6.2).</w:t>
-      </w:r>
-    </w:p>
-    <w:p>
-      <w:pPr>
-        <w:pStyle w:val="ListParagraph"/>
-        <w:numPr>
-          <w:ilvl w:val="0"/>
-          <w:numId w:val="5"/>
-        </w:numPr>
-        <w:spacing w:after="140"/>
-      </w:pPr>
-      <w:r>
-        <w:rPr>
-          <w:rFonts w:ascii="Calibri" w:cs="Calibri" w:eastAsia="Calibri" w:hAnsi="Calibri"/>
-          <w:sz w:val="22"/>
-          <w:szCs w:val="22"/>
-        </w:rPr>
-        <w:t xml:space="preserve">Binding: tipo https, puerto 443, nombre de host mia-pre.sunsetbeachclub.local, con el certificado SSL del paso 7.2 (marcar "Require Server Name Indication").</w:t>
-      </w:r>
-    </w:p>
-    <w:p>
-      <w:pPr>
-        <w:pStyle w:val="ListParagraph"/>
-        <w:numPr>
-          <w:ilvl w:val="0"/>
-          <w:numId w:val="5"/>
-        </w:numPr>
-        <w:spacing w:after="140"/>
-      </w:pPr>
-      <w:r>
-        <w:rPr>
-          <w:rFonts w:ascii="Calibri" w:cs="Calibri" w:eastAsia="Calibri" w:hAnsi="Calibri"/>
-          <w:sz w:val="22"/>
-          <w:szCs w:val="22"/>
-        </w:rPr>
-        <w:t xml:space="preserve">Añade también un binding http (puerto 80, mismo host-header) para la redirección a https del paso 7.5.</w:t>
-      </w:r>
-    </w:p>
-    <w:p>
-      <w:pPr>
-        <w:pStyle w:val="Heading2"/>
-        <w:spacing w:after="150" w:before="300"/>
-      </w:pPr>
-      <w:bookmarkStart w:name="_Toc27" w:id="27"/>
-      <w:r>
-        <w:t xml:space="preserve">7.2 Certificado SSL</w:t>
-      </w:r>
-      <w:bookmarkEnd w:id="27"/>
+        <w:t xml:space="preserve">Copia el contenido de frontend\dist\ a la carpeta que servirá IIS, por ejemplo:</w:t>
+      </w:r>
     </w:p>
     <w:tbl>
       <w:tblPr>
@@ -6663,6 +6685,291 @@
       <w:tr>
         <w:tc>
           <w:tcPr>
+            <w:shd w:fill="2B2B2B" w:val="clear"/>
+            <w:tcMar>
+              <w:top w:type="dxa" w:w="140"/>
+              <w:left w:type="dxa" w:w="200"/>
+              <w:bottom w:type="dxa" w:w="140"/>
+              <w:right w:type="dxa" w:w="200"/>
+            </w:tcMar>
+          </w:tcPr>
+          <w:p>
+            <w:pPr>
+              <w:spacing w:after="0"/>
+            </w:pPr>
+            <w:r>
+              <w:rPr>
+                <w:rFonts w:ascii="Consolas" w:cs="Consolas" w:eastAsia="Consolas" w:hAnsi="Consolas"/>
+                <w:color w:val="E8E8E8"/>
+                <w:sz w:val="19"/>
+                <w:szCs w:val="19"/>
+              </w:rPr>
+              <w:t xml:space="preserve">C:\inetpub\mia-pre\</w:t>
+            </w:r>
+          </w:p>
+        </w:tc>
+      </w:tr>
+    </w:tbl>
+    <w:p>
+      <w:pPr>
+        <w:spacing w:after="160" w:line="276"/>
+      </w:pPr>
+      <w:r>
+        <w:rPr>
+          <w:rFonts w:ascii="Calibri" w:cs="Calibri" w:eastAsia="Calibri" w:hAnsi="Calibri"/>
+          <w:sz w:val="22"/>
+          <w:szCs w:val="22"/>
+        </w:rPr>
+        <w:t xml:space="preserve">No es necesario ningún proceso ni servicio para el frontend: IIS lo sirve directamente desde disco como contenido estático (sección 7).</w:t>
+      </w:r>
+    </w:p>
+    <w:p>
+      <w:r>
+        <w:br w:type="page"/>
+      </w:r>
+    </w:p>
+    <w:p>
+      <w:pPr>
+        <w:pStyle w:val="Heading1"/>
+        <w:spacing w:after="200" w:before="400"/>
+      </w:pPr>
+      <w:bookmarkStart w:name="_Toc26" w:id="26"/>
+      <w:r>
+        <w:t xml:space="preserve">7. Configuración de IIS: sitio, binding y proxy inverso</w:t>
+      </w:r>
+      <w:bookmarkEnd w:id="26"/>
+    </w:p>
+    <w:tbl>
+      <w:tblPr>
+        <w:tblW w:type="pct" w:w="5000"/>
+        <w:tblBorders>
+          <w:top w:val="single" w:color="auto" w:sz="4"/>
+          <w:left w:val="single" w:color="auto" w:sz="4"/>
+          <w:bottom w:val="single" w:color="auto" w:sz="4"/>
+          <w:right w:val="single" w:color="auto" w:sz="4"/>
+          <w:insideH w:val="single" w:color="auto" w:sz="4"/>
+          <w:insideV w:val="single" w:color="auto" w:sz="4"/>
+        </w:tblBorders>
+      </w:tblPr>
+      <w:tblGrid>
+        <w:gridCol w:w="9026"/>
+      </w:tblGrid>
+      <w:tr>
+        <w:tc>
+          <w:tcPr>
+            <w:tcBorders>
+              <w:top w:val="single" w:color="E59866" w:sz="12"/>
+              <w:left w:val="single" w:color="E59866" w:sz="12"/>
+              <w:bottom w:val="single" w:color="E59866" w:sz="12"/>
+              <w:right w:val="single" w:color="E59866" w:sz="12"/>
+            </w:tcBorders>
+            <w:shd w:fill="FDEBD0" w:val="clear"/>
+            <w:tcMar>
+              <w:top w:type="dxa" w:w="140"/>
+              <w:left w:type="dxa" w:w="220"/>
+              <w:bottom w:type="dxa" w:w="140"/>
+              <w:right w:type="dxa" w:w="220"/>
+            </w:tcMar>
+          </w:tcPr>
+          <w:p>
+            <w:pPr>
+              <w:spacing w:after="60"/>
+            </w:pPr>
+            <w:r>
+              <w:rPr>
+                <w:rFonts w:ascii="Calibri" w:cs="Calibri" w:eastAsia="Calibri" w:hAnsi="Calibri"/>
+                <w:b/>
+                <w:bCs/>
+                <w:color w:val="7D4F0A"/>
+                <w:sz w:val="22"/>
+                <w:szCs w:val="22"/>
+              </w:rPr>
+              <w:t xml:space="preserve">No se toca el sitio de SharePoint 2013</w:t>
+            </w:r>
+          </w:p>
+          <w:p>
+            <w:pPr>
+              <w:spacing w:after="0"/>
+            </w:pPr>
+            <w:r>
+              <w:rPr>
+                <w:rFonts w:ascii="Calibri" w:cs="Calibri" w:eastAsia="Calibri" w:hAnsi="Calibri"/>
+                <w:color w:val="5A3A08"/>
+                <w:sz w:val="21"/>
+                <w:szCs w:val="21"/>
+              </w:rPr>
+              <w:t xml:space="preserve">Todos los pasos de esta sección crean un sitio IIS NUEVO con su propio Application Pool. En ningún momento se edita el sitio, el pool ni los bindings existentes de portal.sunsetbeachclub.local.</w:t>
+            </w:r>
+          </w:p>
+        </w:tc>
+      </w:tr>
+    </w:tbl>
+    <w:p>
+      <w:pPr>
+        <w:pStyle w:val="Heading2"/>
+        <w:spacing w:after="150" w:before="300"/>
+      </w:pPr>
+      <w:bookmarkStart w:name="_Toc27" w:id="27"/>
+      <w:r>
+        <w:t xml:space="preserve">7.1 Crear el sitio IIS para mIA</w:t>
+      </w:r>
+      <w:bookmarkEnd w:id="27"/>
+    </w:p>
+    <w:p>
+      <w:pPr>
+        <w:pStyle w:val="ListParagraph"/>
+        <w:numPr>
+          <w:ilvl w:val="0"/>
+          <w:numId w:val="5"/>
+        </w:numPr>
+        <w:spacing w:after="140"/>
+      </w:pPr>
+      <w:r>
+        <w:rPr>
+          <w:rFonts w:ascii="Calibri" w:cs="Calibri" w:eastAsia="Calibri" w:hAnsi="Calibri"/>
+          <w:sz w:val="22"/>
+          <w:szCs w:val="22"/>
+        </w:rPr>
+        <w:t xml:space="preserve">Abre el Administrador de IIS (inetmgr).</w:t>
+      </w:r>
+    </w:p>
+    <w:p>
+      <w:pPr>
+        <w:pStyle w:val="ListParagraph"/>
+        <w:numPr>
+          <w:ilvl w:val="0"/>
+          <w:numId w:val="5"/>
+        </w:numPr>
+        <w:spacing w:after="140"/>
+      </w:pPr>
+      <w:r>
+        <w:rPr>
+          <w:rFonts w:ascii="Calibri" w:cs="Calibri" w:eastAsia="Calibri" w:hAnsi="Calibri"/>
+          <w:sz w:val="22"/>
+          <w:szCs w:val="22"/>
+        </w:rPr>
+        <w:t xml:space="preserve">Clic derecho en "Sitios" → "Agregar sitio web...".</w:t>
+      </w:r>
+    </w:p>
+    <w:p>
+      <w:pPr>
+        <w:pStyle w:val="ListParagraph"/>
+        <w:numPr>
+          <w:ilvl w:val="0"/>
+          <w:numId w:val="5"/>
+        </w:numPr>
+        <w:spacing w:after="140"/>
+      </w:pPr>
+      <w:r>
+        <w:rPr>
+          <w:rFonts w:ascii="Calibri" w:cs="Calibri" w:eastAsia="Calibri" w:hAnsi="Calibri"/>
+          <w:sz w:val="22"/>
+          <w:szCs w:val="22"/>
+        </w:rPr>
+        <w:t xml:space="preserve">Nombre del sitio: mia-pre</w:t>
+      </w:r>
+    </w:p>
+    <w:p>
+      <w:pPr>
+        <w:pStyle w:val="ListParagraph"/>
+        <w:numPr>
+          <w:ilvl w:val="0"/>
+          <w:numId w:val="5"/>
+        </w:numPr>
+        <w:spacing w:after="140"/>
+      </w:pPr>
+      <w:r>
+        <w:rPr>
+          <w:rFonts w:ascii="Calibri" w:cs="Calibri" w:eastAsia="Calibri" w:hAnsi="Calibri"/>
+          <w:sz w:val="22"/>
+          <w:szCs w:val="22"/>
+        </w:rPr>
+        <w:t xml:space="preserve">Grupo de aplicaciones: crear uno nuevo, por ejemplo "mia-pre-pool" (no reutilizar el pool de SharePoint).</w:t>
+      </w:r>
+    </w:p>
+    <w:p>
+      <w:pPr>
+        <w:pStyle w:val="ListParagraph"/>
+        <w:numPr>
+          <w:ilvl w:val="0"/>
+          <w:numId w:val="5"/>
+        </w:numPr>
+        <w:spacing w:after="140"/>
+      </w:pPr>
+      <w:r>
+        <w:rPr>
+          <w:rFonts w:ascii="Calibri" w:cs="Calibri" w:eastAsia="Calibri" w:hAnsi="Calibri"/>
+          <w:sz w:val="22"/>
+          <w:szCs w:val="22"/>
+        </w:rPr>
+        <w:t xml:space="preserve">Ruta física: C:\inetpub\mia-pre\ (la carpeta publicada en el paso 6.2).</w:t>
+      </w:r>
+    </w:p>
+    <w:p>
+      <w:pPr>
+        <w:pStyle w:val="ListParagraph"/>
+        <w:numPr>
+          <w:ilvl w:val="0"/>
+          <w:numId w:val="5"/>
+        </w:numPr>
+        <w:spacing w:after="140"/>
+      </w:pPr>
+      <w:r>
+        <w:rPr>
+          <w:rFonts w:ascii="Calibri" w:cs="Calibri" w:eastAsia="Calibri" w:hAnsi="Calibri"/>
+          <w:sz w:val="22"/>
+          <w:szCs w:val="22"/>
+        </w:rPr>
+        <w:t xml:space="preserve">Binding: tipo https, puerto 443, nombre de host mia-pre.sunsetbeachclub.local, con el certificado SSL del paso 7.2 (marcar "Require Server Name Indication").</w:t>
+      </w:r>
+    </w:p>
+    <w:p>
+      <w:pPr>
+        <w:pStyle w:val="ListParagraph"/>
+        <w:numPr>
+          <w:ilvl w:val="0"/>
+          <w:numId w:val="5"/>
+        </w:numPr>
+        <w:spacing w:after="140"/>
+      </w:pPr>
+      <w:r>
+        <w:rPr>
+          <w:rFonts w:ascii="Calibri" w:cs="Calibri" w:eastAsia="Calibri" w:hAnsi="Calibri"/>
+          <w:sz w:val="22"/>
+          <w:szCs w:val="22"/>
+        </w:rPr>
+        <w:t xml:space="preserve">Añade también un binding http (puerto 80, mismo host-header) para la redirección a https del paso 7.5.</w:t>
+      </w:r>
+    </w:p>
+    <w:p>
+      <w:pPr>
+        <w:pStyle w:val="Heading2"/>
+        <w:spacing w:after="150" w:before="300"/>
+      </w:pPr>
+      <w:bookmarkStart w:name="_Toc28" w:id="28"/>
+      <w:r>
+        <w:t xml:space="preserve">7.2 Certificado SSL</w:t>
+      </w:r>
+      <w:bookmarkEnd w:id="28"/>
+    </w:p>
+    <w:tbl>
+      <w:tblPr>
+        <w:tblW w:type="pct" w:w="5000"/>
+        <w:tblBorders>
+          <w:top w:val="single" w:color="auto" w:sz="4"/>
+          <w:left w:val="single" w:color="auto" w:sz="4"/>
+          <w:bottom w:val="single" w:color="auto" w:sz="4"/>
+          <w:right w:val="single" w:color="auto" w:sz="4"/>
+          <w:insideH w:val="single" w:color="auto" w:sz="4"/>
+          <w:insideV w:val="single" w:color="auto" w:sz="4"/>
+        </w:tblBorders>
+      </w:tblPr>
+      <w:tblGrid>
+        <w:gridCol w:w="9026"/>
+      </w:tblGrid>
+      <w:tr>
+        <w:tc>
+          <w:tcPr>
             <w:tcBorders>
               <w:top w:val="single" w:color="E59866" w:sz="12"/>
               <w:left w:val="single" w:color="E59866" w:sz="12"/>
@@ -6728,11 +7035,11 @@
         <w:pStyle w:val="Heading2"/>
         <w:spacing w:after="150" w:before="300"/>
       </w:pPr>
-      <w:bookmarkStart w:name="_Toc28" w:id="28"/>
+      <w:bookmarkStart w:name="_Toc29" w:id="29"/>
       <w:r>
         <w:t xml:space="preserve">7.3 Instalar los módulos ARR y URL Rewrite</w:t>
       </w:r>
-      <w:bookmarkEnd w:id="28"/>
+      <w:bookmarkEnd w:id="29"/>
     </w:p>
     <w:p>
       <w:pPr>
@@ -6971,7 +7278,7 @@
           <w:sz w:val="22"/>
           <w:szCs w:val="22"/>
         </w:rPr>
-        <w:t xml:space="preserve">Verifica la integridad del instalador antes de ejecutarlo en el servidor, comparando su hash SHA1 contra el valor publicado:</w:t>
+        <w:t xml:space="preserve">Verifica la integridad de cada instalador antes de ejecutarlo en el servidor, comparando su hash SHA1 contra el valor publicado por Microsoft:</w:t>
       </w:r>
     </w:p>
     <w:tbl>
@@ -7061,6 +7368,189 @@
     </w:tbl>
     <w:p>
       <w:pPr>
+        <w:pStyle w:val="ListParagraph"/>
+        <w:numPr>
+          <w:ilvl w:val="0"/>
+          <w:numId w:val="5"/>
+        </w:numPr>
+        <w:spacing w:after="140"/>
+      </w:pPr>
+      <w:r>
+        <w:rPr>
+          <w:rFonts w:ascii="Calibri" w:cs="Calibri" w:eastAsia="Calibri" w:hAnsi="Calibri"/>
+          <w:sz w:val="22"/>
+          <w:szCs w:val="22"/>
+        </w:rPr>
+        <w:t xml:space="preserve">Instala URL Rewrite (asistente, o en modo silencioso como administrador):</w:t>
+      </w:r>
+    </w:p>
+    <w:tbl>
+      <w:tblPr>
+        <w:tblW w:type="pct" w:w="5000"/>
+        <w:tblBorders>
+          <w:top w:val="single" w:color="auto" w:sz="4"/>
+          <w:left w:val="single" w:color="auto" w:sz="4"/>
+          <w:bottom w:val="single" w:color="auto" w:sz="4"/>
+          <w:right w:val="single" w:color="auto" w:sz="4"/>
+          <w:insideH w:val="single" w:color="auto" w:sz="4"/>
+          <w:insideV w:val="single" w:color="auto" w:sz="4"/>
+        </w:tblBorders>
+      </w:tblPr>
+      <w:tblGrid>
+        <w:gridCol w:w="9026"/>
+      </w:tblGrid>
+      <w:tr>
+        <w:tc>
+          <w:tcPr>
+            <w:shd w:fill="2B2B2B" w:val="clear"/>
+            <w:tcMar>
+              <w:top w:type="dxa" w:w="140"/>
+              <w:left w:type="dxa" w:w="200"/>
+              <w:bottom w:type="dxa" w:w="140"/>
+              <w:right w:type="dxa" w:w="200"/>
+            </w:tcMar>
+          </w:tcPr>
+          <w:p>
+            <w:pPr>
+              <w:spacing w:after="0"/>
+            </w:pPr>
+            <w:r>
+              <w:rPr>
+                <w:rFonts w:ascii="Consolas" w:cs="Consolas" w:eastAsia="Consolas" w:hAnsi="Consolas"/>
+                <w:color w:val="E8E8E8"/>
+                <w:sz w:val="19"/>
+                <w:szCs w:val="19"/>
+              </w:rPr>
+              <w:t xml:space="preserve">msiexec /i rewrite_amd64_en-US.msi /quiet /norestart</w:t>
+            </w:r>
+          </w:p>
+        </w:tc>
+      </w:tr>
+    </w:tbl>
+    <w:p>
+      <w:pPr>
+        <w:pStyle w:val="ListParagraph"/>
+        <w:numPr>
+          <w:ilvl w:val="0"/>
+          <w:numId w:val="5"/>
+        </w:numPr>
+        <w:spacing w:after="140"/>
+      </w:pPr>
+      <w:r>
+        <w:rPr>
+          <w:rFonts w:ascii="Calibri" w:cs="Calibri" w:eastAsia="Calibri" w:hAnsi="Calibri"/>
+          <w:sz w:val="22"/>
+          <w:szCs w:val="22"/>
+        </w:rPr>
+        <w:t xml:space="preserve">Instala ARR (asistente, o en modo silencioso como administrador):</w:t>
+      </w:r>
+    </w:p>
+    <w:tbl>
+      <w:tblPr>
+        <w:tblW w:type="pct" w:w="5000"/>
+        <w:tblBorders>
+          <w:top w:val="single" w:color="auto" w:sz="4"/>
+          <w:left w:val="single" w:color="auto" w:sz="4"/>
+          <w:bottom w:val="single" w:color="auto" w:sz="4"/>
+          <w:right w:val="single" w:color="auto" w:sz="4"/>
+          <w:insideH w:val="single" w:color="auto" w:sz="4"/>
+          <w:insideV w:val="single" w:color="auto" w:sz="4"/>
+        </w:tblBorders>
+      </w:tblPr>
+      <w:tblGrid>
+        <w:gridCol w:w="9026"/>
+      </w:tblGrid>
+      <w:tr>
+        <w:tc>
+          <w:tcPr>
+            <w:shd w:fill="2B2B2B" w:val="clear"/>
+            <w:tcMar>
+              <w:top w:type="dxa" w:w="140"/>
+              <w:left w:type="dxa" w:w="200"/>
+              <w:bottom w:type="dxa" w:w="140"/>
+              <w:right w:type="dxa" w:w="200"/>
+            </w:tcMar>
+          </w:tcPr>
+          <w:p>
+            <w:pPr>
+              <w:spacing w:after="0"/>
+            </w:pPr>
+            <w:r>
+              <w:rPr>
+                <w:rFonts w:ascii="Consolas" w:cs="Consolas" w:eastAsia="Consolas" w:hAnsi="Consolas"/>
+                <w:color w:val="E8E8E8"/>
+                <w:sz w:val="19"/>
+                <w:szCs w:val="19"/>
+              </w:rPr>
+              <w:t xml:space="preserve">msiexec /i requestRouter_amd64.msi /quiet /norestart</w:t>
+            </w:r>
+          </w:p>
+        </w:tc>
+      </w:tr>
+    </w:tbl>
+    <w:p>
+      <w:pPr>
+        <w:pStyle w:val="ListParagraph"/>
+        <w:numPr>
+          <w:ilvl w:val="0"/>
+          <w:numId w:val="5"/>
+        </w:numPr>
+        <w:spacing w:after="140"/>
+      </w:pPr>
+      <w:r>
+        <w:rPr>
+          <w:rFonts w:ascii="Calibri" w:cs="Calibri" w:eastAsia="Calibri" w:hAnsi="Calibri"/>
+          <w:sz w:val="22"/>
+          <w:szCs w:val="22"/>
+        </w:rPr>
+        <w:t xml:space="preserve">Reinicia IIS para que ambos módulos queden cargados:</w:t>
+      </w:r>
+    </w:p>
+    <w:tbl>
+      <w:tblPr>
+        <w:tblW w:type="pct" w:w="5000"/>
+        <w:tblBorders>
+          <w:top w:val="single" w:color="auto" w:sz="4"/>
+          <w:left w:val="single" w:color="auto" w:sz="4"/>
+          <w:bottom w:val="single" w:color="auto" w:sz="4"/>
+          <w:right w:val="single" w:color="auto" w:sz="4"/>
+          <w:insideH w:val="single" w:color="auto" w:sz="4"/>
+          <w:insideV w:val="single" w:color="auto" w:sz="4"/>
+        </w:tblBorders>
+      </w:tblPr>
+      <w:tblGrid>
+        <w:gridCol w:w="9026"/>
+      </w:tblGrid>
+      <w:tr>
+        <w:tc>
+          <w:tcPr>
+            <w:shd w:fill="2B2B2B" w:val="clear"/>
+            <w:tcMar>
+              <w:top w:type="dxa" w:w="140"/>
+              <w:left w:type="dxa" w:w="200"/>
+              <w:bottom w:type="dxa" w:w="140"/>
+              <w:right w:type="dxa" w:w="200"/>
+            </w:tcMar>
+          </w:tcPr>
+          <w:p>
+            <w:pPr>
+              <w:spacing w:after="0"/>
+            </w:pPr>
+            <w:r>
+              <w:rPr>
+                <w:rFonts w:ascii="Consolas" w:cs="Consolas" w:eastAsia="Consolas" w:hAnsi="Consolas"/>
+                <w:color w:val="E8E8E8"/>
+                <w:sz w:val="19"/>
+                <w:szCs w:val="19"/>
+              </w:rPr>
+              <w:t xml:space="preserve">iisreset</w:t>
+            </w:r>
+          </w:p>
+        </w:tc>
+      </w:tr>
+    </w:tbl>
+    <w:p>
+      <w:pPr>
         <w:spacing w:after="160" w:line="276"/>
       </w:pPr>
       <w:r>
@@ -7077,11 +7567,11 @@
         <w:pStyle w:val="Heading2"/>
         <w:spacing w:after="150" w:before="300"/>
       </w:pPr>
-      <w:bookmarkStart w:name="_Toc29" w:id="29"/>
+      <w:bookmarkStart w:name="_Toc30" w:id="30"/>
       <w:r>
         <w:t xml:space="preserve">7.4 Regla de proxy inverso hacia el backend</w:t>
       </w:r>
-      <w:bookmarkEnd w:id="29"/>
+      <w:bookmarkEnd w:id="30"/>
     </w:p>
     <w:p>
       <w:pPr>
@@ -7476,11 +7966,11 @@
         <w:pStyle w:val="Heading2"/>
         <w:spacing w:after="150" w:before="300"/>
       </w:pPr>
-      <w:bookmarkStart w:name="_Toc30" w:id="30"/>
+      <w:bookmarkStart w:name="_Toc31" w:id="31"/>
       <w:r>
         <w:t xml:space="preserve">7.5 Redirección HTTP → HTTPS</w:t>
       </w:r>
-      <w:bookmarkEnd w:id="30"/>
+      <w:bookmarkEnd w:id="31"/>
     </w:p>
     <w:p>
       <w:pPr>
@@ -7500,11 +7990,11 @@
         <w:pStyle w:val="Heading2"/>
         <w:spacing w:after="150" w:before="300"/>
       </w:pPr>
-      <w:bookmarkStart w:name="_Toc31" w:id="31"/>
+      <w:bookmarkStart w:name="_Toc32" w:id="32"/>
       <w:r>
         <w:t xml:space="preserve">7.6 Publicación del frontend y la ruta /mia/</w:t>
       </w:r>
-      <w:bookmarkEnd w:id="31"/>
+      <w:bookmarkEnd w:id="32"/>
     </w:p>
     <w:p>
       <w:pPr>
@@ -7915,11 +8405,11 @@
         <w:pStyle w:val="Heading2"/>
         <w:spacing w:after="150" w:before="300"/>
       </w:pPr>
-      <w:bookmarkStart w:name="_Toc32" w:id="32"/>
+      <w:bookmarkStart w:name="_Toc33" w:id="33"/>
       <w:r>
         <w:t xml:space="preserve">7.7 Firewall de Windows en el propio servidor</w:t>
       </w:r>
-      <w:bookmarkEnd w:id="32"/>
+      <w:bookmarkEnd w:id="33"/>
     </w:p>
     <w:p>
       <w:pPr>
@@ -7980,11 +8470,11 @@
         <w:pStyle w:val="Heading1"/>
         <w:spacing w:after="200" w:before="400"/>
       </w:pPr>
-      <w:bookmarkStart w:name="_Toc33" w:id="33"/>
+      <w:bookmarkStart w:name="_Toc34" w:id="34"/>
       <w:r>
         <w:t xml:space="preserve">8. DNS</w:t>
       </w:r>
-      <w:bookmarkEnd w:id="33"/>
+      <w:bookmarkEnd w:id="34"/>
     </w:p>
     <w:p>
       <w:pPr>
@@ -8274,11 +8764,11 @@
         <w:pStyle w:val="Heading1"/>
         <w:spacing w:after="200" w:before="400"/>
       </w:pPr>
-      <w:bookmarkStart w:name="_Toc34" w:id="34"/>
+      <w:bookmarkStart w:name="_Toc35" w:id="35"/>
       <w:r>
         <w:t xml:space="preserve">9. Validación y pruebas de aceptación</w:t>
       </w:r>
-      <w:bookmarkEnd w:id="34"/>
+      <w:bookmarkEnd w:id="35"/>
     </w:p>
     <w:p>
       <w:pPr>
@@ -8465,11 +8955,11 @@
         <w:pStyle w:val="Heading1"/>
         <w:spacing w:after="200" w:before="400"/>
       </w:pPr>
-      <w:bookmarkStart w:name="_Toc35" w:id="35"/>
+      <w:bookmarkStart w:name="_Toc36" w:id="36"/>
       <w:r>
         <w:t xml:space="preserve">Anexo A — Variables de entorno (.env) de referencia</w:t>
       </w:r>
-      <w:bookmarkEnd w:id="35"/>
+      <w:bookmarkEnd w:id="36"/>
     </w:p>
     <w:p>
       <w:pPr>
@@ -9748,22 +10238,22 @@
         <w:pStyle w:val="Heading1"/>
         <w:spacing w:after="200" w:before="400"/>
       </w:pPr>
-      <w:bookmarkStart w:name="_Toc36" w:id="36"/>
+      <w:bookmarkStart w:name="_Toc37" w:id="37"/>
       <w:r>
         <w:t xml:space="preserve">Anexo B — Comandos de referencia rápida</w:t>
       </w:r>
-      <w:bookmarkEnd w:id="36"/>
+      <w:bookmarkEnd w:id="37"/>
     </w:p>
     <w:p>
       <w:pPr>
         <w:pStyle w:val="Heading3"/>
         <w:spacing w:after="100" w:before="200"/>
       </w:pPr>
-      <w:bookmarkStart w:name="_Toc37" w:id="37"/>
+      <w:bookmarkStart w:name="_Toc38" w:id="38"/>
       <w:r>
         <w:t xml:space="preserve">Backend</w:t>
       </w:r>
-      <w:bookmarkEnd w:id="37"/>
+      <w:bookmarkEnd w:id="38"/>
     </w:p>
     <w:tbl>
       <w:tblPr>
@@ -9855,11 +10345,11 @@
         <w:pStyle w:val="Heading3"/>
         <w:spacing w:after="100" w:before="200"/>
       </w:pPr>
-      <w:bookmarkStart w:name="_Toc38" w:id="38"/>
+      <w:bookmarkStart w:name="_Toc39" w:id="39"/>
       <w:r>
         <w:t xml:space="preserve">Base de datos</w:t>
       </w:r>
-      <w:bookmarkEnd w:id="38"/>
+      <w:bookmarkEnd w:id="39"/>
     </w:p>
     <w:tbl>
       <w:tblPr>
@@ -9951,11 +10441,11 @@
         <w:pStyle w:val="Heading3"/>
         <w:spacing w:after="100" w:before="200"/>
       </w:pPr>
-      <w:bookmarkStart w:name="_Toc39" w:id="39"/>
+      <w:bookmarkStart w:name="_Toc40" w:id="40"/>
       <w:r>
         <w:t xml:space="preserve">Sincronización SharePoint</w:t>
       </w:r>
-      <w:bookmarkEnd w:id="39"/>
+      <w:bookmarkEnd w:id="40"/>
     </w:p>
     <w:tbl>
       <w:tblPr>
@@ -10033,11 +10523,11 @@
         <w:pStyle w:val="Heading3"/>
         <w:spacing w:after="100" w:before="200"/>
       </w:pPr>
-      <w:bookmarkStart w:name="_Toc40" w:id="40"/>
+      <w:bookmarkStart w:name="_Toc41" w:id="41"/>
       <w:r>
         <w:t xml:space="preserve">Frontend</w:t>
       </w:r>
-      <w:bookmarkEnd w:id="40"/>
+      <w:bookmarkEnd w:id="41"/>
     </w:p>
     <w:tbl>
       <w:tblPr>
@@ -10111,15 +10601,1217 @@
       </w:tr>
     </w:tbl>
     <w:p>
+      <w:r>
+        <w:br w:type="page"/>
+      </w:r>
+    </w:p>
+    <w:p>
       <w:pPr>
         <w:pStyle w:val="Heading1"/>
         <w:spacing w:after="200" w:before="400"/>
       </w:pPr>
-      <w:bookmarkStart w:name="_Toc41" w:id="41"/>
+      <w:bookmarkStart w:name="_Toc42" w:id="42"/>
+      <w:r>
+        <w:t xml:space="preserve">Anexo C — Ficheros de instalación (versión y verificación)</w:t>
+      </w:r>
+      <w:bookmarkEnd w:id="42"/>
+    </w:p>
+    <w:p>
+      <w:pPr>
+        <w:spacing w:after="160" w:line="276"/>
+      </w:pPr>
+      <w:r>
+        <w:rPr>
+          <w:rFonts w:ascii="Calibri" w:cs="Calibri" w:eastAsia="Calibri" w:hAnsi="Calibri"/>
+          <w:sz w:val="22"/>
+          <w:szCs w:val="22"/>
+        </w:rPr>
+        <w:t xml:space="preserve">Versión exacta de cada instalador usado al redactar esta guía, con su fuente oficial y, cuando Microsoft lo publica, el hash para verificar la descarga antes de ejecutarla en el servidor. Si en el momento de instalar ya hay una versión más reciente, se puede usar esa en su lugar — lo importante es no instalar nada de una fuente distinta de la indicada.</w:t>
+      </w:r>
+    </w:p>
+    <w:tbl>
+      <w:tblPr>
+        <w:tblW w:type="dxa" w:w="9026"/>
+        <w:tblBorders>
+          <w:top w:val="single" w:color="auto" w:sz="4"/>
+          <w:left w:val="single" w:color="auto" w:sz="4"/>
+          <w:bottom w:val="single" w:color="auto" w:sz="4"/>
+          <w:right w:val="single" w:color="auto" w:sz="4"/>
+          <w:insideH w:val="single" w:color="auto" w:sz="4"/>
+          <w:insideV w:val="single" w:color="auto" w:sz="4"/>
+        </w:tblBorders>
+      </w:tblPr>
+      <w:tblGrid>
+        <w:gridCol w:w="2000"/>
+        <w:gridCol w:w="1900"/>
+        <w:gridCol w:w="2500"/>
+        <w:gridCol w:w="2626"/>
+      </w:tblGrid>
+      <w:tr>
+        <w:trPr>
+          <w:tblHeader/>
+        </w:trPr>
+        <w:tc>
+          <w:tcPr>
+            <w:tcW w:type="dxa" w:w="2000"/>
+            <w:tcBorders>
+              <w:top w:val="single" w:color="B7C6E6" w:sz="4"/>
+              <w:left w:val="single" w:color="B7C6E6" w:sz="4"/>
+              <w:bottom w:val="single" w:color="B7C6E6" w:sz="4"/>
+              <w:right w:val="single" w:color="B7C6E6" w:sz="4"/>
+            </w:tcBorders>
+            <w:shd w:fill="1F3864" w:val="clear"/>
+            <w:tcMar>
+              <w:top w:type="dxa" w:w="100"/>
+              <w:left w:type="dxa" w:w="140"/>
+              <w:bottom w:type="dxa" w:w="100"/>
+              <w:right w:type="dxa" w:w="140"/>
+            </w:tcMar>
+            <w:vAlign w:val="center"/>
+          </w:tcPr>
+          <w:p>
+            <w:r>
+              <w:rPr>
+                <w:rFonts w:ascii="Calibri" w:cs="Calibri" w:eastAsia="Calibri" w:hAnsi="Calibri"/>
+                <w:b/>
+                <w:bCs/>
+                <w:color w:val="FFFFFF"/>
+                <w:sz w:val="20"/>
+                <w:szCs w:val="20"/>
+              </w:rPr>
+              <w:t xml:space="preserve">Fichero</w:t>
+            </w:r>
+          </w:p>
+        </w:tc>
+        <w:tc>
+          <w:tcPr>
+            <w:tcW w:type="dxa" w:w="1900"/>
+            <w:tcBorders>
+              <w:top w:val="single" w:color="B7C6E6" w:sz="4"/>
+              <w:left w:val="single" w:color="B7C6E6" w:sz="4"/>
+              <w:bottom w:val="single" w:color="B7C6E6" w:sz="4"/>
+              <w:right w:val="single" w:color="B7C6E6" w:sz="4"/>
+            </w:tcBorders>
+            <w:shd w:fill="1F3864" w:val="clear"/>
+            <w:tcMar>
+              <w:top w:type="dxa" w:w="100"/>
+              <w:left w:type="dxa" w:w="140"/>
+              <w:bottom w:type="dxa" w:w="100"/>
+              <w:right w:type="dxa" w:w="140"/>
+            </w:tcMar>
+            <w:vAlign w:val="center"/>
+          </w:tcPr>
+          <w:p>
+            <w:r>
+              <w:rPr>
+                <w:rFonts w:ascii="Calibri" w:cs="Calibri" w:eastAsia="Calibri" w:hAnsi="Calibri"/>
+                <w:b/>
+                <w:bCs/>
+                <w:color w:val="FFFFFF"/>
+                <w:sz w:val="20"/>
+                <w:szCs w:val="20"/>
+              </w:rPr>
+              <w:t xml:space="preserve">Versión</w:t>
+            </w:r>
+          </w:p>
+        </w:tc>
+        <w:tc>
+          <w:tcPr>
+            <w:tcW w:type="dxa" w:w="2500"/>
+            <w:tcBorders>
+              <w:top w:val="single" w:color="B7C6E6" w:sz="4"/>
+              <w:left w:val="single" w:color="B7C6E6" w:sz="4"/>
+              <w:bottom w:val="single" w:color="B7C6E6" w:sz="4"/>
+              <w:right w:val="single" w:color="B7C6E6" w:sz="4"/>
+            </w:tcBorders>
+            <w:shd w:fill="1F3864" w:val="clear"/>
+            <w:tcMar>
+              <w:top w:type="dxa" w:w="100"/>
+              <w:left w:type="dxa" w:w="140"/>
+              <w:bottom w:type="dxa" w:w="100"/>
+              <w:right w:type="dxa" w:w="140"/>
+            </w:tcMar>
+            <w:vAlign w:val="center"/>
+          </w:tcPr>
+          <w:p>
+            <w:r>
+              <w:rPr>
+                <w:rFonts w:ascii="Calibri" w:cs="Calibri" w:eastAsia="Calibri" w:hAnsi="Calibri"/>
+                <w:b/>
+                <w:bCs/>
+                <w:color w:val="FFFFFF"/>
+                <w:sz w:val="20"/>
+                <w:szCs w:val="20"/>
+              </w:rPr>
+              <w:t xml:space="preserve">Fuente oficial</w:t>
+            </w:r>
+          </w:p>
+        </w:tc>
+        <w:tc>
+          <w:tcPr>
+            <w:tcW w:type="dxa" w:w="2626"/>
+            <w:tcBorders>
+              <w:top w:val="single" w:color="B7C6E6" w:sz="4"/>
+              <w:left w:val="single" w:color="B7C6E6" w:sz="4"/>
+              <w:bottom w:val="single" w:color="B7C6E6" w:sz="4"/>
+              <w:right w:val="single" w:color="B7C6E6" w:sz="4"/>
+            </w:tcBorders>
+            <w:shd w:fill="1F3864" w:val="clear"/>
+            <w:tcMar>
+              <w:top w:type="dxa" w:w="100"/>
+              <w:left w:type="dxa" w:w="140"/>
+              <w:bottom w:type="dxa" w:w="100"/>
+              <w:right w:type="dxa" w:w="140"/>
+            </w:tcMar>
+            <w:vAlign w:val="center"/>
+          </w:tcPr>
+          <w:p>
+            <w:r>
+              <w:rPr>
+                <w:rFonts w:ascii="Calibri" w:cs="Calibri" w:eastAsia="Calibri" w:hAnsi="Calibri"/>
+                <w:b/>
+                <w:bCs/>
+                <w:color w:val="FFFFFF"/>
+                <w:sz w:val="20"/>
+                <w:szCs w:val="20"/>
+              </w:rPr>
+              <w:t xml:space="preserve">SHA1 / SHA256</w:t>
+            </w:r>
+          </w:p>
+        </w:tc>
+      </w:tr>
+      <w:tr>
+        <w:tc>
+          <w:tcPr>
+            <w:tcW w:type="dxa" w:w="2000"/>
+            <w:tcBorders>
+              <w:top w:val="single" w:color="B7C6E6" w:sz="4"/>
+              <w:left w:val="single" w:color="B7C6E6" w:sz="4"/>
+              <w:bottom w:val="single" w:color="B7C6E6" w:sz="4"/>
+              <w:right w:val="single" w:color="B7C6E6" w:sz="4"/>
+            </w:tcBorders>
+            <w:shd w:fill="FFFFFF" w:val="clear"/>
+            <w:tcMar>
+              <w:top w:type="dxa" w:w="90"/>
+              <w:left w:type="dxa" w:w="140"/>
+              <w:bottom w:type="dxa" w:w="90"/>
+              <w:right w:type="dxa" w:w="140"/>
+            </w:tcMar>
+            <w:vAlign w:val="center"/>
+          </w:tcPr>
+          <w:p>
+            <w:r>
+              <w:rPr>
+                <w:rFonts w:ascii="Calibri" w:cs="Calibri" w:eastAsia="Calibri" w:hAnsi="Calibri"/>
+                <w:b w:val="false"/>
+                <w:bCs w:val="false"/>
+                <w:sz w:val="20"/>
+                <w:szCs w:val="20"/>
+              </w:rPr>
+              <w:t xml:space="preserve">python-3.1x-amd64.exe</w:t>
+            </w:r>
+          </w:p>
+        </w:tc>
+        <w:tc>
+          <w:tcPr>
+            <w:tcW w:type="dxa" w:w="1900"/>
+            <w:tcBorders>
+              <w:top w:val="single" w:color="B7C6E6" w:sz="4"/>
+              <w:left w:val="single" w:color="B7C6E6" w:sz="4"/>
+              <w:bottom w:val="single" w:color="B7C6E6" w:sz="4"/>
+              <w:right w:val="single" w:color="B7C6E6" w:sz="4"/>
+            </w:tcBorders>
+            <w:shd w:fill="FFFFFF" w:val="clear"/>
+            <w:tcMar>
+              <w:top w:type="dxa" w:w="90"/>
+              <w:left w:type="dxa" w:w="140"/>
+              <w:bottom w:type="dxa" w:w="90"/>
+              <w:right w:type="dxa" w:w="140"/>
+            </w:tcMar>
+            <w:vAlign w:val="center"/>
+          </w:tcPr>
+          <w:p>
+            <w:r>
+              <w:rPr>
+                <w:rFonts w:ascii="Calibri" w:cs="Calibri" w:eastAsia="Calibri" w:hAnsi="Calibri"/>
+                <w:b w:val="false"/>
+                <w:bCs w:val="false"/>
+                <w:sz w:val="20"/>
+                <w:szCs w:val="20"/>
+              </w:rPr>
+              <w:t xml:space="preserve">3.12.x</w:t>
+            </w:r>
+          </w:p>
+        </w:tc>
+        <w:tc>
+          <w:tcPr>
+            <w:tcW w:type="dxa" w:w="2500"/>
+            <w:tcBorders>
+              <w:top w:val="single" w:color="B7C6E6" w:sz="4"/>
+              <w:left w:val="single" w:color="B7C6E6" w:sz="4"/>
+              <w:bottom w:val="single" w:color="B7C6E6" w:sz="4"/>
+              <w:right w:val="single" w:color="B7C6E6" w:sz="4"/>
+            </w:tcBorders>
+            <w:shd w:fill="FFFFFF" w:val="clear"/>
+            <w:tcMar>
+              <w:top w:type="dxa" w:w="90"/>
+              <w:left w:type="dxa" w:w="140"/>
+              <w:bottom w:type="dxa" w:w="90"/>
+              <w:right w:type="dxa" w:w="140"/>
+            </w:tcMar>
+            <w:vAlign w:val="center"/>
+          </w:tcPr>
+          <w:p>
+            <w:r>
+              <w:rPr>
+                <w:rFonts w:ascii="Calibri" w:cs="Calibri" w:eastAsia="Calibri" w:hAnsi="Calibri"/>
+                <w:b w:val="false"/>
+                <w:bCs w:val="false"/>
+                <w:sz w:val="20"/>
+                <w:szCs w:val="20"/>
+              </w:rPr>
+              <w:t xml:space="preserve">python.org/downloads</w:t>
+            </w:r>
+          </w:p>
+        </w:tc>
+        <w:tc>
+          <w:tcPr>
+            <w:tcW w:type="dxa" w:w="2626"/>
+            <w:tcBorders>
+              <w:top w:val="single" w:color="B7C6E6" w:sz="4"/>
+              <w:left w:val="single" w:color="B7C6E6" w:sz="4"/>
+              <w:bottom w:val="single" w:color="B7C6E6" w:sz="4"/>
+              <w:right w:val="single" w:color="B7C6E6" w:sz="4"/>
+            </w:tcBorders>
+            <w:shd w:fill="FFFFFF" w:val="clear"/>
+            <w:tcMar>
+              <w:top w:type="dxa" w:w="90"/>
+              <w:left w:type="dxa" w:w="140"/>
+              <w:bottom w:type="dxa" w:w="90"/>
+              <w:right w:type="dxa" w:w="140"/>
+            </w:tcMar>
+            <w:vAlign w:val="center"/>
+          </w:tcPr>
+          <w:p>
+            <w:r>
+              <w:rPr>
+                <w:rFonts w:ascii="Calibri" w:cs="Calibri" w:eastAsia="Calibri" w:hAnsi="Calibri"/>
+                <w:b w:val="false"/>
+                <w:bCs w:val="false"/>
+                <w:sz w:val="20"/>
+                <w:szCs w:val="20"/>
+              </w:rPr>
+              <w:t xml:space="preserve">—</w:t>
+            </w:r>
+          </w:p>
+        </w:tc>
+      </w:tr>
+      <w:tr>
+        <w:tc>
+          <w:tcPr>
+            <w:tcW w:type="dxa" w:w="2000"/>
+            <w:tcBorders>
+              <w:top w:val="single" w:color="B7C6E6" w:sz="4"/>
+              <w:left w:val="single" w:color="B7C6E6" w:sz="4"/>
+              <w:bottom w:val="single" w:color="B7C6E6" w:sz="4"/>
+              <w:right w:val="single" w:color="B7C6E6" w:sz="4"/>
+            </w:tcBorders>
+            <w:shd w:fill="F2F2F2" w:val="clear"/>
+            <w:tcMar>
+              <w:top w:type="dxa" w:w="90"/>
+              <w:left w:type="dxa" w:w="140"/>
+              <w:bottom w:type="dxa" w:w="90"/>
+              <w:right w:type="dxa" w:w="140"/>
+            </w:tcMar>
+            <w:vAlign w:val="center"/>
+          </w:tcPr>
+          <w:p>
+            <w:r>
+              <w:rPr>
+                <w:rFonts w:ascii="Calibri" w:cs="Calibri" w:eastAsia="Calibri" w:hAnsi="Calibri"/>
+                <w:b w:val="false"/>
+                <w:bCs w:val="false"/>
+                <w:sz w:val="20"/>
+                <w:szCs w:val="20"/>
+              </w:rPr>
+              <w:t xml:space="preserve">vs_buildtools.exe</w:t>
+            </w:r>
+          </w:p>
+        </w:tc>
+        <w:tc>
+          <w:tcPr>
+            <w:tcW w:type="dxa" w:w="1900"/>
+            <w:tcBorders>
+              <w:top w:val="single" w:color="B7C6E6" w:sz="4"/>
+              <w:left w:val="single" w:color="B7C6E6" w:sz="4"/>
+              <w:bottom w:val="single" w:color="B7C6E6" w:sz="4"/>
+              <w:right w:val="single" w:color="B7C6E6" w:sz="4"/>
+            </w:tcBorders>
+            <w:shd w:fill="F2F2F2" w:val="clear"/>
+            <w:tcMar>
+              <w:top w:type="dxa" w:w="90"/>
+              <w:left w:type="dxa" w:w="140"/>
+              <w:bottom w:type="dxa" w:w="90"/>
+              <w:right w:type="dxa" w:w="140"/>
+            </w:tcMar>
+            <w:vAlign w:val="center"/>
+          </w:tcPr>
+          <w:p>
+            <w:r>
+              <w:rPr>
+                <w:rFonts w:ascii="Calibri" w:cs="Calibri" w:eastAsia="Calibri" w:hAnsi="Calibri"/>
+                <w:b w:val="false"/>
+                <w:bCs w:val="false"/>
+                <w:sz w:val="20"/>
+                <w:szCs w:val="20"/>
+              </w:rPr>
+              <w:t xml:space="preserve">Bootstrapper actual</w:t>
+            </w:r>
+          </w:p>
+        </w:tc>
+        <w:tc>
+          <w:tcPr>
+            <w:tcW w:type="dxa" w:w="2500"/>
+            <w:tcBorders>
+              <w:top w:val="single" w:color="B7C6E6" w:sz="4"/>
+              <w:left w:val="single" w:color="B7C6E6" w:sz="4"/>
+              <w:bottom w:val="single" w:color="B7C6E6" w:sz="4"/>
+              <w:right w:val="single" w:color="B7C6E6" w:sz="4"/>
+            </w:tcBorders>
+            <w:shd w:fill="F2F2F2" w:val="clear"/>
+            <w:tcMar>
+              <w:top w:type="dxa" w:w="90"/>
+              <w:left w:type="dxa" w:w="140"/>
+              <w:bottom w:type="dxa" w:w="90"/>
+              <w:right w:type="dxa" w:w="140"/>
+            </w:tcMar>
+            <w:vAlign w:val="center"/>
+          </w:tcPr>
+          <w:p>
+            <w:r>
+              <w:rPr>
+                <w:rFonts w:ascii="Calibri" w:cs="Calibri" w:eastAsia="Calibri" w:hAnsi="Calibri"/>
+                <w:b w:val="false"/>
+                <w:bCs w:val="false"/>
+                <w:sz w:val="20"/>
+                <w:szCs w:val="20"/>
+              </w:rPr>
+              <w:t xml:space="preserve">aka.ms/vs/17/release/vs_buildtools.exe</w:t>
+            </w:r>
+          </w:p>
+        </w:tc>
+        <w:tc>
+          <w:tcPr>
+            <w:tcW w:type="dxa" w:w="2626"/>
+            <w:tcBorders>
+              <w:top w:val="single" w:color="B7C6E6" w:sz="4"/>
+              <w:left w:val="single" w:color="B7C6E6" w:sz="4"/>
+              <w:bottom w:val="single" w:color="B7C6E6" w:sz="4"/>
+              <w:right w:val="single" w:color="B7C6E6" w:sz="4"/>
+            </w:tcBorders>
+            <w:shd w:fill="F2F2F2" w:val="clear"/>
+            <w:tcMar>
+              <w:top w:type="dxa" w:w="90"/>
+              <w:left w:type="dxa" w:w="140"/>
+              <w:bottom w:type="dxa" w:w="90"/>
+              <w:right w:type="dxa" w:w="140"/>
+            </w:tcMar>
+            <w:vAlign w:val="center"/>
+          </w:tcPr>
+          <w:p>
+            <w:r>
+              <w:rPr>
+                <w:rFonts w:ascii="Calibri" w:cs="Calibri" w:eastAsia="Calibri" w:hAnsi="Calibri"/>
+                <w:b w:val="false"/>
+                <w:bCs w:val="false"/>
+                <w:sz w:val="20"/>
+                <w:szCs w:val="20"/>
+              </w:rPr>
+              <w:t xml:space="preserve">—</w:t>
+            </w:r>
+          </w:p>
+        </w:tc>
+      </w:tr>
+      <w:tr>
+        <w:tc>
+          <w:tcPr>
+            <w:tcW w:type="dxa" w:w="2000"/>
+            <w:tcBorders>
+              <w:top w:val="single" w:color="B7C6E6" w:sz="4"/>
+              <w:left w:val="single" w:color="B7C6E6" w:sz="4"/>
+              <w:bottom w:val="single" w:color="B7C6E6" w:sz="4"/>
+              <w:right w:val="single" w:color="B7C6E6" w:sz="4"/>
+            </w:tcBorders>
+            <w:shd w:fill="FFFFFF" w:val="clear"/>
+            <w:tcMar>
+              <w:top w:type="dxa" w:w="90"/>
+              <w:left w:type="dxa" w:w="140"/>
+              <w:bottom w:type="dxa" w:w="90"/>
+              <w:right w:type="dxa" w:w="140"/>
+            </w:tcMar>
+            <w:vAlign w:val="center"/>
+          </w:tcPr>
+          <w:p>
+            <w:r>
+              <w:rPr>
+                <w:rFonts w:ascii="Calibri" w:cs="Calibri" w:eastAsia="Calibri" w:hAnsi="Calibri"/>
+                <w:b w:val="false"/>
+                <w:bCs w:val="false"/>
+                <w:sz w:val="20"/>
+                <w:szCs w:val="20"/>
+              </w:rPr>
+              <w:t xml:space="preserve">postgresql-17.11-5-windows-x64.exe</w:t>
+            </w:r>
+          </w:p>
+        </w:tc>
+        <w:tc>
+          <w:tcPr>
+            <w:tcW w:type="dxa" w:w="1900"/>
+            <w:tcBorders>
+              <w:top w:val="single" w:color="B7C6E6" w:sz="4"/>
+              <w:left w:val="single" w:color="B7C6E6" w:sz="4"/>
+              <w:bottom w:val="single" w:color="B7C6E6" w:sz="4"/>
+              <w:right w:val="single" w:color="B7C6E6" w:sz="4"/>
+            </w:tcBorders>
+            <w:shd w:fill="FFFFFF" w:val="clear"/>
+            <w:tcMar>
+              <w:top w:type="dxa" w:w="90"/>
+              <w:left w:type="dxa" w:w="140"/>
+              <w:bottom w:type="dxa" w:w="90"/>
+              <w:right w:type="dxa" w:w="140"/>
+            </w:tcMar>
+            <w:vAlign w:val="center"/>
+          </w:tcPr>
+          <w:p>
+            <w:r>
+              <w:rPr>
+                <w:rFonts w:ascii="Calibri" w:cs="Calibri" w:eastAsia="Calibri" w:hAnsi="Calibri"/>
+                <w:b w:val="false"/>
+                <w:bCs w:val="false"/>
+                <w:sz w:val="20"/>
+                <w:szCs w:val="20"/>
+              </w:rPr>
+              <w:t xml:space="preserve">17.11-5</w:t>
+            </w:r>
+          </w:p>
+        </w:tc>
+        <w:tc>
+          <w:tcPr>
+            <w:tcW w:type="dxa" w:w="2500"/>
+            <w:tcBorders>
+              <w:top w:val="single" w:color="B7C6E6" w:sz="4"/>
+              <w:left w:val="single" w:color="B7C6E6" w:sz="4"/>
+              <w:bottom w:val="single" w:color="B7C6E6" w:sz="4"/>
+              <w:right w:val="single" w:color="B7C6E6" w:sz="4"/>
+            </w:tcBorders>
+            <w:shd w:fill="FFFFFF" w:val="clear"/>
+            <w:tcMar>
+              <w:top w:type="dxa" w:w="90"/>
+              <w:left w:type="dxa" w:w="140"/>
+              <w:bottom w:type="dxa" w:w="90"/>
+              <w:right w:type="dxa" w:w="140"/>
+            </w:tcMar>
+            <w:vAlign w:val="center"/>
+          </w:tcPr>
+          <w:p>
+            <w:r>
+              <w:rPr>
+                <w:rFonts w:ascii="Calibri" w:cs="Calibri" w:eastAsia="Calibri" w:hAnsi="Calibri"/>
+                <w:b w:val="false"/>
+                <w:bCs w:val="false"/>
+                <w:sz w:val="20"/>
+                <w:szCs w:val="20"/>
+              </w:rPr>
+              <w:t xml:space="preserve">get.enterprisedb.com</w:t>
+            </w:r>
+          </w:p>
+        </w:tc>
+        <w:tc>
+          <w:tcPr>
+            <w:tcW w:type="dxa" w:w="2626"/>
+            <w:tcBorders>
+              <w:top w:val="single" w:color="B7C6E6" w:sz="4"/>
+              <w:left w:val="single" w:color="B7C6E6" w:sz="4"/>
+              <w:bottom w:val="single" w:color="B7C6E6" w:sz="4"/>
+              <w:right w:val="single" w:color="B7C6E6" w:sz="4"/>
+            </w:tcBorders>
+            <w:shd w:fill="FFFFFF" w:val="clear"/>
+            <w:tcMar>
+              <w:top w:type="dxa" w:w="90"/>
+              <w:left w:type="dxa" w:w="140"/>
+              <w:bottom w:type="dxa" w:w="90"/>
+              <w:right w:type="dxa" w:w="140"/>
+            </w:tcMar>
+            <w:vAlign w:val="center"/>
+          </w:tcPr>
+          <w:p>
+            <w:r>
+              <w:rPr>
+                <w:rFonts w:ascii="Calibri" w:cs="Calibri" w:eastAsia="Calibri" w:hAnsi="Calibri"/>
+                <w:b w:val="false"/>
+                <w:bCs w:val="false"/>
+                <w:sz w:val="20"/>
+                <w:szCs w:val="20"/>
+              </w:rPr>
+              <w:t xml:space="preserve">—</w:t>
+            </w:r>
+          </w:p>
+        </w:tc>
+      </w:tr>
+      <w:tr>
+        <w:tc>
+          <w:tcPr>
+            <w:tcW w:type="dxa" w:w="2000"/>
+            <w:tcBorders>
+              <w:top w:val="single" w:color="B7C6E6" w:sz="4"/>
+              <w:left w:val="single" w:color="B7C6E6" w:sz="4"/>
+              <w:bottom w:val="single" w:color="B7C6E6" w:sz="4"/>
+              <w:right w:val="single" w:color="B7C6E6" w:sz="4"/>
+            </w:tcBorders>
+            <w:shd w:fill="F2F2F2" w:val="clear"/>
+            <w:tcMar>
+              <w:top w:type="dxa" w:w="90"/>
+              <w:left w:type="dxa" w:w="140"/>
+              <w:bottom w:type="dxa" w:w="90"/>
+              <w:right w:type="dxa" w:w="140"/>
+            </w:tcMar>
+            <w:vAlign w:val="center"/>
+          </w:tcPr>
+          <w:p>
+            <w:r>
+              <w:rPr>
+                <w:rFonts w:ascii="Calibri" w:cs="Calibri" w:eastAsia="Calibri" w:hAnsi="Calibri"/>
+                <w:b w:val="false"/>
+                <w:bCs w:val="false"/>
+                <w:sz w:val="20"/>
+                <w:szCs w:val="20"/>
+              </w:rPr>
+              <w:t xml:space="preserve">pgvector (código fuente)</w:t>
+            </w:r>
+          </w:p>
+        </w:tc>
+        <w:tc>
+          <w:tcPr>
+            <w:tcW w:type="dxa" w:w="1900"/>
+            <w:tcBorders>
+              <w:top w:val="single" w:color="B7C6E6" w:sz="4"/>
+              <w:left w:val="single" w:color="B7C6E6" w:sz="4"/>
+              <w:bottom w:val="single" w:color="B7C6E6" w:sz="4"/>
+              <w:right w:val="single" w:color="B7C6E6" w:sz="4"/>
+            </w:tcBorders>
+            <w:shd w:fill="F2F2F2" w:val="clear"/>
+            <w:tcMar>
+              <w:top w:type="dxa" w:w="90"/>
+              <w:left w:type="dxa" w:w="140"/>
+              <w:bottom w:type="dxa" w:w="90"/>
+              <w:right w:type="dxa" w:w="140"/>
+            </w:tcMar>
+            <w:vAlign w:val="center"/>
+          </w:tcPr>
+          <w:p>
+            <w:r>
+              <w:rPr>
+                <w:rFonts w:ascii="Calibri" w:cs="Calibri" w:eastAsia="Calibri" w:hAnsi="Calibri"/>
+                <w:b w:val="false"/>
+                <w:bCs w:val="false"/>
+                <w:sz w:val="20"/>
+                <w:szCs w:val="20"/>
+              </w:rPr>
+              <w:t xml:space="preserve">v0.8.7</w:t>
+            </w:r>
+          </w:p>
+        </w:tc>
+        <w:tc>
+          <w:tcPr>
+            <w:tcW w:type="dxa" w:w="2500"/>
+            <w:tcBorders>
+              <w:top w:val="single" w:color="B7C6E6" w:sz="4"/>
+              <w:left w:val="single" w:color="B7C6E6" w:sz="4"/>
+              <w:bottom w:val="single" w:color="B7C6E6" w:sz="4"/>
+              <w:right w:val="single" w:color="B7C6E6" w:sz="4"/>
+            </w:tcBorders>
+            <w:shd w:fill="F2F2F2" w:val="clear"/>
+            <w:tcMar>
+              <w:top w:type="dxa" w:w="90"/>
+              <w:left w:type="dxa" w:w="140"/>
+              <w:bottom w:type="dxa" w:w="90"/>
+              <w:right w:type="dxa" w:w="140"/>
+            </w:tcMar>
+            <w:vAlign w:val="center"/>
+          </w:tcPr>
+          <w:p>
+            <w:r>
+              <w:rPr>
+                <w:rFonts w:ascii="Calibri" w:cs="Calibri" w:eastAsia="Calibri" w:hAnsi="Calibri"/>
+                <w:b w:val="false"/>
+                <w:bCs w:val="false"/>
+                <w:sz w:val="20"/>
+                <w:szCs w:val="20"/>
+              </w:rPr>
+              <w:t xml:space="preserve">github.com/pgvector/pgvector</w:t>
+            </w:r>
+          </w:p>
+        </w:tc>
+        <w:tc>
+          <w:tcPr>
+            <w:tcW w:type="dxa" w:w="2626"/>
+            <w:tcBorders>
+              <w:top w:val="single" w:color="B7C6E6" w:sz="4"/>
+              <w:left w:val="single" w:color="B7C6E6" w:sz="4"/>
+              <w:bottom w:val="single" w:color="B7C6E6" w:sz="4"/>
+              <w:right w:val="single" w:color="B7C6E6" w:sz="4"/>
+            </w:tcBorders>
+            <w:shd w:fill="F2F2F2" w:val="clear"/>
+            <w:tcMar>
+              <w:top w:type="dxa" w:w="90"/>
+              <w:left w:type="dxa" w:w="140"/>
+              <w:bottom w:type="dxa" w:w="90"/>
+              <w:right w:type="dxa" w:w="140"/>
+            </w:tcMar>
+            <w:vAlign w:val="center"/>
+          </w:tcPr>
+          <w:p>
+            <w:r>
+              <w:rPr>
+                <w:rFonts w:ascii="Calibri" w:cs="Calibri" w:eastAsia="Calibri" w:hAnsi="Calibri"/>
+                <w:b w:val="false"/>
+                <w:bCs w:val="false"/>
+                <w:sz w:val="20"/>
+                <w:szCs w:val="20"/>
+              </w:rPr>
+              <w:t xml:space="preserve">—</w:t>
+            </w:r>
+          </w:p>
+        </w:tc>
+      </w:tr>
+      <w:tr>
+        <w:tc>
+          <w:tcPr>
+            <w:tcW w:type="dxa" w:w="2000"/>
+            <w:tcBorders>
+              <w:top w:val="single" w:color="B7C6E6" w:sz="4"/>
+              <w:left w:val="single" w:color="B7C6E6" w:sz="4"/>
+              <w:bottom w:val="single" w:color="B7C6E6" w:sz="4"/>
+              <w:right w:val="single" w:color="B7C6E6" w:sz="4"/>
+            </w:tcBorders>
+            <w:shd w:fill="FFFFFF" w:val="clear"/>
+            <w:tcMar>
+              <w:top w:type="dxa" w:w="90"/>
+              <w:left w:type="dxa" w:w="140"/>
+              <w:bottom w:type="dxa" w:w="90"/>
+              <w:right w:type="dxa" w:w="140"/>
+            </w:tcMar>
+            <w:vAlign w:val="center"/>
+          </w:tcPr>
+          <w:p>
+            <w:r>
+              <w:rPr>
+                <w:rFonts w:ascii="Calibri" w:cs="Calibri" w:eastAsia="Calibri" w:hAnsi="Calibri"/>
+                <w:b w:val="false"/>
+                <w:bCs w:val="false"/>
+                <w:sz w:val="20"/>
+                <w:szCs w:val="20"/>
+              </w:rPr>
+              <w:t xml:space="preserve">node-v24.22.0-x64.msi</w:t>
+            </w:r>
+          </w:p>
+        </w:tc>
+        <w:tc>
+          <w:tcPr>
+            <w:tcW w:type="dxa" w:w="1900"/>
+            <w:tcBorders>
+              <w:top w:val="single" w:color="B7C6E6" w:sz="4"/>
+              <w:left w:val="single" w:color="B7C6E6" w:sz="4"/>
+              <w:bottom w:val="single" w:color="B7C6E6" w:sz="4"/>
+              <w:right w:val="single" w:color="B7C6E6" w:sz="4"/>
+            </w:tcBorders>
+            <w:shd w:fill="FFFFFF" w:val="clear"/>
+            <w:tcMar>
+              <w:top w:type="dxa" w:w="90"/>
+              <w:left w:type="dxa" w:w="140"/>
+              <w:bottom w:type="dxa" w:w="90"/>
+              <w:right w:type="dxa" w:w="140"/>
+            </w:tcMar>
+            <w:vAlign w:val="center"/>
+          </w:tcPr>
+          <w:p>
+            <w:r>
+              <w:rPr>
+                <w:rFonts w:ascii="Calibri" w:cs="Calibri" w:eastAsia="Calibri" w:hAnsi="Calibri"/>
+                <w:b w:val="false"/>
+                <w:bCs w:val="false"/>
+                <w:sz w:val="20"/>
+                <w:szCs w:val="20"/>
+              </w:rPr>
+              <w:t xml:space="preserve">v24.22.0 LTS Krypton</w:t>
+            </w:r>
+          </w:p>
+        </w:tc>
+        <w:tc>
+          <w:tcPr>
+            <w:tcW w:type="dxa" w:w="2500"/>
+            <w:tcBorders>
+              <w:top w:val="single" w:color="B7C6E6" w:sz="4"/>
+              <w:left w:val="single" w:color="B7C6E6" w:sz="4"/>
+              <w:bottom w:val="single" w:color="B7C6E6" w:sz="4"/>
+              <w:right w:val="single" w:color="B7C6E6" w:sz="4"/>
+            </w:tcBorders>
+            <w:shd w:fill="FFFFFF" w:val="clear"/>
+            <w:tcMar>
+              <w:top w:type="dxa" w:w="90"/>
+              <w:left w:type="dxa" w:w="140"/>
+              <w:bottom w:type="dxa" w:w="90"/>
+              <w:right w:type="dxa" w:w="140"/>
+            </w:tcMar>
+            <w:vAlign w:val="center"/>
+          </w:tcPr>
+          <w:p>
+            <w:r>
+              <w:rPr>
+                <w:rFonts w:ascii="Calibri" w:cs="Calibri" w:eastAsia="Calibri" w:hAnsi="Calibri"/>
+                <w:b w:val="false"/>
+                <w:bCs w:val="false"/>
+                <w:sz w:val="20"/>
+                <w:szCs w:val="20"/>
+              </w:rPr>
+              <w:t xml:space="preserve">nodejs.org/dist</w:t>
+            </w:r>
+          </w:p>
+        </w:tc>
+        <w:tc>
+          <w:tcPr>
+            <w:tcW w:type="dxa" w:w="2626"/>
+            <w:tcBorders>
+              <w:top w:val="single" w:color="B7C6E6" w:sz="4"/>
+              <w:left w:val="single" w:color="B7C6E6" w:sz="4"/>
+              <w:bottom w:val="single" w:color="B7C6E6" w:sz="4"/>
+              <w:right w:val="single" w:color="B7C6E6" w:sz="4"/>
+            </w:tcBorders>
+            <w:shd w:fill="FFFFFF" w:val="clear"/>
+            <w:tcMar>
+              <w:top w:type="dxa" w:w="90"/>
+              <w:left w:type="dxa" w:w="140"/>
+              <w:bottom w:type="dxa" w:w="90"/>
+              <w:right w:type="dxa" w:w="140"/>
+            </w:tcMar>
+            <w:vAlign w:val="center"/>
+          </w:tcPr>
+          <w:p>
+            <w:r>
+              <w:rPr>
+                <w:rFonts w:ascii="Calibri" w:cs="Calibri" w:eastAsia="Calibri" w:hAnsi="Calibri"/>
+                <w:b w:val="false"/>
+                <w:bCs w:val="false"/>
+                <w:sz w:val="20"/>
+                <w:szCs w:val="20"/>
+              </w:rPr>
+              <w:t xml:space="preserve">—</w:t>
+            </w:r>
+          </w:p>
+        </w:tc>
+      </w:tr>
+      <w:tr>
+        <w:tc>
+          <w:tcPr>
+            <w:tcW w:type="dxa" w:w="2000"/>
+            <w:tcBorders>
+              <w:top w:val="single" w:color="B7C6E6" w:sz="4"/>
+              <w:left w:val="single" w:color="B7C6E6" w:sz="4"/>
+              <w:bottom w:val="single" w:color="B7C6E6" w:sz="4"/>
+              <w:right w:val="single" w:color="B7C6E6" w:sz="4"/>
+            </w:tcBorders>
+            <w:shd w:fill="F2F2F2" w:val="clear"/>
+            <w:tcMar>
+              <w:top w:type="dxa" w:w="90"/>
+              <w:left w:type="dxa" w:w="140"/>
+              <w:bottom w:type="dxa" w:w="90"/>
+              <w:right w:type="dxa" w:w="140"/>
+            </w:tcMar>
+            <w:vAlign w:val="center"/>
+          </w:tcPr>
+          <w:p>
+            <w:r>
+              <w:rPr>
+                <w:rFonts w:ascii="Calibri" w:cs="Calibri" w:eastAsia="Calibri" w:hAnsi="Calibri"/>
+                <w:b w:val="false"/>
+                <w:bCs w:val="false"/>
+                <w:sz w:val="20"/>
+                <w:szCs w:val="20"/>
+              </w:rPr>
+              <w:t xml:space="preserve">nssm-2.24.zip</w:t>
+            </w:r>
+          </w:p>
+        </w:tc>
+        <w:tc>
+          <w:tcPr>
+            <w:tcW w:type="dxa" w:w="1900"/>
+            <w:tcBorders>
+              <w:top w:val="single" w:color="B7C6E6" w:sz="4"/>
+              <w:left w:val="single" w:color="B7C6E6" w:sz="4"/>
+              <w:bottom w:val="single" w:color="B7C6E6" w:sz="4"/>
+              <w:right w:val="single" w:color="B7C6E6" w:sz="4"/>
+            </w:tcBorders>
+            <w:shd w:fill="F2F2F2" w:val="clear"/>
+            <w:tcMar>
+              <w:top w:type="dxa" w:w="90"/>
+              <w:left w:type="dxa" w:w="140"/>
+              <w:bottom w:type="dxa" w:w="90"/>
+              <w:right w:type="dxa" w:w="140"/>
+            </w:tcMar>
+            <w:vAlign w:val="center"/>
+          </w:tcPr>
+          <w:p>
+            <w:r>
+              <w:rPr>
+                <w:rFonts w:ascii="Calibri" w:cs="Calibri" w:eastAsia="Calibri" w:hAnsi="Calibri"/>
+                <w:b w:val="false"/>
+                <w:bCs w:val="false"/>
+                <w:sz w:val="20"/>
+                <w:szCs w:val="20"/>
+              </w:rPr>
+              <w:t xml:space="preserve">2.24</w:t>
+            </w:r>
+          </w:p>
+        </w:tc>
+        <w:tc>
+          <w:tcPr>
+            <w:tcW w:type="dxa" w:w="2500"/>
+            <w:tcBorders>
+              <w:top w:val="single" w:color="B7C6E6" w:sz="4"/>
+              <w:left w:val="single" w:color="B7C6E6" w:sz="4"/>
+              <w:bottom w:val="single" w:color="B7C6E6" w:sz="4"/>
+              <w:right w:val="single" w:color="B7C6E6" w:sz="4"/>
+            </w:tcBorders>
+            <w:shd w:fill="F2F2F2" w:val="clear"/>
+            <w:tcMar>
+              <w:top w:type="dxa" w:w="90"/>
+              <w:left w:type="dxa" w:w="140"/>
+              <w:bottom w:type="dxa" w:w="90"/>
+              <w:right w:type="dxa" w:w="140"/>
+            </w:tcMar>
+            <w:vAlign w:val="center"/>
+          </w:tcPr>
+          <w:p>
+            <w:r>
+              <w:rPr>
+                <w:rFonts w:ascii="Calibri" w:cs="Calibri" w:eastAsia="Calibri" w:hAnsi="Calibri"/>
+                <w:b w:val="false"/>
+                <w:bCs w:val="false"/>
+                <w:sz w:val="20"/>
+                <w:szCs w:val="20"/>
+              </w:rPr>
+              <w:t xml:space="preserve">nssm.cc/release</w:t>
+            </w:r>
+          </w:p>
+        </w:tc>
+        <w:tc>
+          <w:tcPr>
+            <w:tcW w:type="dxa" w:w="2626"/>
+            <w:tcBorders>
+              <w:top w:val="single" w:color="B7C6E6" w:sz="4"/>
+              <w:left w:val="single" w:color="B7C6E6" w:sz="4"/>
+              <w:bottom w:val="single" w:color="B7C6E6" w:sz="4"/>
+              <w:right w:val="single" w:color="B7C6E6" w:sz="4"/>
+            </w:tcBorders>
+            <w:shd w:fill="F2F2F2" w:val="clear"/>
+            <w:tcMar>
+              <w:top w:type="dxa" w:w="90"/>
+              <w:left w:type="dxa" w:w="140"/>
+              <w:bottom w:type="dxa" w:w="90"/>
+              <w:right w:type="dxa" w:w="140"/>
+            </w:tcMar>
+            <w:vAlign w:val="center"/>
+          </w:tcPr>
+          <w:p>
+            <w:r>
+              <w:rPr>
+                <w:rFonts w:ascii="Calibri" w:cs="Calibri" w:eastAsia="Calibri" w:hAnsi="Calibri"/>
+                <w:b w:val="false"/>
+                <w:bCs w:val="false"/>
+                <w:sz w:val="20"/>
+                <w:szCs w:val="20"/>
+              </w:rPr>
+              <w:t xml:space="preserve">—</w:t>
+            </w:r>
+          </w:p>
+        </w:tc>
+      </w:tr>
+      <w:tr>
+        <w:tc>
+          <w:tcPr>
+            <w:tcW w:type="dxa" w:w="2000"/>
+            <w:tcBorders>
+              <w:top w:val="single" w:color="B7C6E6" w:sz="4"/>
+              <w:left w:val="single" w:color="B7C6E6" w:sz="4"/>
+              <w:bottom w:val="single" w:color="B7C6E6" w:sz="4"/>
+              <w:right w:val="single" w:color="B7C6E6" w:sz="4"/>
+            </w:tcBorders>
+            <w:shd w:fill="FFFFFF" w:val="clear"/>
+            <w:tcMar>
+              <w:top w:type="dxa" w:w="90"/>
+              <w:left w:type="dxa" w:w="140"/>
+              <w:bottom w:type="dxa" w:w="90"/>
+              <w:right w:type="dxa" w:w="140"/>
+            </w:tcMar>
+            <w:vAlign w:val="center"/>
+          </w:tcPr>
+          <w:p>
+            <w:r>
+              <w:rPr>
+                <w:rFonts w:ascii="Calibri" w:cs="Calibri" w:eastAsia="Calibri" w:hAnsi="Calibri"/>
+                <w:b w:val="false"/>
+                <w:bCs w:val="false"/>
+                <w:sz w:val="20"/>
+                <w:szCs w:val="20"/>
+              </w:rPr>
+              <w:t xml:space="preserve">rewrite_amd64_en-US.msi</w:t>
+            </w:r>
+          </w:p>
+        </w:tc>
+        <w:tc>
+          <w:tcPr>
+            <w:tcW w:type="dxa" w:w="1900"/>
+            <w:tcBorders>
+              <w:top w:val="single" w:color="B7C6E6" w:sz="4"/>
+              <w:left w:val="single" w:color="B7C6E6" w:sz="4"/>
+              <w:bottom w:val="single" w:color="B7C6E6" w:sz="4"/>
+              <w:right w:val="single" w:color="B7C6E6" w:sz="4"/>
+            </w:tcBorders>
+            <w:shd w:fill="FFFFFF" w:val="clear"/>
+            <w:tcMar>
+              <w:top w:type="dxa" w:w="90"/>
+              <w:left w:type="dxa" w:w="140"/>
+              <w:bottom w:type="dxa" w:w="90"/>
+              <w:right w:type="dxa" w:w="140"/>
+            </w:tcMar>
+            <w:vAlign w:val="center"/>
+          </w:tcPr>
+          <w:p>
+            <w:r>
+              <w:rPr>
+                <w:rFonts w:ascii="Calibri" w:cs="Calibri" w:eastAsia="Calibri" w:hAnsi="Calibri"/>
+                <w:b w:val="false"/>
+                <w:bCs w:val="false"/>
+                <w:sz w:val="20"/>
+                <w:szCs w:val="20"/>
+              </w:rPr>
+              <w:t xml:space="preserve">URL Rewrite 2.1</w:t>
+            </w:r>
+          </w:p>
+        </w:tc>
+        <w:tc>
+          <w:tcPr>
+            <w:tcW w:type="dxa" w:w="2500"/>
+            <w:tcBorders>
+              <w:top w:val="single" w:color="B7C6E6" w:sz="4"/>
+              <w:left w:val="single" w:color="B7C6E6" w:sz="4"/>
+              <w:bottom w:val="single" w:color="B7C6E6" w:sz="4"/>
+              <w:right w:val="single" w:color="B7C6E6" w:sz="4"/>
+            </w:tcBorders>
+            <w:shd w:fill="FFFFFF" w:val="clear"/>
+            <w:tcMar>
+              <w:top w:type="dxa" w:w="90"/>
+              <w:left w:type="dxa" w:w="140"/>
+              <w:bottom w:type="dxa" w:w="90"/>
+              <w:right w:type="dxa" w:w="140"/>
+            </w:tcMar>
+            <w:vAlign w:val="center"/>
+          </w:tcPr>
+          <w:p>
+            <w:r>
+              <w:rPr>
+                <w:rFonts w:ascii="Calibri" w:cs="Calibri" w:eastAsia="Calibri" w:hAnsi="Calibri"/>
+                <w:b w:val="false"/>
+                <w:bCs w:val="false"/>
+                <w:sz w:val="20"/>
+                <w:szCs w:val="20"/>
+              </w:rPr>
+              <w:t xml:space="preserve">download.microsoft.com</w:t>
+            </w:r>
+          </w:p>
+        </w:tc>
+        <w:tc>
+          <w:tcPr>
+            <w:tcW w:type="dxa" w:w="2626"/>
+            <w:tcBorders>
+              <w:top w:val="single" w:color="B7C6E6" w:sz="4"/>
+              <w:left w:val="single" w:color="B7C6E6" w:sz="4"/>
+              <w:bottom w:val="single" w:color="B7C6E6" w:sz="4"/>
+              <w:right w:val="single" w:color="B7C6E6" w:sz="4"/>
+            </w:tcBorders>
+            <w:shd w:fill="FFFFFF" w:val="clear"/>
+            <w:tcMar>
+              <w:top w:type="dxa" w:w="90"/>
+              <w:left w:type="dxa" w:w="140"/>
+              <w:bottom w:type="dxa" w:w="90"/>
+              <w:right w:type="dxa" w:w="140"/>
+            </w:tcMar>
+            <w:vAlign w:val="center"/>
+          </w:tcPr>
+          <w:p>
+            <w:r>
+              <w:rPr>
+                <w:rFonts w:ascii="Calibri" w:cs="Calibri" w:eastAsia="Calibri" w:hAnsi="Calibri"/>
+                <w:b w:val="false"/>
+                <w:bCs w:val="false"/>
+                <w:sz w:val="20"/>
+                <w:szCs w:val="20"/>
+              </w:rPr>
+              <w:t xml:space="preserve">SHA1: 8F41A67FA49110155969DCCFF265B8623A66448F</w:t>
+            </w:r>
+          </w:p>
+        </w:tc>
+      </w:tr>
+      <w:tr>
+        <w:tc>
+          <w:tcPr>
+            <w:tcW w:type="dxa" w:w="2000"/>
+            <w:tcBorders>
+              <w:top w:val="single" w:color="B7C6E6" w:sz="4"/>
+              <w:left w:val="single" w:color="B7C6E6" w:sz="4"/>
+              <w:bottom w:val="single" w:color="B7C6E6" w:sz="4"/>
+              <w:right w:val="single" w:color="B7C6E6" w:sz="4"/>
+            </w:tcBorders>
+            <w:shd w:fill="F2F2F2" w:val="clear"/>
+            <w:tcMar>
+              <w:top w:type="dxa" w:w="90"/>
+              <w:left w:type="dxa" w:w="140"/>
+              <w:bottom w:type="dxa" w:w="90"/>
+              <w:right w:type="dxa" w:w="140"/>
+            </w:tcMar>
+            <w:vAlign w:val="center"/>
+          </w:tcPr>
+          <w:p>
+            <w:r>
+              <w:rPr>
+                <w:rFonts w:ascii="Calibri" w:cs="Calibri" w:eastAsia="Calibri" w:hAnsi="Calibri"/>
+                <w:b w:val="false"/>
+                <w:bCs w:val="false"/>
+                <w:sz w:val="20"/>
+                <w:szCs w:val="20"/>
+              </w:rPr>
+              <w:t xml:space="preserve">requestRouter_amd64.msi</w:t>
+            </w:r>
+          </w:p>
+        </w:tc>
+        <w:tc>
+          <w:tcPr>
+            <w:tcW w:type="dxa" w:w="1900"/>
+            <w:tcBorders>
+              <w:top w:val="single" w:color="B7C6E6" w:sz="4"/>
+              <w:left w:val="single" w:color="B7C6E6" w:sz="4"/>
+              <w:bottom w:val="single" w:color="B7C6E6" w:sz="4"/>
+              <w:right w:val="single" w:color="B7C6E6" w:sz="4"/>
+            </w:tcBorders>
+            <w:shd w:fill="F2F2F2" w:val="clear"/>
+            <w:tcMar>
+              <w:top w:type="dxa" w:w="90"/>
+              <w:left w:type="dxa" w:w="140"/>
+              <w:bottom w:type="dxa" w:w="90"/>
+              <w:right w:type="dxa" w:w="140"/>
+            </w:tcMar>
+            <w:vAlign w:val="center"/>
+          </w:tcPr>
+          <w:p>
+            <w:r>
+              <w:rPr>
+                <w:rFonts w:ascii="Calibri" w:cs="Calibri" w:eastAsia="Calibri" w:hAnsi="Calibri"/>
+                <w:b w:val="false"/>
+                <w:bCs w:val="false"/>
+                <w:sz w:val="20"/>
+                <w:szCs w:val="20"/>
+              </w:rPr>
+              <w:t xml:space="preserve">ARR 3.0</w:t>
+            </w:r>
+          </w:p>
+        </w:tc>
+        <w:tc>
+          <w:tcPr>
+            <w:tcW w:type="dxa" w:w="2500"/>
+            <w:tcBorders>
+              <w:top w:val="single" w:color="B7C6E6" w:sz="4"/>
+              <w:left w:val="single" w:color="B7C6E6" w:sz="4"/>
+              <w:bottom w:val="single" w:color="B7C6E6" w:sz="4"/>
+              <w:right w:val="single" w:color="B7C6E6" w:sz="4"/>
+            </w:tcBorders>
+            <w:shd w:fill="F2F2F2" w:val="clear"/>
+            <w:tcMar>
+              <w:top w:type="dxa" w:w="90"/>
+              <w:left w:type="dxa" w:w="140"/>
+              <w:bottom w:type="dxa" w:w="90"/>
+              <w:right w:type="dxa" w:w="140"/>
+            </w:tcMar>
+            <w:vAlign w:val="center"/>
+          </w:tcPr>
+          <w:p>
+            <w:r>
+              <w:rPr>
+                <w:rFonts w:ascii="Calibri" w:cs="Calibri" w:eastAsia="Calibri" w:hAnsi="Calibri"/>
+                <w:b w:val="false"/>
+                <w:bCs w:val="false"/>
+                <w:sz w:val="20"/>
+                <w:szCs w:val="20"/>
+              </w:rPr>
+              <w:t xml:space="preserve">download.microsoft.com</w:t>
+            </w:r>
+          </w:p>
+        </w:tc>
+        <w:tc>
+          <w:tcPr>
+            <w:tcW w:type="dxa" w:w="2626"/>
+            <w:tcBorders>
+              <w:top w:val="single" w:color="B7C6E6" w:sz="4"/>
+              <w:left w:val="single" w:color="B7C6E6" w:sz="4"/>
+              <w:bottom w:val="single" w:color="B7C6E6" w:sz="4"/>
+              <w:right w:val="single" w:color="B7C6E6" w:sz="4"/>
+            </w:tcBorders>
+            <w:shd w:fill="F2F2F2" w:val="clear"/>
+            <w:tcMar>
+              <w:top w:type="dxa" w:w="90"/>
+              <w:left w:type="dxa" w:w="140"/>
+              <w:bottom w:type="dxa" w:w="90"/>
+              <w:right w:type="dxa" w:w="140"/>
+            </w:tcMar>
+            <w:vAlign w:val="center"/>
+          </w:tcPr>
+          <w:p>
+            <w:r>
+              <w:rPr>
+                <w:rFonts w:ascii="Calibri" w:cs="Calibri" w:eastAsia="Calibri" w:hAnsi="Calibri"/>
+                <w:b w:val="false"/>
+                <w:bCs w:val="false"/>
+                <w:sz w:val="20"/>
+                <w:szCs w:val="20"/>
+              </w:rPr>
+              <w:t xml:space="preserve">SHA1: 8B258C3D62AC41192F1D01BA9FCFEDD8421320BA</w:t>
+            </w:r>
+          </w:p>
+        </w:tc>
+      </w:tr>
+    </w:tbl>
+    <w:p>
+      <w:pPr>
+        <w:spacing w:after="160" w:line="276"/>
+      </w:pPr>
+      <w:r>
+        <w:rPr>
+          <w:rFonts w:ascii="Calibri" w:cs="Calibri" w:eastAsia="Calibri" w:hAnsi="Calibri"/>
+          <w:sz w:val="22"/>
+          <w:szCs w:val="22"/>
+        </w:rPr>
+        <w:t xml:space="preserve">Python y Visual Studio Build Tools no publican un hash fijo por versión (el bootstrapper de VS Build Tools descarga los componentes reales en el momento de ejecutarse, y cambian con cada actualización), por eso no llevan valor en la última columna — la verificación en esos dos casos es confiar en el dominio oficial (python.org / aka.ms, de Microsoft) desde el que se descargan.</w:t>
+      </w:r>
+    </w:p>
+    <w:p>
+      <w:pPr>
+        <w:pStyle w:val="Heading1"/>
+        <w:spacing w:after="200" w:before="400"/>
+      </w:pPr>
+      <w:bookmarkStart w:name="_Toc43" w:id="43"/>
       <w:r>
         <w:t xml:space="preserve">10. Riesgos y pendientes conocidos</w:t>
       </w:r>
-      <w:bookmarkEnd w:id="41"/>
+      <w:bookmarkEnd w:id="43"/>
     </w:p>
     <w:tbl>
       <w:tblPr>

--- a/docs/Guia_Instalacion_mIA_Preproduccion.docx
+++ b/docs/Guia_Instalacion_mIA_Preproduccion.docx
@@ -1040,7 +1040,7 @@
           </w:pPr>
           <w:hyperlink w:history="1" w:anchor="_Toc28">
             <w:r>
-              <w:t xml:space="preserve">7.2 Certificado SSL</w:t>
+              <w:t xml:space="preserve">7.2 Certificado SSL (autofirmado)</w:t>
             </w:r>
             <w:r>
               <w:tab/>
@@ -2735,7 +2735,77 @@
                 <w:sz w:val="21"/>
                 <w:szCs w:val="21"/>
               </w:rPr>
-              <w:t xml:space="preserve">Al ser .local (y no .com), ambas URL son de uso exclusivamente interno: solo resuelven dentro de la red corporativa (normalmente porque sunsetbeachclub.local es el propio dominio de Active Directory), nunca desde internet. Además, ninguna CA pública puede emitir certificados SSL para nombres .local desde 2015 (lo prohíben las reglas del CA/Browser Forum): el certificado de mia-pre.sunsetbeachclub.local tiene que emitirlo obligatoriamente la CA interna/corporativa (p. ej. Active Directory Certificate Services, si existe) o, en su defecto, ser autofirmado. Esto afecta directamente al paso 7.2 de esta guía. Nota adicional: portal.sunsetbeachclub.local (SharePoint 2013) corre hoy en HTTP, sin certificado — no hay por tanto un certificado ni un binding 443 ya existentes en este servidor que reutilizar para mIA; hay que solicitar u obtener uno desde cero (sección 7.2) y abrir el puerto 443 en el firewall (sección 7.7), que probablemente no esté abierto todavía.</w:t>
+              <w:t xml:space="preserve">Al ser .local (y no .com), ambas URL son de uso exclusivamente interno: solo resuelven dentro de la red corporativa (normalmente porque sunsetbeachclub.local es el propio dominio de Active Directory), nunca desde internet. Además, ninguna CA pública puede emitir certificados SSL para nombres .local desde 2015 (lo prohíben las reglas del CA/Browser Forum): el certificado de mia-pre.sunsetbeachclub.local no puede venir de una CA pública bajo ningún concepto. Nota adicional: portal.sunsetbeachclub.local (SharePoint 2013) corre hoy en HTTP, sin certificado — no hay por tanto un certificado ni un binding 443 ya existentes en este servidor que reutilizar para mIA.</w:t>
+            </w:r>
+          </w:p>
+        </w:tc>
+      </w:tr>
+    </w:tbl>
+    <w:p>
+      <w:pPr>
+        <w:spacing w:after="100"/>
+      </w:pPr>
+    </w:p>
+    <w:tbl>
+      <w:tblPr>
+        <w:tblW w:type="pct" w:w="5000"/>
+        <w:tblBorders>
+          <w:top w:val="single" w:color="auto" w:sz="4"/>
+          <w:left w:val="single" w:color="auto" w:sz="4"/>
+          <w:bottom w:val="single" w:color="auto" w:sz="4"/>
+          <w:right w:val="single" w:color="auto" w:sz="4"/>
+          <w:insideH w:val="single" w:color="auto" w:sz="4"/>
+          <w:insideV w:val="single" w:color="auto" w:sz="4"/>
+        </w:tblBorders>
+      </w:tblPr>
+      <w:tblGrid>
+        <w:gridCol w:w="9026"/>
+      </w:tblGrid>
+      <w:tr>
+        <w:tc>
+          <w:tcPr>
+            <w:tcBorders>
+              <w:top w:val="single" w:color="E59866" w:sz="12"/>
+              <w:left w:val="single" w:color="E59866" w:sz="12"/>
+              <w:bottom w:val="single" w:color="E59866" w:sz="12"/>
+              <w:right w:val="single" w:color="E59866" w:sz="12"/>
+            </w:tcBorders>
+            <w:shd w:fill="FDEBD0" w:val="clear"/>
+            <w:tcMar>
+              <w:top w:type="dxa" w:w="140"/>
+              <w:left w:type="dxa" w:w="220"/>
+              <w:bottom w:type="dxa" w:w="140"/>
+              <w:right w:type="dxa" w:w="220"/>
+            </w:tcMar>
+          </w:tcPr>
+          <w:p>
+            <w:pPr>
+              <w:spacing w:after="60"/>
+            </w:pPr>
+            <w:r>
+              <w:rPr>
+                <w:rFonts w:ascii="Calibri" w:cs="Calibri" w:eastAsia="Calibri" w:hAnsi="Calibri"/>
+                <w:b/>
+                <w:bCs/>
+                <w:color w:val="7D4F0A"/>
+                <w:sz w:val="22"/>
+                <w:szCs w:val="22"/>
+              </w:rPr>
+              <w:t xml:space="preserve">HTTPS obligatorio: login real contra Entra ID</w:t>
+            </w:r>
+          </w:p>
+          <w:p>
+            <w:pPr>
+              <w:spacing w:after="0"/>
+            </w:pPr>
+            <w:r>
+              <w:rPr>
+                <w:rFonts w:ascii="Calibri" w:cs="Calibri" w:eastAsia="Calibri" w:hAnsi="Calibri"/>
+                <w:color w:val="5A3A08"/>
+                <w:sz w:val="21"/>
+                <w:szCs w:val="21"/>
+              </w:rPr>
+              <w:t xml:space="preserve">mIA necesita login real de usuarios contra Microsoft Entra ID (MSAL), y Entra ID exige que el redirect URI de la aplicación sea https:// para cualquier host que no sea exactamente "localhost" — es una restricción de la propia plataforma, no una recomendación de esta guía. Por tanto HTTPS no es opcional en mia-pre.sunsetbeachclub.local. Decisión ya tomada: al no haber (todavía) una CA interna confirmada en la organización, el certificado será AUTOFIRMADO (sección 7.2 detalla cómo generarlo y distribuir su confianza a los equipos cliente, para que el navegador no muestre aviso de seguridad durante el login).</w:t>
             </w:r>
           </w:p>
         </w:tc>
@@ -3101,7 +3171,7 @@
                 <w:sz w:val="20"/>
                 <w:szCs w:val="20"/>
               </w:rPr>
-              <w:t xml:space="preserve">Para mia-pre.sunsetbeachclub.local (interno o de la CA corporativa)</w:t>
+              <w:t xml:space="preserve">Autofirmado para mia-pre.sunsetbeachclub.local — obligatorio: Entra ID exige HTTPS para el login (sección 7.2)</w:t>
             </w:r>
           </w:p>
         </w:tc>
@@ -6948,7 +7018,7 @@
       </w:pPr>
       <w:bookmarkStart w:name="_Toc28" w:id="28"/>
       <w:r>
-        <w:t xml:space="preserve">7.2 Certificado SSL</w:t>
+        <w:t xml:space="preserve">7.2 Certificado SSL (autofirmado)</w:t>
       </w:r>
       <w:bookmarkEnd w:id="28"/>
     </w:p>
@@ -7011,7 +7081,7 @@
                 <w:sz w:val="21"/>
                 <w:szCs w:val="21"/>
               </w:rPr>
-              <w:t xml:space="preserve">portal.sunsetbeachclub.local (SharePoint 2013) corre en HTTP, sin certificado SSL propio. Este paso parte de cero: hay que obtener o emitir un certificado nuevo para mia-pre.sunsetbeachclub.local, no copiar ni reutilizar nada del sitio de SharePoint.</w:t>
+              <w:t xml:space="preserve">portal.sunsetbeachclub.local (SharePoint 2013) corre en HTTP, sin certificado SSL propio. Este paso parte de cero. Decisión ya tomada: certificado AUTOFIRMADO, porque el login real contra Entra ID exige HTTPS (restricción de la propia plataforma, no opcional) y hoy no hay una CA interna confirmada en la organización.</w:t>
             </w:r>
           </w:p>
         </w:tc>
@@ -7019,7 +7089,12 @@
     </w:tbl>
     <w:p>
       <w:pPr>
-        <w:spacing w:after="160" w:line="276"/>
+        <w:pStyle w:val="ListParagraph"/>
+        <w:numPr>
+          <w:ilvl w:val="0"/>
+          <w:numId w:val="5"/>
+        </w:numPr>
+        <w:spacing w:after="140"/>
       </w:pPr>
       <w:r>
         <w:rPr>
@@ -7027,7 +7102,211 @@
           <w:sz w:val="22"/>
           <w:szCs w:val="22"/>
         </w:rPr>
-        <w:t xml:space="preserve">Instala en el almacén de certificados del servidor (Equipo local → Personal → Certificados) un certificado válido para mia-pre.sunsetbeachclub.local, emitido por la CA interna/corporativa (p. ej. Active Directory Certificate Services, si la organización ya tiene una desplegada — confírmalo con el equipo de IT/infraestructura). Al ser un nombre .local, ninguna CA pública puede emitir aquí un certificado válido; si no hay CA interna disponible, la alternativa es un certificado autofirmado (y entonces distribuir su confianza a los equipos cliente, por GPO o manualmente, para evitar avisos del navegador). Selecciónalo en el binding https del paso anterior.</w:t>
+        <w:t xml:space="preserve">Genera el certificado autofirmado en el propio servidor, con PowerShell como administrador. Incluye el nombre DNS exacto del sitio y una validez amplia (aquí 5 años):</w:t>
+      </w:r>
+    </w:p>
+    <w:tbl>
+      <w:tblPr>
+        <w:tblW w:type="pct" w:w="5000"/>
+        <w:tblBorders>
+          <w:top w:val="single" w:color="auto" w:sz="4"/>
+          <w:left w:val="single" w:color="auto" w:sz="4"/>
+          <w:bottom w:val="single" w:color="auto" w:sz="4"/>
+          <w:right w:val="single" w:color="auto" w:sz="4"/>
+          <w:insideH w:val="single" w:color="auto" w:sz="4"/>
+          <w:insideV w:val="single" w:color="auto" w:sz="4"/>
+        </w:tblBorders>
+      </w:tblPr>
+      <w:tblGrid>
+        <w:gridCol w:w="9026"/>
+      </w:tblGrid>
+      <w:tr>
+        <w:tc>
+          <w:tcPr>
+            <w:shd w:fill="2B2B2B" w:val="clear"/>
+            <w:tcMar>
+              <w:top w:type="dxa" w:w="140"/>
+              <w:left w:type="dxa" w:w="200"/>
+              <w:bottom w:type="dxa" w:w="140"/>
+              <w:right w:type="dxa" w:w="200"/>
+            </w:tcMar>
+          </w:tcPr>
+          <w:p>
+            <w:pPr>
+              <w:spacing w:after="0"/>
+            </w:pPr>
+            <w:r>
+              <w:rPr>
+                <w:rFonts w:ascii="Consolas" w:cs="Consolas" w:eastAsia="Consolas" w:hAnsi="Consolas"/>
+                <w:color w:val="E8E8E8"/>
+                <w:sz w:val="19"/>
+                <w:szCs w:val="19"/>
+              </w:rPr>
+              <w:t xml:space="preserve">New-SelfSignedCertificate -DnsName "mia-pre.sunsetbeachclub.local" ^</w:t>
+            </w:r>
+          </w:p>
+          <w:p>
+            <w:pPr>
+              <w:spacing w:after="0"/>
+            </w:pPr>
+            <w:r>
+              <w:rPr>
+                <w:rFonts w:ascii="Consolas" w:cs="Consolas" w:eastAsia="Consolas" w:hAnsi="Consolas"/>
+                <w:color w:val="E8E8E8"/>
+                <w:sz w:val="19"/>
+                <w:szCs w:val="19"/>
+              </w:rPr>
+              <w:t xml:space="preserve">  -CertStoreLocation "cert:\LocalMachine\My" ^</w:t>
+            </w:r>
+          </w:p>
+          <w:p>
+            <w:pPr>
+              <w:spacing w:after="0"/>
+            </w:pPr>
+            <w:r>
+              <w:rPr>
+                <w:rFonts w:ascii="Consolas" w:cs="Consolas" w:eastAsia="Consolas" w:hAnsi="Consolas"/>
+                <w:color w:val="E8E8E8"/>
+                <w:sz w:val="19"/>
+                <w:szCs w:val="19"/>
+              </w:rPr>
+              <w:t xml:space="preserve">  -NotAfter (Get-Date).AddYears(5) ^</w:t>
+            </w:r>
+          </w:p>
+          <w:p>
+            <w:pPr>
+              <w:spacing w:after="0"/>
+            </w:pPr>
+            <w:r>
+              <w:rPr>
+                <w:rFonts w:ascii="Consolas" w:cs="Consolas" w:eastAsia="Consolas" w:hAnsi="Consolas"/>
+                <w:color w:val="E8E8E8"/>
+                <w:sz w:val="19"/>
+                <w:szCs w:val="19"/>
+              </w:rPr>
+              <w:t xml:space="preserve">  -KeyExportPolicy Exportable -KeyUsage DigitalSignature,KeyEncipherment</w:t>
+            </w:r>
+          </w:p>
+        </w:tc>
+      </w:tr>
+    </w:tbl>
+    <w:p>
+      <w:pPr>
+        <w:pStyle w:val="ListParagraph"/>
+        <w:numPr>
+          <w:ilvl w:val="0"/>
+          <w:numId w:val="5"/>
+        </w:numPr>
+        <w:spacing w:after="140"/>
+      </w:pPr>
+      <w:r>
+        <w:rPr>
+          <w:rFonts w:ascii="Calibri" w:cs="Calibri" w:eastAsia="Calibri" w:hAnsi="Calibri"/>
+          <w:sz w:val="22"/>
+          <w:szCs w:val="22"/>
+        </w:rPr>
+        <w:t xml:space="preserve">Exporta la clave pública (sin la privada) para distribuir la confianza a los equipos cliente — sustituye &lt;thumbprint&gt; por el que devuelve el comando anterior:</w:t>
+      </w:r>
+    </w:p>
+    <w:tbl>
+      <w:tblPr>
+        <w:tblW w:type="pct" w:w="5000"/>
+        <w:tblBorders>
+          <w:top w:val="single" w:color="auto" w:sz="4"/>
+          <w:left w:val="single" w:color="auto" w:sz="4"/>
+          <w:bottom w:val="single" w:color="auto" w:sz="4"/>
+          <w:right w:val="single" w:color="auto" w:sz="4"/>
+          <w:insideH w:val="single" w:color="auto" w:sz="4"/>
+          <w:insideV w:val="single" w:color="auto" w:sz="4"/>
+        </w:tblBorders>
+      </w:tblPr>
+      <w:tblGrid>
+        <w:gridCol w:w="9026"/>
+      </w:tblGrid>
+      <w:tr>
+        <w:tc>
+          <w:tcPr>
+            <w:shd w:fill="2B2B2B" w:val="clear"/>
+            <w:tcMar>
+              <w:top w:type="dxa" w:w="140"/>
+              <w:left w:type="dxa" w:w="200"/>
+              <w:bottom w:type="dxa" w:w="140"/>
+              <w:right w:type="dxa" w:w="200"/>
+            </w:tcMar>
+          </w:tcPr>
+          <w:p>
+            <w:pPr>
+              <w:spacing w:after="0"/>
+            </w:pPr>
+            <w:r>
+              <w:rPr>
+                <w:rFonts w:ascii="Consolas" w:cs="Consolas" w:eastAsia="Consolas" w:hAnsi="Consolas"/>
+                <w:color w:val="E8E8E8"/>
+                <w:sz w:val="19"/>
+                <w:szCs w:val="19"/>
+              </w:rPr>
+              <w:t xml:space="preserve">Export-Certificate -Cert Cert:\LocalMachine\My\&lt;thumbprint&gt; ^</w:t>
+            </w:r>
+          </w:p>
+          <w:p>
+            <w:pPr>
+              <w:spacing w:after="0"/>
+            </w:pPr>
+            <w:r>
+              <w:rPr>
+                <w:rFonts w:ascii="Consolas" w:cs="Consolas" w:eastAsia="Consolas" w:hAnsi="Consolas"/>
+                <w:color w:val="E8E8E8"/>
+                <w:sz w:val="19"/>
+                <w:szCs w:val="19"/>
+              </w:rPr>
+              <w:t xml:space="preserve">  -FilePath C:\temp\mia-pre.cer</w:t>
+            </w:r>
+          </w:p>
+        </w:tc>
+      </w:tr>
+    </w:tbl>
+    <w:p>
+      <w:pPr>
+        <w:pStyle w:val="ListParagraph"/>
+        <w:numPr>
+          <w:ilvl w:val="0"/>
+          <w:numId w:val="5"/>
+        </w:numPr>
+        <w:spacing w:after="140"/>
+      </w:pPr>
+      <w:r>
+        <w:rPr>
+          <w:rFonts w:ascii="Calibri" w:cs="Calibri" w:eastAsia="Calibri" w:hAnsi="Calibri"/>
+          <w:sz w:val="22"/>
+          <w:szCs w:val="22"/>
+        </w:rPr>
+        <w:t xml:space="preserve">Distribuye mia-pre.cer al almacén "Entidades de certificación raíz de confianza" de cada equipo cliente que vaya a usar mIA — por GPO (Configuración del equipo → Directivas → Configuración de Windows → Seguridad → Políticas de clave pública) si el dominio lo permite, o manualmente (certmgr.msc) si son pocos equipos de prueba.</w:t>
+      </w:r>
+    </w:p>
+    <w:p>
+      <w:pPr>
+        <w:spacing w:after="160" w:line="276"/>
+      </w:pPr>
+      <w:r>
+        <w:rPr>
+          <w:rFonts w:ascii="Calibri" w:cs="Calibri" w:eastAsia="Calibri" w:hAnsi="Calibri"/>
+          <w:sz w:val="22"/>
+          <w:szCs w:val="22"/>
+        </w:rPr>
+        <w:t xml:space="preserve">Sin este paso de distribución, el navegador seguirá mostrando el aviso de "conexión no privada" en cada equipo — el login con Entra ID seguirá funcionando tras aceptar el aviso, pero no es la experiencia deseable para los usuarios de la prueba.</w:t>
+      </w:r>
+    </w:p>
+    <w:p>
+      <w:pPr>
+        <w:spacing w:after="160" w:line="276"/>
+      </w:pPr>
+      <w:r>
+        <w:rPr>
+          <w:rFonts w:ascii="Calibri" w:cs="Calibri" w:eastAsia="Calibri" w:hAnsi="Calibri"/>
+          <w:sz w:val="22"/>
+          <w:szCs w:val="22"/>
+        </w:rPr>
+        <w:t xml:space="preserve">El certificado generado en el paso 1 ya queda en el almacén "Personal" del servidor (cert:\LocalMachine\My): selecciónalo directamente en el binding https del paso 7.1, no hace falta instalarlo de nuevo.</w:t>
       </w:r>
     </w:p>
     <w:p>
@@ -12054,7 +12333,7 @@
                 <w:sz w:val="20"/>
                 <w:szCs w:val="20"/>
               </w:rPr>
-              <w:t xml:space="preserve">Certificado SSL no renovado / autofirmado</w:t>
+              <w:t xml:space="preserve">Certificado autofirmado sin distribuir a los equipos cliente</w:t>
             </w:r>
           </w:p>
         </w:tc>
@@ -12085,7 +12364,7 @@
                 <w:sz w:val="20"/>
                 <w:szCs w:val="20"/>
               </w:rPr>
-              <w:t xml:space="preserve">Avisos de seguridad en el navegador; a evitar en preproducción si la van a usar usuarios no técnicos</w:t>
+              <w:t xml:space="preserve">El navegador muestra aviso de "conexión no privada" en cada equipo hasta que se importe el .cer en "Entidades de confianza" (sección 7.2) — el login funciona igualmente tras aceptar el aviso, pero no es la experiencia deseable</w:t>
             </w:r>
           </w:p>
         </w:tc>
@@ -12118,7 +12397,7 @@
                 <w:sz w:val="20"/>
                 <w:szCs w:val="20"/>
               </w:rPr>
-              <w:t xml:space="preserve">Base del frontend (/mia/) mal publicada en IIS</w:t>
+              <w:t xml:space="preserve">Certificado autofirmado con validez larga sin plan de renovación</w:t>
             </w:r>
           </w:p>
         </w:tc>
@@ -12149,7 +12428,7 @@
                 <w:sz w:val="20"/>
                 <w:szCs w:val="20"/>
               </w:rPr>
-              <w:t xml:space="preserve">Pantalla en blanco o errores 404 de JS/CSS al cargar cualquier mundo</w:t>
+              <w:t xml:space="preserve">Revisar la fecha de expiración (5 años en el comando de la sección 7.2) y documentar quién debe renovarlo</w:t>
             </w:r>
           </w:p>
         </w:tc>
@@ -12182,7 +12461,7 @@
                 <w:sz w:val="20"/>
                 <w:szCs w:val="20"/>
               </w:rPr>
-              <w:t xml:space="preserve">Cuenta de servicio con permisos excesivos</w:t>
+              <w:t xml:space="preserve">Base del frontend (/mia/) mal publicada en IIS</w:t>
             </w:r>
           </w:p>
         </w:tc>
@@ -12213,7 +12492,7 @@
                 <w:sz w:val="20"/>
                 <w:szCs w:val="20"/>
               </w:rPr>
-              <w:t xml:space="preserve">Superficie de riesgo innecesaria; usar el principio de mínimo privilegio sobre .env, el .pfx y la base de datos</w:t>
+              <w:t xml:space="preserve">Pantalla en blanco o errores 404 de JS/CSS al cargar cualquier mundo</w:t>
             </w:r>
           </w:p>
         </w:tc>
@@ -12246,7 +12525,7 @@
                 <w:sz w:val="20"/>
                 <w:szCs w:val="20"/>
               </w:rPr>
-              <w:t xml:space="preserve">Puerto 443 no abierto todavía en el firewall</w:t>
+              <w:t xml:space="preserve">Cuenta de servicio con permisos excesivos</w:t>
             </w:r>
           </w:p>
         </w:tc>
@@ -12277,7 +12556,7 @@
                 <w:sz w:val="20"/>
                 <w:szCs w:val="20"/>
               </w:rPr>
-              <w:t xml:space="preserve">SharePoint 2013 solo usa HTTP (80): el 443 puede no haberse abierto nunca en este servidor; confirmarlo explícitamente (sección 7.7), no asumir que ya está permitido</w:t>
+              <w:t xml:space="preserve">Superficie de riesgo innecesaria; usar el principio de mínimo privilegio sobre .env, el .pfx y la base de datos</w:t>
             </w:r>
           </w:p>
         </w:tc>
@@ -12310,7 +12589,7 @@
                 <w:sz w:val="20"/>
                 <w:szCs w:val="20"/>
               </w:rPr>
-              <w:t xml:space="preserve">Sin CA interna desplegada en la organización</w:t>
+              <w:t xml:space="preserve">Puerto 443 no abierto todavía en el firewall</w:t>
             </w:r>
           </w:p>
         </w:tc>
@@ -12341,7 +12620,71 @@
                 <w:sz w:val="20"/>
                 <w:szCs w:val="20"/>
               </w:rPr>
-              <w:t xml:space="preserve">Si no existe Active Directory Certificate Services (o similar), el certificado de mia-pre.sunsetbeachclub.local tendrá que ser autofirmado, con los avisos de navegador que eso implica</w:t>
+              <w:t xml:space="preserve">SharePoint 2013 solo usa HTTP (80): el 443 puede no haberse abierto nunca en este servidor; confirmarlo explícitamente (sección 7.7), no asumir que ya está permitido</w:t>
+            </w:r>
+          </w:p>
+        </w:tc>
+      </w:tr>
+      <w:tr>
+        <w:tc>
+          <w:tcPr>
+            <w:tcW w:type="dxa" w:w="4100"/>
+            <w:tcBorders>
+              <w:top w:val="single" w:color="B7C6E6" w:sz="4"/>
+              <w:left w:val="single" w:color="B7C6E6" w:sz="4"/>
+              <w:bottom w:val="single" w:color="B7C6E6" w:sz="4"/>
+              <w:right w:val="single" w:color="B7C6E6" w:sz="4"/>
+            </w:tcBorders>
+            <w:shd w:fill="F2F2F2" w:val="clear"/>
+            <w:tcMar>
+              <w:top w:type="dxa" w:w="90"/>
+              <w:left w:type="dxa" w:w="140"/>
+              <w:bottom w:type="dxa" w:w="90"/>
+              <w:right w:type="dxa" w:w="140"/>
+            </w:tcMar>
+            <w:vAlign w:val="center"/>
+          </w:tcPr>
+          <w:p>
+            <w:r>
+              <w:rPr>
+                <w:rFonts w:ascii="Calibri" w:cs="Calibri" w:eastAsia="Calibri" w:hAnsi="Calibri"/>
+                <w:b w:val="false"/>
+                <w:bCs w:val="false"/>
+                <w:sz w:val="20"/>
+                <w:szCs w:val="20"/>
+              </w:rPr>
+              <w:t xml:space="preserve">MIA_AUTH__MODE debe ser "entra" (no "dev") para que el login sea real</w:t>
+            </w:r>
+          </w:p>
+        </w:tc>
+        <w:tc>
+          <w:tcPr>
+            <w:tcW w:type="dxa" w:w="4926"/>
+            <w:tcBorders>
+              <w:top w:val="single" w:color="B7C6E6" w:sz="4"/>
+              <w:left w:val="single" w:color="B7C6E6" w:sz="4"/>
+              <w:bottom w:val="single" w:color="B7C6E6" w:sz="4"/>
+              <w:right w:val="single" w:color="B7C6E6" w:sz="4"/>
+            </w:tcBorders>
+            <w:shd w:fill="F2F2F2" w:val="clear"/>
+            <w:tcMar>
+              <w:top w:type="dxa" w:w="90"/>
+              <w:left w:type="dxa" w:w="140"/>
+              <w:bottom w:type="dxa" w:w="90"/>
+              <w:right w:type="dxa" w:w="140"/>
+            </w:tcMar>
+            <w:vAlign w:val="center"/>
+          </w:tcPr>
+          <w:p>
+            <w:r>
+              <w:rPr>
+                <w:rFonts w:ascii="Calibri" w:cs="Calibri" w:eastAsia="Calibri" w:hAnsi="Calibri"/>
+                <w:b w:val="false"/>
+                <w:bCs w:val="false"/>
+                <w:sz w:val="20"/>
+                <w:szCs w:val="20"/>
+              </w:rPr>
+              <w:t xml:space="preserve">Confirmar que el .env de preproducción queda en modo entra con el tenant/client id reales — "dev" seguiría usando una identidad fija de pruebas</w:t>
             </w:r>
           </w:p>
         </w:tc>

--- a/docs/Guia_Instalacion_mIA_Preproduccion.docx
+++ b/docs/Guia_Instalacion_mIA_Preproduccion.docx
@@ -19171,6 +19171,302 @@
         </w:tc>
       </w:tr>
     </w:tbl>
+    <w:p/>
+    <w:p/>
+    <w:p>
+      <w:pPr>
+        <w:rPr>
+          <w:b/>
+          <w:bCs/>
+        </w:rPr>
+      </w:pPr>
+      <w:r>
+        <w:rPr>
+          <w:b/>
+          <w:bCs/>
+        </w:rPr>
+        <w:t>Post Despliegues en PRE</w:t>
+      </w:r>
+    </w:p>
+    <w:p>
+      <w:r>
+        <w:rPr>
+          <w:b/>
+          <w:bCs/>
+        </w:rPr>
+        <w:t xml:space="preserve">1. </w:t>
+      </w:r>
+      <w:proofErr w:type="spellStart"/>
+      <w:r>
+        <w:rPr>
+          <w:b/>
+          <w:bCs/>
+        </w:rPr>
+        <w:t>Backend</w:t>
+      </w:r>
+      <w:proofErr w:type="spellEnd"/>
+      <w:r>
+        <w:t xml:space="preserve"> — dentro de la sesión RDP:</w:t>
+      </w:r>
+    </w:p>
+    <w:p>
+      <w:proofErr w:type="spellStart"/>
+      <w:r>
+        <w:t>nssm</w:t>
+      </w:r>
+      <w:proofErr w:type="spellEnd"/>
+      <w:r>
+        <w:t xml:space="preserve"> stop </w:t>
+      </w:r>
+      <w:proofErr w:type="spellStart"/>
+      <w:r>
+        <w:t>mia</w:t>
+      </w:r>
+      <w:proofErr w:type="spellEnd"/>
+      <w:r>
+        <w:t>-api</w:t>
+      </w:r>
+    </w:p>
+    <w:p>
+      <w:proofErr w:type="spellStart"/>
+      <w:r>
+        <w:t>robocopy</w:t>
+      </w:r>
+      <w:proofErr w:type="spellEnd"/>
+      <w:r>
+        <w:t xml:space="preserve"> "\\tsclient\C\Users\enriq\Desktop\Proyectos\Sunset\mIA\src\mia" "C:\apps\mia\current\src\mia" /MIR /XD __</w:t>
+      </w:r>
+      <w:proofErr w:type="spellStart"/>
+      <w:r>
+        <w:t>pycache</w:t>
+      </w:r>
+      <w:proofErr w:type="spellEnd"/>
+      <w:r>
+        <w:t>__ /XF *.</w:t>
+      </w:r>
+      <w:proofErr w:type="spellStart"/>
+      <w:r>
+        <w:t>pyc</w:t>
+      </w:r>
+      <w:proofErr w:type="spellEnd"/>
+    </w:p>
+    <w:p>
+      <w:proofErr w:type="spellStart"/>
+      <w:r>
+        <w:t>nssm</w:t>
+      </w:r>
+      <w:proofErr w:type="spellEnd"/>
+      <w:r>
+        <w:t xml:space="preserve"> </w:t>
+      </w:r>
+      <w:proofErr w:type="spellStart"/>
+      <w:r>
+        <w:t>start</w:t>
+      </w:r>
+      <w:proofErr w:type="spellEnd"/>
+      <w:r>
+        <w:t xml:space="preserve"> </w:t>
+      </w:r>
+      <w:proofErr w:type="spellStart"/>
+      <w:r>
+        <w:t>mia</w:t>
+      </w:r>
+      <w:proofErr w:type="spellEnd"/>
+      <w:r>
+        <w:t>-api</w:t>
+      </w:r>
+    </w:p>
+    <w:p>
+      <w:proofErr w:type="spellStart"/>
+      <w:r>
+        <w:t>nssm</w:t>
+      </w:r>
+      <w:proofErr w:type="spellEnd"/>
+      <w:r>
+        <w:t xml:space="preserve"> status </w:t>
+      </w:r>
+      <w:proofErr w:type="spellStart"/>
+      <w:r>
+        <w:t>mia</w:t>
+      </w:r>
+      <w:proofErr w:type="spellEnd"/>
+      <w:r>
+        <w:t>-api</w:t>
+      </w:r>
+    </w:p>
+    <w:p/>
+    <w:p>
+      <w:r>
+        <w:rPr>
+          <w:b/>
+          <w:bCs/>
+        </w:rPr>
+        <w:t xml:space="preserve">2. </w:t>
+      </w:r>
+      <w:proofErr w:type="spellStart"/>
+      <w:r>
+        <w:rPr>
+          <w:b/>
+          <w:bCs/>
+        </w:rPr>
+        <w:t>Frontend</w:t>
+      </w:r>
+      <w:proofErr w:type="spellEnd"/>
+      <w:r>
+        <w:t xml:space="preserve"> — primero compila </w:t>
+      </w:r>
+      <w:r>
+        <w:rPr>
+          <w:b/>
+          <w:bCs/>
+        </w:rPr>
+        <w:t>en tu PC</w:t>
+      </w:r>
+      <w:r>
+        <w:t xml:space="preserve"> (fuera de la sesión RDP):</w:t>
+      </w:r>
+    </w:p>
+    <w:p>
+      <w:r>
+        <w:t>cd "C:\Users\enriq\Desktop\Proyectos\Sunset\mIA\frontend"</w:t>
+      </w:r>
+    </w:p>
+    <w:p>
+      <w:proofErr w:type="spellStart"/>
+      <w:r>
+        <w:t>npm</w:t>
+      </w:r>
+      <w:proofErr w:type="spellEnd"/>
+      <w:r>
+        <w:t xml:space="preserve"> </w:t>
+      </w:r>
+      <w:proofErr w:type="spellStart"/>
+      <w:r>
+        <w:t>install</w:t>
+      </w:r>
+      <w:proofErr w:type="spellEnd"/>
+    </w:p>
+    <w:p>
+      <w:proofErr w:type="spellStart"/>
+      <w:r>
+        <w:t>npm</w:t>
+      </w:r>
+      <w:proofErr w:type="spellEnd"/>
+      <w:r>
+        <w:t xml:space="preserve"> run </w:t>
+      </w:r>
+      <w:proofErr w:type="spellStart"/>
+      <w:r>
+        <w:t>build</w:t>
+      </w:r>
+      <w:proofErr w:type="spellEnd"/>
+    </w:p>
+    <w:p/>
+    <w:p>
+      <w:r>
+        <w:t xml:space="preserve">Luego, </w:t>
+      </w:r>
+      <w:r>
+        <w:rPr>
+          <w:b/>
+          <w:bCs/>
+        </w:rPr>
+        <w:t>dentro de la sesión RDP</w:t>
+      </w:r>
+      <w:r>
+        <w:t xml:space="preserve"> (nota el /XF </w:t>
+      </w:r>
+      <w:proofErr w:type="spellStart"/>
+      <w:r>
+        <w:t>web.config</w:t>
+      </w:r>
+      <w:proofErr w:type="spellEnd"/>
+      <w:r>
+        <w:t>, imprescindible tras lo de hoy):</w:t>
+      </w:r>
+    </w:p>
+    <w:p>
+      <w:proofErr w:type="spellStart"/>
+      <w:r>
+        <w:t>robocopy</w:t>
+      </w:r>
+      <w:proofErr w:type="spellEnd"/>
+      <w:r>
+        <w:t xml:space="preserve"> "\\tsclient\C\Users\enriq\Desktop\Proyectos\Sunset\mIA\frontend\dist" "C:\inetpub\mia-pre" /MIR /XF </w:t>
+      </w:r>
+      <w:proofErr w:type="spellStart"/>
+      <w:r>
+        <w:t>web.config</w:t>
+      </w:r>
+      <w:proofErr w:type="spellEnd"/>
+      <w:r>
+        <w:t xml:space="preserve"> /R:2 /W:5</w:t>
+      </w:r>
+    </w:p>
+    <w:p/>
+    <w:p>
+      <w:r>
+        <w:rPr>
+          <w:b/>
+          <w:bCs/>
+        </w:rPr>
+        <w:t>3. Verifica al terminar</w:t>
+      </w:r>
+    </w:p>
+    <w:p>
+      <w:pPr>
+        <w:numPr>
+          <w:ilvl w:val="0"/>
+          <w:numId w:val="7"/>
+        </w:numPr>
+      </w:pPr>
+      <w:proofErr w:type="spellStart"/>
+      <w:r>
+        <w:t>nssm</w:t>
+      </w:r>
+      <w:proofErr w:type="spellEnd"/>
+      <w:r>
+        <w:t xml:space="preserve"> status </w:t>
+      </w:r>
+      <w:proofErr w:type="spellStart"/>
+      <w:r>
+        <w:t>mia</w:t>
+      </w:r>
+      <w:proofErr w:type="spellEnd"/>
+      <w:r>
+        <w:t>-api → SERVICE_RUNNING</w:t>
+      </w:r>
+    </w:p>
+    <w:p>
+      <w:pPr>
+        <w:numPr>
+          <w:ilvl w:val="0"/>
+          <w:numId w:val="7"/>
+        </w:numPr>
+      </w:pPr>
+      <w:r>
+        <w:t>IIS Manager → </w:t>
+      </w:r>
+      <w:proofErr w:type="spellStart"/>
+      <w:r>
+        <w:t>mia</w:t>
+      </w:r>
+      <w:proofErr w:type="spellEnd"/>
+      <w:r>
+        <w:t>-pre → Reescritura de direcciones URL → las 3 reglas siguen ahí (no debería haberlas tocado el /XF, pero confírmalo).</w:t>
+      </w:r>
+    </w:p>
+    <w:p>
+      <w:pPr>
+        <w:numPr>
+          <w:ilvl w:val="0"/>
+          <w:numId w:val="7"/>
+        </w:numPr>
+      </w:pPr>
+      <w:r>
+        <w:t>Ctrl+F5 en 2D/3D/Holograma: globo de correo, botones "Abrir correo"/"Proponer respuesta", saludo con voz configurada, y Holograma respondiendo preguntas.</w:t>
+      </w:r>
+    </w:p>
     <w:p/>
     <w:sectPr>
       <w:pgSz w:w="11906" w:h="16838"/>
@@ -19401,6 +19697,155 @@
     </w:lvl>
   </w:abstractNum>
   <w:abstractNum w:abstractNumId="4" w15:restartNumberingAfterBreak="0">
+    <w:nsid w:val="36495610"/>
+    <w:multiLevelType w:val="multilevel"/>
+    <w:tmpl w:val="B45A53F6"/>
+    <w:lvl w:ilvl="0">
+      <w:start w:val="1"/>
+      <w:numFmt w:val="bullet"/>
+      <w:lvlText w:val=""/>
+      <w:lvlJc w:val="left"/>
+      <w:pPr>
+        <w:tabs>
+          <w:tab w:val="num" w:pos="720"/>
+        </w:tabs>
+        <w:ind w:left="720" w:hanging="360"/>
+      </w:pPr>
+      <w:rPr>
+        <w:rFonts w:ascii="Symbol" w:hAnsi="Symbol" w:hint="default"/>
+        <w:sz w:val="20"/>
+      </w:rPr>
+    </w:lvl>
+    <w:lvl w:ilvl="1" w:tentative="1">
+      <w:start w:val="1"/>
+      <w:numFmt w:val="bullet"/>
+      <w:lvlText w:val="o"/>
+      <w:lvlJc w:val="left"/>
+      <w:pPr>
+        <w:tabs>
+          <w:tab w:val="num" w:pos="1440"/>
+        </w:tabs>
+        <w:ind w:left="1440" w:hanging="360"/>
+      </w:pPr>
+      <w:rPr>
+        <w:rFonts w:ascii="Courier New" w:hAnsi="Courier New" w:hint="default"/>
+        <w:sz w:val="20"/>
+      </w:rPr>
+    </w:lvl>
+    <w:lvl w:ilvl="2" w:tentative="1">
+      <w:start w:val="1"/>
+      <w:numFmt w:val="bullet"/>
+      <w:lvlText w:val=""/>
+      <w:lvlJc w:val="left"/>
+      <w:pPr>
+        <w:tabs>
+          <w:tab w:val="num" w:pos="2160"/>
+        </w:tabs>
+        <w:ind w:left="2160" w:hanging="360"/>
+      </w:pPr>
+      <w:rPr>
+        <w:rFonts w:ascii="Wingdings" w:hAnsi="Wingdings" w:hint="default"/>
+        <w:sz w:val="20"/>
+      </w:rPr>
+    </w:lvl>
+    <w:lvl w:ilvl="3" w:tentative="1">
+      <w:start w:val="1"/>
+      <w:numFmt w:val="bullet"/>
+      <w:lvlText w:val=""/>
+      <w:lvlJc w:val="left"/>
+      <w:pPr>
+        <w:tabs>
+          <w:tab w:val="num" w:pos="2880"/>
+        </w:tabs>
+        <w:ind w:left="2880" w:hanging="360"/>
+      </w:pPr>
+      <w:rPr>
+        <w:rFonts w:ascii="Wingdings" w:hAnsi="Wingdings" w:hint="default"/>
+        <w:sz w:val="20"/>
+      </w:rPr>
+    </w:lvl>
+    <w:lvl w:ilvl="4" w:tentative="1">
+      <w:start w:val="1"/>
+      <w:numFmt w:val="bullet"/>
+      <w:lvlText w:val=""/>
+      <w:lvlJc w:val="left"/>
+      <w:pPr>
+        <w:tabs>
+          <w:tab w:val="num" w:pos="3600"/>
+        </w:tabs>
+        <w:ind w:left="3600" w:hanging="360"/>
+      </w:pPr>
+      <w:rPr>
+        <w:rFonts w:ascii="Wingdings" w:hAnsi="Wingdings" w:hint="default"/>
+        <w:sz w:val="20"/>
+      </w:rPr>
+    </w:lvl>
+    <w:lvl w:ilvl="5" w:tentative="1">
+      <w:start w:val="1"/>
+      <w:numFmt w:val="bullet"/>
+      <w:lvlText w:val=""/>
+      <w:lvlJc w:val="left"/>
+      <w:pPr>
+        <w:tabs>
+          <w:tab w:val="num" w:pos="4320"/>
+        </w:tabs>
+        <w:ind w:left="4320" w:hanging="360"/>
+      </w:pPr>
+      <w:rPr>
+        <w:rFonts w:ascii="Wingdings" w:hAnsi="Wingdings" w:hint="default"/>
+        <w:sz w:val="20"/>
+      </w:rPr>
+    </w:lvl>
+    <w:lvl w:ilvl="6" w:tentative="1">
+      <w:start w:val="1"/>
+      <w:numFmt w:val="bullet"/>
+      <w:lvlText w:val=""/>
+      <w:lvlJc w:val="left"/>
+      <w:pPr>
+        <w:tabs>
+          <w:tab w:val="num" w:pos="5040"/>
+        </w:tabs>
+        <w:ind w:left="5040" w:hanging="360"/>
+      </w:pPr>
+      <w:rPr>
+        <w:rFonts w:ascii="Wingdings" w:hAnsi="Wingdings" w:hint="default"/>
+        <w:sz w:val="20"/>
+      </w:rPr>
+    </w:lvl>
+    <w:lvl w:ilvl="7" w:tentative="1">
+      <w:start w:val="1"/>
+      <w:numFmt w:val="bullet"/>
+      <w:lvlText w:val=""/>
+      <w:lvlJc w:val="left"/>
+      <w:pPr>
+        <w:tabs>
+          <w:tab w:val="num" w:pos="5760"/>
+        </w:tabs>
+        <w:ind w:left="5760" w:hanging="360"/>
+      </w:pPr>
+      <w:rPr>
+        <w:rFonts w:ascii="Wingdings" w:hAnsi="Wingdings" w:hint="default"/>
+        <w:sz w:val="20"/>
+      </w:rPr>
+    </w:lvl>
+    <w:lvl w:ilvl="8" w:tentative="1">
+      <w:start w:val="1"/>
+      <w:numFmt w:val="bullet"/>
+      <w:lvlText w:val=""/>
+      <w:lvlJc w:val="left"/>
+      <w:pPr>
+        <w:tabs>
+          <w:tab w:val="num" w:pos="6480"/>
+        </w:tabs>
+        <w:ind w:left="6480" w:hanging="360"/>
+      </w:pPr>
+      <w:rPr>
+        <w:rFonts w:ascii="Wingdings" w:hAnsi="Wingdings" w:hint="default"/>
+        <w:sz w:val="20"/>
+      </w:rPr>
+    </w:lvl>
+  </w:abstractNum>
+  <w:abstractNum w:abstractNumId="5" w15:restartNumberingAfterBreak="0">
     <w:nsid w:val="39E71DCD"/>
     <w:multiLevelType w:val="hybridMultilevel"/>
     <w:tmpl w:val="05504DC6"/>
@@ -19454,7 +19899,7 @@
       <w:lvlJc w:val="left"/>
     </w:lvl>
   </w:abstractNum>
-  <w:abstractNum w:abstractNumId="5" w15:restartNumberingAfterBreak="0">
+  <w:abstractNum w:abstractNumId="6" w15:restartNumberingAfterBreak="0">
     <w:nsid w:val="40C745A8"/>
     <w:multiLevelType w:val="hybridMultilevel"/>
     <w:tmpl w:val="12B4F0D2"/>
@@ -19508,7 +19953,7 @@
       <w:lvlJc w:val="left"/>
     </w:lvl>
   </w:abstractNum>
-  <w:abstractNum w:abstractNumId="6" w15:restartNumberingAfterBreak="0">
+  <w:abstractNum w:abstractNumId="7" w15:restartNumberingAfterBreak="0">
     <w:nsid w:val="4BAE0A58"/>
     <w:multiLevelType w:val="hybridMultilevel"/>
     <w:tmpl w:val="01A68AE6"/>
@@ -19594,7 +20039,7 @@
       </w:pPr>
     </w:lvl>
   </w:abstractNum>
-  <w:abstractNum w:abstractNumId="7" w15:restartNumberingAfterBreak="0">
+  <w:abstractNum w:abstractNumId="8" w15:restartNumberingAfterBreak="0">
     <w:nsid w:val="524F7013"/>
     <w:multiLevelType w:val="hybridMultilevel"/>
     <w:tmpl w:val="95E4DA3E"/>
@@ -19648,7 +20093,7 @@
       <w:lvlJc w:val="left"/>
     </w:lvl>
   </w:abstractNum>
-  <w:abstractNum w:abstractNumId="8" w15:restartNumberingAfterBreak="0">
+  <w:abstractNum w:abstractNumId="9" w15:restartNumberingAfterBreak="0">
     <w:nsid w:val="588074B0"/>
     <w:multiLevelType w:val="hybridMultilevel"/>
     <w:tmpl w:val="C8A6309C"/>
@@ -19702,7 +20147,7 @@
       <w:lvlJc w:val="left"/>
     </w:lvl>
   </w:abstractNum>
-  <w:abstractNum w:abstractNumId="9" w15:restartNumberingAfterBreak="0">
+  <w:abstractNum w:abstractNumId="10" w15:restartNumberingAfterBreak="0">
     <w:nsid w:val="5C7241D1"/>
     <w:multiLevelType w:val="hybridMultilevel"/>
     <w:tmpl w:val="7F78C600"/>
@@ -19757,13 +20202,13 @@
     </w:lvl>
   </w:abstractNum>
   <w:num w:numId="1" w16cid:durableId="246502162">
-    <w:abstractNumId w:val="6"/>
+    <w:abstractNumId w:val="7"/>
     <w:lvlOverride w:ilvl="0">
       <w:startOverride w:val="1"/>
     </w:lvlOverride>
   </w:num>
   <w:num w:numId="2" w16cid:durableId="2078358741">
-    <w:abstractNumId w:val="4"/>
+    <w:abstractNumId w:val="5"/>
     <w:lvlOverride w:ilvl="0">
       <w:startOverride w:val="1"/>
     </w:lvlOverride>
@@ -19775,7 +20220,7 @@
     </w:lvlOverride>
   </w:num>
   <w:num w:numId="4" w16cid:durableId="1556164653">
-    <w:abstractNumId w:val="8"/>
+    <w:abstractNumId w:val="9"/>
     <w:lvlOverride w:ilvl="0">
       <w:startOverride w:val="1"/>
     </w:lvlOverride>
@@ -19791,6 +20236,9 @@
     <w:lvlOverride w:ilvl="0">
       <w:startOverride w:val="1"/>
     </w:lvlOverride>
+  </w:num>
+  <w:num w:numId="7" w16cid:durableId="1264414475">
+    <w:abstractNumId w:val="4"/>
   </w:num>
 </w:numbering>
 </file>
@@ -20296,7 +20744,6 @@
   <w:style w:type="character" w:default="1" w:styleId="Fuentedeprrafopredeter">
     <w:name w:val="Default Paragraph Font"/>
     <w:uiPriority w:val="1"/>
-    <w:semiHidden/>
     <w:unhideWhenUsed/>
   </w:style>
   <w:style w:type="table" w:default="1" w:styleId="Tablanormal">

--- a/docs/Guia_Instalacion_mIA_Preproduccion.docx
+++ b/docs/Guia_Instalacion_mIA_Preproduccion.docx
@@ -3593,23 +3593,7 @@
                 <w:sz w:val="20"/>
                 <w:szCs w:val="20"/>
               </w:rPr>
-              <w:t>mia-</w:t>
-            </w:r>
-            <w:proofErr w:type="gramStart"/>
-            <w:r>
-              <w:rPr>
-                <w:sz w:val="20"/>
-                <w:szCs w:val="20"/>
-              </w:rPr>
-              <w:t>pre.sunsetbeachclub</w:t>
-            </w:r>
-            <w:proofErr w:type="gramEnd"/>
-            <w:r>
-              <w:rPr>
-                <w:sz w:val="20"/>
-                <w:szCs w:val="20"/>
-              </w:rPr>
-              <w:t>.local</w:t>
+              <w:t>mia-pre.sunsetbeachclub.local</w:t>
             </w:r>
             <w:proofErr w:type="spellEnd"/>
             <w:r>
@@ -3699,21 +3683,12 @@
           </w:tcPr>
           <w:p>
             <w:proofErr w:type="spellStart"/>
-            <w:proofErr w:type="gramStart"/>
-            <w:r>
-              <w:rPr>
-                <w:sz w:val="20"/>
-                <w:szCs w:val="20"/>
-              </w:rPr>
-              <w:t>portal.sunsetbeachclub</w:t>
-            </w:r>
-            <w:proofErr w:type="gramEnd"/>
-            <w:r>
-              <w:rPr>
-                <w:sz w:val="20"/>
-                <w:szCs w:val="20"/>
-              </w:rPr>
-              <w:t>.local</w:t>
+            <w:r>
+              <w:rPr>
+                <w:sz w:val="20"/>
+                <w:szCs w:val="20"/>
+              </w:rPr>
+              <w:t>portal.sunsetbeachclub.local</w:t>
             </w:r>
             <w:proofErr w:type="spellEnd"/>
             <w:r>
@@ -4203,15 +4178,7 @@
       </w:r>
       <w:proofErr w:type="spellStart"/>
       <w:r>
-        <w:t>mia-</w:t>
-      </w:r>
-      <w:proofErr w:type="gramStart"/>
-      <w:r>
-        <w:t>pre.sunsetbeachclub</w:t>
-      </w:r>
-      <w:proofErr w:type="gramEnd"/>
-      <w:r>
-        <w:t>.local</w:t>
+        <w:t>mia-pre.sunsetbeachclub.local</w:t>
       </w:r>
       <w:proofErr w:type="spellEnd"/>
       <w:r>
@@ -4564,15 +4531,7 @@
       </w:r>
       <w:proofErr w:type="spellStart"/>
       <w:r>
-        <w:t>mia-</w:t>
-      </w:r>
-      <w:proofErr w:type="gramStart"/>
-      <w:r>
-        <w:t>pre.sunsetbeachclub</w:t>
-      </w:r>
-      <w:proofErr w:type="gramEnd"/>
-      <w:r>
-        <w:t>.local</w:t>
+        <w:t>mia-pre.sunsetbeachclub.local</w:t>
       </w:r>
       <w:proofErr w:type="spellEnd"/>
       <w:r>
@@ -4636,18 +4595,8 @@
                 <w:bCs/>
                 <w:color w:val="7D4F0A"/>
               </w:rPr>
-              <w:t xml:space="preserve">Implicaciones de usar el </w:t>
-            </w:r>
-            <w:proofErr w:type="gramStart"/>
-            <w:r>
-              <w:rPr>
-                <w:b/>
-                <w:bCs/>
-                <w:color w:val="7D4F0A"/>
-              </w:rPr>
-              <w:t>sufijo .local</w:t>
-            </w:r>
-            <w:proofErr w:type="gramEnd"/>
+              <w:t>Implicaciones de usar el sufijo .local</w:t>
+            </w:r>
           </w:p>
           <w:p>
             <w:r>
@@ -4656,25 +4605,25 @@
                 <w:sz w:val="21"/>
                 <w:szCs w:val="21"/>
               </w:rPr>
-              <w:t xml:space="preserve">Al </w:t>
-            </w:r>
-            <w:proofErr w:type="gramStart"/>
+              <w:t>Al ser .local (y no .</w:t>
+            </w:r>
+            <w:proofErr w:type="spellStart"/>
             <w:r>
               <w:rPr>
                 <w:color w:val="5A3A08"/>
                 <w:sz w:val="21"/>
                 <w:szCs w:val="21"/>
               </w:rPr>
-              <w:t>ser .local</w:t>
-            </w:r>
-            <w:proofErr w:type="gramEnd"/>
+              <w:t>com</w:t>
+            </w:r>
+            <w:proofErr w:type="spellEnd"/>
             <w:r>
               <w:rPr>
                 <w:color w:val="5A3A08"/>
                 <w:sz w:val="21"/>
                 <w:szCs w:val="21"/>
               </w:rPr>
-              <w:t xml:space="preserve"> (y no .</w:t>
+              <w:t xml:space="preserve">), ambas URL son de uso exclusivamente interno: solo resuelven dentro de la red corporativa (normalmente porque </w:t>
             </w:r>
             <w:proofErr w:type="spellStart"/>
             <w:r>
@@ -4683,7 +4632,7 @@
                 <w:sz w:val="21"/>
                 <w:szCs w:val="21"/>
               </w:rPr>
-              <w:t>com</w:t>
+              <w:t>sunsetbeachclub.local</w:t>
             </w:r>
             <w:proofErr w:type="spellEnd"/>
             <w:r>
@@ -4692,100 +4641,34 @@
                 <w:sz w:val="21"/>
                 <w:szCs w:val="21"/>
               </w:rPr>
-              <w:t xml:space="preserve">), ambas URL son de uso exclusivamente interno: solo resuelven dentro de la red corporativa (normalmente porque </w:t>
-            </w:r>
-            <w:proofErr w:type="spellStart"/>
-            <w:proofErr w:type="gramStart"/>
+              <w:t xml:space="preserve"> es el propio dominio de Active Directory), nunca desde internet. Además, ninguna CA pública puede emitir certificados SSL para nombres .local desde 2015 (lo prohíben las reglas del CA/Browser Forum): el certificado de </w:t>
+            </w:r>
+            <w:proofErr w:type="spellStart"/>
             <w:r>
               <w:rPr>
                 <w:color w:val="5A3A08"/>
                 <w:sz w:val="21"/>
                 <w:szCs w:val="21"/>
               </w:rPr>
-              <w:t>sunsetbeachclub.local</w:t>
-            </w:r>
-            <w:proofErr w:type="spellEnd"/>
-            <w:proofErr w:type="gramEnd"/>
+              <w:t>mia-pre.sunsetbeachclub.local</w:t>
+            </w:r>
+            <w:proofErr w:type="spellEnd"/>
             <w:r>
               <w:rPr>
                 <w:color w:val="5A3A08"/>
                 <w:sz w:val="21"/>
                 <w:szCs w:val="21"/>
               </w:rPr>
-              <w:t xml:space="preserve"> es el propio dominio de Active Directory), nunca desde internet. Además, ninguna CA pública puede emitir certificados SSL para </w:t>
-            </w:r>
-            <w:proofErr w:type="gramStart"/>
+              <w:t xml:space="preserve"> no puede venir de una CA pública bajo ningún concepto. Nota adicional: </w:t>
+            </w:r>
+            <w:proofErr w:type="spellStart"/>
             <w:r>
               <w:rPr>
                 <w:color w:val="5A3A08"/>
                 <w:sz w:val="21"/>
                 <w:szCs w:val="21"/>
               </w:rPr>
-              <w:t>nombres .local</w:t>
-            </w:r>
-            <w:proofErr w:type="gramEnd"/>
-            <w:r>
-              <w:rPr>
-                <w:color w:val="5A3A08"/>
-                <w:sz w:val="21"/>
-                <w:szCs w:val="21"/>
-              </w:rPr>
-              <w:t xml:space="preserve"> desde 2015 (lo prohíben las reglas del CA/Browser Forum): el certificado de </w:t>
-            </w:r>
-            <w:proofErr w:type="spellStart"/>
-            <w:r>
-              <w:rPr>
-                <w:color w:val="5A3A08"/>
-                <w:sz w:val="21"/>
-                <w:szCs w:val="21"/>
-              </w:rPr>
-              <w:t>mia-</w:t>
-            </w:r>
-            <w:proofErr w:type="gramStart"/>
-            <w:r>
-              <w:rPr>
-                <w:color w:val="5A3A08"/>
-                <w:sz w:val="21"/>
-                <w:szCs w:val="21"/>
-              </w:rPr>
-              <w:t>pre.sunsetbeachclub</w:t>
-            </w:r>
-            <w:proofErr w:type="gramEnd"/>
-            <w:r>
-              <w:rPr>
-                <w:color w:val="5A3A08"/>
-                <w:sz w:val="21"/>
-                <w:szCs w:val="21"/>
-              </w:rPr>
-              <w:t>.local</w:t>
-            </w:r>
-            <w:proofErr w:type="spellEnd"/>
-            <w:r>
-              <w:rPr>
-                <w:color w:val="5A3A08"/>
-                <w:sz w:val="21"/>
-                <w:szCs w:val="21"/>
-              </w:rPr>
-              <w:t xml:space="preserve"> no puede venir de una CA pública bajo ningún concepto. Nota adicional: </w:t>
-            </w:r>
-            <w:proofErr w:type="spellStart"/>
-            <w:proofErr w:type="gramStart"/>
-            <w:r>
-              <w:rPr>
-                <w:color w:val="5A3A08"/>
-                <w:sz w:val="21"/>
-                <w:szCs w:val="21"/>
-              </w:rPr>
-              <w:t>portal.sunsetbeachclub</w:t>
-            </w:r>
-            <w:proofErr w:type="gramEnd"/>
-            <w:r>
-              <w:rPr>
-                <w:color w:val="5A3A08"/>
-                <w:sz w:val="21"/>
-                <w:szCs w:val="21"/>
-              </w:rPr>
-              <w:t>.local</w:t>
+              <w:t>portal.sunsetbeachclub.local</w:t>
             </w:r>
             <w:proofErr w:type="spellEnd"/>
             <w:r>
@@ -4959,52 +4842,16 @@
                 <w:sz w:val="21"/>
                 <w:szCs w:val="21"/>
               </w:rPr>
-              <w:t xml:space="preserve"> URI de la aplicación sea https:// para cualquier host que no sea exactamente "localhost" — es una restricción de la propia plataforma, no una recomendación de esta guía. Por </w:t>
-            </w:r>
-            <w:proofErr w:type="gramStart"/>
+              <w:t xml:space="preserve"> URI de la aplicación sea https:// para cualquier host que no sea exactamente "localhost" — es una restricción de la propia plataforma, no una recomendación de esta guía. Por tanto HTTPS no es opcional en </w:t>
+            </w:r>
+            <w:proofErr w:type="spellStart"/>
             <w:r>
               <w:rPr>
                 <w:color w:val="5A3A08"/>
                 <w:sz w:val="21"/>
                 <w:szCs w:val="21"/>
               </w:rPr>
-              <w:t>tanto</w:t>
-            </w:r>
-            <w:proofErr w:type="gramEnd"/>
-            <w:r>
-              <w:rPr>
-                <w:color w:val="5A3A08"/>
-                <w:sz w:val="21"/>
-                <w:szCs w:val="21"/>
-              </w:rPr>
-              <w:t xml:space="preserve"> HTTPS no es opcional en </w:t>
-            </w:r>
-            <w:proofErr w:type="spellStart"/>
-            <w:r>
-              <w:rPr>
-                <w:color w:val="5A3A08"/>
-                <w:sz w:val="21"/>
-                <w:szCs w:val="21"/>
-              </w:rPr>
-              <w:t>mia-</w:t>
-            </w:r>
-            <w:proofErr w:type="gramStart"/>
-            <w:r>
-              <w:rPr>
-                <w:color w:val="5A3A08"/>
-                <w:sz w:val="21"/>
-                <w:szCs w:val="21"/>
-              </w:rPr>
-              <w:t>pre.sunsetbeachclub</w:t>
-            </w:r>
-            <w:proofErr w:type="gramEnd"/>
-            <w:r>
-              <w:rPr>
-                <w:color w:val="5A3A08"/>
-                <w:sz w:val="21"/>
-                <w:szCs w:val="21"/>
-              </w:rPr>
-              <w:t>.local</w:t>
+              <w:t>mia-pre.sunsetbeachclub.local</w:t>
             </w:r>
             <w:proofErr w:type="spellEnd"/>
             <w:r>
@@ -5316,23 +5163,7 @@
                 <w:sz w:val="20"/>
                 <w:szCs w:val="20"/>
               </w:rPr>
-              <w:t>mia-</w:t>
-            </w:r>
-            <w:proofErr w:type="gramStart"/>
-            <w:r>
-              <w:rPr>
-                <w:sz w:val="20"/>
-                <w:szCs w:val="20"/>
-              </w:rPr>
-              <w:t>pre.sunsetbeachclub</w:t>
-            </w:r>
-            <w:proofErr w:type="gramEnd"/>
-            <w:r>
-              <w:rPr>
-                <w:sz w:val="20"/>
-                <w:szCs w:val="20"/>
-              </w:rPr>
-              <w:t>.local</w:t>
+              <w:t>mia-pre.sunsetbeachclub.local</w:t>
             </w:r>
             <w:proofErr w:type="spellEnd"/>
           </w:p>
@@ -5408,23 +5239,7 @@
                 <w:sz w:val="20"/>
                 <w:szCs w:val="20"/>
               </w:rPr>
-              <w:t>mia-</w:t>
-            </w:r>
-            <w:proofErr w:type="gramStart"/>
-            <w:r>
-              <w:rPr>
-                <w:sz w:val="20"/>
-                <w:szCs w:val="20"/>
-              </w:rPr>
-              <w:t>pre.sunsetbeachclub</w:t>
-            </w:r>
-            <w:proofErr w:type="gramEnd"/>
-            <w:r>
-              <w:rPr>
-                <w:sz w:val="20"/>
-                <w:szCs w:val="20"/>
-              </w:rPr>
-              <w:t>.local</w:t>
+              <w:t>mia-pre.sunsetbeachclub.local</w:t>
             </w:r>
             <w:proofErr w:type="spellEnd"/>
             <w:r>
@@ -5918,23 +5733,13 @@
               <w:t>El SharePoint 2013 instalado en este servidor (</w:t>
             </w:r>
             <w:proofErr w:type="spellStart"/>
-            <w:proofErr w:type="gramStart"/>
             <w:r>
               <w:rPr>
                 <w:color w:val="5A3A08"/>
                 <w:sz w:val="21"/>
                 <w:szCs w:val="21"/>
               </w:rPr>
-              <w:t>portal.sunsetbeachclub</w:t>
-            </w:r>
-            <w:proofErr w:type="gramEnd"/>
-            <w:r>
-              <w:rPr>
-                <w:color w:val="5A3A08"/>
-                <w:sz w:val="21"/>
-                <w:szCs w:val="21"/>
-              </w:rPr>
-              <w:t>.local</w:t>
+              <w:t>portal.sunsetbeachclub.local</w:t>
             </w:r>
             <w:proofErr w:type="spellEnd"/>
             <w:r>
@@ -7273,7 +7078,6 @@
               <w:t xml:space="preserve">  --add </w:t>
             </w:r>
             <w:proofErr w:type="spellStart"/>
-            <w:proofErr w:type="gramStart"/>
             <w:r>
               <w:rPr>
                 <w:rFonts w:ascii="Consolas" w:eastAsia="Consolas" w:hAnsi="Consolas" w:cs="Consolas"/>
@@ -7284,7 +7088,6 @@
               <w:t>Microsoft.VisualStudio.Workload.VCTools</w:t>
             </w:r>
             <w:proofErr w:type="spellEnd"/>
-            <w:proofErr w:type="gramEnd"/>
             <w:r>
               <w:rPr>
                 <w:rFonts w:ascii="Consolas" w:eastAsia="Consolas" w:hAnsi="Consolas" w:cs="Consolas"/>
@@ -8465,7 +8268,6 @@
               <w:t xml:space="preserve"> -m </w:t>
             </w:r>
             <w:proofErr w:type="spellStart"/>
-            <w:proofErr w:type="gramStart"/>
             <w:r>
               <w:rPr>
                 <w:rFonts w:ascii="Consolas" w:eastAsia="Consolas" w:hAnsi="Consolas" w:cs="Consolas"/>
@@ -8496,7 +8298,6 @@
               <w:t>venv</w:t>
             </w:r>
             <w:proofErr w:type="spellEnd"/>
-            <w:proofErr w:type="gramEnd"/>
           </w:p>
           <w:p>
             <w:r>
@@ -8568,19 +8369,8 @@
                 <w:sz w:val="19"/>
                 <w:szCs w:val="19"/>
               </w:rPr>
-              <w:t xml:space="preserve"> -</w:t>
-            </w:r>
-            <w:proofErr w:type="gramStart"/>
-            <w:r>
-              <w:rPr>
-                <w:rFonts w:ascii="Consolas" w:eastAsia="Consolas" w:hAnsi="Consolas" w:cs="Consolas"/>
-                <w:color w:val="E8E8E8"/>
-                <w:sz w:val="19"/>
-                <w:szCs w:val="19"/>
-              </w:rPr>
-              <w:t>e .</w:t>
-            </w:r>
-            <w:proofErr w:type="gramEnd"/>
+              <w:t xml:space="preserve"> -e .</w:t>
+            </w:r>
           </w:p>
         </w:tc>
       </w:tr>
@@ -8631,32 +8421,22 @@
       <w:pPr>
         <w:spacing w:after="160" w:line="276" w:lineRule="auto"/>
       </w:pPr>
-      <w:proofErr w:type="gramStart"/>
       <w:r>
         <w:t>Copia .</w:t>
       </w:r>
       <w:proofErr w:type="spellStart"/>
       <w:r>
+        <w:t>env.example</w:t>
+      </w:r>
+      <w:proofErr w:type="spellEnd"/>
+      <w:r>
+        <w:t xml:space="preserve"> a .</w:t>
+      </w:r>
+      <w:proofErr w:type="spellStart"/>
+      <w:r>
         <w:t>env</w:t>
       </w:r>
-      <w:proofErr w:type="gramEnd"/>
-      <w:r>
-        <w:t>.example</w:t>
-      </w:r>
       <w:proofErr w:type="spellEnd"/>
-      <w:r>
-        <w:t xml:space="preserve"> </w:t>
-      </w:r>
-      <w:proofErr w:type="gramStart"/>
-      <w:r>
-        <w:t>a .</w:t>
-      </w:r>
-      <w:proofErr w:type="spellStart"/>
-      <w:r>
-        <w:t>env</w:t>
-      </w:r>
-      <w:proofErr w:type="spellEnd"/>
-      <w:proofErr w:type="gramEnd"/>
       <w:r>
         <w:t xml:space="preserve"> en la raíz del proyecto y completa los valores reales. Las variables más relevantes para preproducción se detallan en el Anexo A. Resumen de las decisiones clave:</w:t>
       </w:r>
@@ -8734,15 +8514,7 @@
       </w:r>
       <w:proofErr w:type="spellEnd"/>
       <w:r>
-        <w:t xml:space="preserve"> id y </w:t>
-      </w:r>
-      <w:proofErr w:type="gramStart"/>
-      <w:r>
-        <w:t>certificado reales</w:t>
-      </w:r>
-      <w:proofErr w:type="gramEnd"/>
-      <w:r>
-        <w:t xml:space="preserve"> de la aplicación de Entra ID para SharePoint Online.</w:t>
+        <w:t xml:space="preserve"> id y certificado reales de la aplicación de Entra ID para SharePoint Online.</w:t>
       </w:r>
     </w:p>
     <w:p>
@@ -8868,55 +8640,24 @@
               <w:t>(</w:t>
             </w:r>
             <w:proofErr w:type="spellStart"/>
-            <w:proofErr w:type="gramStart"/>
-            <w:r>
-              <w:rPr>
-                <w:rFonts w:ascii="Consolas" w:eastAsia="Consolas" w:hAnsi="Consolas" w:cs="Consolas"/>
-                <w:color w:val="E8E8E8"/>
-                <w:sz w:val="19"/>
-                <w:szCs w:val="19"/>
-              </w:rPr>
-              <w:t>secrets.token</w:t>
-            </w:r>
-            <w:proofErr w:type="gramEnd"/>
-            <w:r>
-              <w:rPr>
-                <w:rFonts w:ascii="Consolas" w:eastAsia="Consolas" w:hAnsi="Consolas" w:cs="Consolas"/>
-                <w:color w:val="E8E8E8"/>
-                <w:sz w:val="19"/>
-                <w:szCs w:val="19"/>
-              </w:rPr>
-              <w:t>_</w:t>
-            </w:r>
-            <w:proofErr w:type="gramStart"/>
-            <w:r>
-              <w:rPr>
-                <w:rFonts w:ascii="Consolas" w:eastAsia="Consolas" w:hAnsi="Consolas" w:cs="Consolas"/>
-                <w:color w:val="E8E8E8"/>
-                <w:sz w:val="19"/>
-                <w:szCs w:val="19"/>
-              </w:rPr>
-              <w:t>urlsafe</w:t>
-            </w:r>
-            <w:proofErr w:type="spellEnd"/>
-            <w:r>
-              <w:rPr>
-                <w:rFonts w:ascii="Consolas" w:eastAsia="Consolas" w:hAnsi="Consolas" w:cs="Consolas"/>
-                <w:color w:val="E8E8E8"/>
-                <w:sz w:val="19"/>
-                <w:szCs w:val="19"/>
-              </w:rPr>
-              <w:t>(</w:t>
-            </w:r>
-            <w:proofErr w:type="gramEnd"/>
-            <w:r>
-              <w:rPr>
-                <w:rFonts w:ascii="Consolas" w:eastAsia="Consolas" w:hAnsi="Consolas" w:cs="Consolas"/>
-                <w:color w:val="E8E8E8"/>
-                <w:sz w:val="19"/>
-                <w:szCs w:val="19"/>
-              </w:rPr>
-              <w:t>32))"</w:t>
+            <w:r>
+              <w:rPr>
+                <w:rFonts w:ascii="Consolas" w:eastAsia="Consolas" w:hAnsi="Consolas" w:cs="Consolas"/>
+                <w:color w:val="E8E8E8"/>
+                <w:sz w:val="19"/>
+                <w:szCs w:val="19"/>
+              </w:rPr>
+              <w:t>secrets.token_urlsafe</w:t>
+            </w:r>
+            <w:proofErr w:type="spellEnd"/>
+            <w:r>
+              <w:rPr>
+                <w:rFonts w:ascii="Consolas" w:eastAsia="Consolas" w:hAnsi="Consolas" w:cs="Consolas"/>
+                <w:color w:val="E8E8E8"/>
+                <w:sz w:val="19"/>
+                <w:szCs w:val="19"/>
+              </w:rPr>
+              <w:t>(32))"</w:t>
             </w:r>
           </w:p>
         </w:tc>
@@ -8987,34 +8728,24 @@
                 <w:bCs/>
                 <w:color w:val="7D4F0A"/>
               </w:rPr>
-              <w:t xml:space="preserve">Seguridad del </w:t>
-            </w:r>
-            <w:proofErr w:type="gramStart"/>
+              <w:t>Seguridad del fichero .</w:t>
+            </w:r>
+            <w:proofErr w:type="spellStart"/>
             <w:r>
               <w:rPr>
                 <w:b/>
                 <w:bCs/>
                 <w:color w:val="7D4F0A"/>
               </w:rPr>
-              <w:t>fichero .</w:t>
-            </w:r>
-            <w:proofErr w:type="spellStart"/>
+              <w:t>env</w:t>
+            </w:r>
+            <w:proofErr w:type="spellEnd"/>
             <w:r>
               <w:rPr>
                 <w:b/>
                 <w:bCs/>
                 <w:color w:val="7D4F0A"/>
               </w:rPr>
-              <w:t>env</w:t>
-            </w:r>
-            <w:proofErr w:type="spellEnd"/>
-            <w:proofErr w:type="gramEnd"/>
-            <w:r>
-              <w:rPr>
-                <w:b/>
-                <w:bCs/>
-                <w:color w:val="7D4F0A"/>
-              </w:rPr>
               <w:t xml:space="preserve"> y del certificado</w:t>
             </w:r>
           </w:p>
@@ -9025,28 +8756,18 @@
                 <w:sz w:val="21"/>
                 <w:szCs w:val="21"/>
               </w:rPr>
-              <w:t xml:space="preserve">Restringe los permisos NTFS </w:t>
-            </w:r>
-            <w:proofErr w:type="gramStart"/>
+              <w:t>Restringe los permisos NTFS de .</w:t>
+            </w:r>
+            <w:proofErr w:type="spellStart"/>
             <w:r>
               <w:rPr>
                 <w:color w:val="5A3A08"/>
                 <w:sz w:val="21"/>
                 <w:szCs w:val="21"/>
               </w:rPr>
-              <w:t>de .</w:t>
-            </w:r>
-            <w:proofErr w:type="spellStart"/>
-            <w:r>
-              <w:rPr>
-                <w:color w:val="5A3A08"/>
-                <w:sz w:val="21"/>
-                <w:szCs w:val="21"/>
-              </w:rPr>
               <w:t>env</w:t>
             </w:r>
             <w:proofErr w:type="spellEnd"/>
-            <w:proofErr w:type="gramEnd"/>
             <w:r>
               <w:rPr>
                 <w:color w:val="5A3A08"/>
@@ -9680,7 +9401,6 @@
         <w:t xml:space="preserve">" si </w:t>
       </w:r>
       <w:proofErr w:type="spellStart"/>
-      <w:proofErr w:type="gramStart"/>
       <w:r>
         <w:t>el</w:t>
       </w:r>
@@ -9693,7 +9413,6 @@
         <w:t>env</w:t>
       </w:r>
       <w:proofErr w:type="spellEnd"/>
-      <w:proofErr w:type="gramEnd"/>
       <w:r>
         <w:t xml:space="preserve"> tiene permisos restringidos a otra cuenta.</w:t>
       </w:r>
@@ -9845,25 +9564,14 @@
               <w:t xml:space="preserve"> -m </w:t>
             </w:r>
             <w:proofErr w:type="spellStart"/>
-            <w:proofErr w:type="gramStart"/>
-            <w:r>
-              <w:rPr>
-                <w:rFonts w:ascii="Consolas" w:eastAsia="Consolas" w:hAnsi="Consolas" w:cs="Consolas"/>
-                <w:color w:val="E8E8E8"/>
-                <w:sz w:val="19"/>
-                <w:szCs w:val="19"/>
-              </w:rPr>
-              <w:t>mia.ingestion</w:t>
-            </w:r>
-            <w:proofErr w:type="gramEnd"/>
-            <w:r>
-              <w:rPr>
-                <w:rFonts w:ascii="Consolas" w:eastAsia="Consolas" w:hAnsi="Consolas" w:cs="Consolas"/>
-                <w:color w:val="E8E8E8"/>
-                <w:sz w:val="19"/>
-                <w:szCs w:val="19"/>
-              </w:rPr>
-              <w:t>.sync</w:t>
+            <w:r>
+              <w:rPr>
+                <w:rFonts w:ascii="Consolas" w:eastAsia="Consolas" w:hAnsi="Consolas" w:cs="Consolas"/>
+                <w:color w:val="E8E8E8"/>
+                <w:sz w:val="19"/>
+                <w:szCs w:val="19"/>
+              </w:rPr>
+              <w:t>mia.ingestion.sync</w:t>
             </w:r>
             <w:proofErr w:type="spellEnd"/>
             <w:r>
@@ -9909,25 +9617,14 @@
               <w:t xml:space="preserve"> -m </w:t>
             </w:r>
             <w:proofErr w:type="spellStart"/>
-            <w:proofErr w:type="gramStart"/>
-            <w:r>
-              <w:rPr>
-                <w:rFonts w:ascii="Consolas" w:eastAsia="Consolas" w:hAnsi="Consolas" w:cs="Consolas"/>
-                <w:color w:val="E8E8E8"/>
-                <w:sz w:val="19"/>
-                <w:szCs w:val="19"/>
-              </w:rPr>
-              <w:t>mia.ingestion</w:t>
-            </w:r>
-            <w:proofErr w:type="gramEnd"/>
-            <w:r>
-              <w:rPr>
-                <w:rFonts w:ascii="Consolas" w:eastAsia="Consolas" w:hAnsi="Consolas" w:cs="Consolas"/>
-                <w:color w:val="E8E8E8"/>
-                <w:sz w:val="19"/>
-                <w:szCs w:val="19"/>
-              </w:rPr>
-              <w:t>.sync</w:t>
+            <w:r>
+              <w:rPr>
+                <w:rFonts w:ascii="Consolas" w:eastAsia="Consolas" w:hAnsi="Consolas" w:cs="Consolas"/>
+                <w:color w:val="E8E8E8"/>
+                <w:sz w:val="19"/>
+                <w:szCs w:val="19"/>
+              </w:rPr>
+              <w:t>mia.ingestion.sync</w:t>
             </w:r>
             <w:proofErr w:type="spellEnd"/>
             <w:r>
@@ -9964,7 +9661,6 @@
         <w:t xml:space="preserve"> a la cuenta de servicio con permisos sobre </w:t>
       </w:r>
       <w:proofErr w:type="spellStart"/>
-      <w:proofErr w:type="gramStart"/>
       <w:r>
         <w:t>el</w:t>
       </w:r>
@@ -9977,7 +9673,6 @@
         <w:t>env</w:t>
       </w:r>
       <w:proofErr w:type="spellEnd"/>
-      <w:proofErr w:type="gramEnd"/>
       <w:r>
         <w:t>):</w:t>
       </w:r>
@@ -10143,25 +9838,14 @@
               <w:t xml:space="preserve"> "C:\apps\mia\current\.venv\Scripts\python.exe -m </w:t>
             </w:r>
             <w:proofErr w:type="spellStart"/>
-            <w:proofErr w:type="gramStart"/>
-            <w:r>
-              <w:rPr>
-                <w:rFonts w:ascii="Consolas" w:eastAsia="Consolas" w:hAnsi="Consolas" w:cs="Consolas"/>
-                <w:color w:val="E8E8E8"/>
-                <w:sz w:val="19"/>
-                <w:szCs w:val="19"/>
-              </w:rPr>
-              <w:t>mia.ingestion</w:t>
-            </w:r>
-            <w:proofErr w:type="gramEnd"/>
-            <w:r>
-              <w:rPr>
-                <w:rFonts w:ascii="Consolas" w:eastAsia="Consolas" w:hAnsi="Consolas" w:cs="Consolas"/>
-                <w:color w:val="E8E8E8"/>
-                <w:sz w:val="19"/>
-                <w:szCs w:val="19"/>
-              </w:rPr>
-              <w:t>.sync</w:t>
+            <w:r>
+              <w:rPr>
+                <w:rFonts w:ascii="Consolas" w:eastAsia="Consolas" w:hAnsi="Consolas" w:cs="Consolas"/>
+                <w:color w:val="E8E8E8"/>
+                <w:sz w:val="19"/>
+                <w:szCs w:val="19"/>
+              </w:rPr>
+              <w:t>mia.ingestion.sync</w:t>
             </w:r>
             <w:proofErr w:type="spellEnd"/>
             <w:r>
@@ -11457,23 +11141,13 @@
               <w:t xml:space="preserve"> existentes de </w:t>
             </w:r>
             <w:proofErr w:type="spellStart"/>
-            <w:proofErr w:type="gramStart"/>
             <w:r>
               <w:rPr>
                 <w:color w:val="5A3A08"/>
                 <w:sz w:val="21"/>
                 <w:szCs w:val="21"/>
               </w:rPr>
-              <w:t>portal.sunsetbeachclub</w:t>
-            </w:r>
-            <w:proofErr w:type="gramEnd"/>
-            <w:r>
-              <w:rPr>
-                <w:color w:val="5A3A08"/>
-                <w:sz w:val="21"/>
-                <w:szCs w:val="21"/>
-              </w:rPr>
-              <w:t>.local</w:t>
+              <w:t>portal.sunsetbeachclub.local</w:t>
             </w:r>
             <w:proofErr w:type="spellEnd"/>
             <w:r>
@@ -11619,15 +11293,7 @@
       </w:r>
       <w:proofErr w:type="spellStart"/>
       <w:r>
-        <w:t>mia-</w:t>
-      </w:r>
-      <w:proofErr w:type="gramStart"/>
-      <w:r>
-        <w:t>pre.sunsetbeachclub</w:t>
-      </w:r>
-      <w:proofErr w:type="gramEnd"/>
-      <w:r>
-        <w:t>.local</w:t>
+        <w:t>mia-pre.sunsetbeachclub.local</w:t>
       </w:r>
       <w:proofErr w:type="spellEnd"/>
       <w:r>
@@ -11746,23 +11412,13 @@
           </w:p>
           <w:p>
             <w:proofErr w:type="spellStart"/>
-            <w:proofErr w:type="gramStart"/>
             <w:r>
               <w:rPr>
                 <w:color w:val="5A3A08"/>
                 <w:sz w:val="21"/>
                 <w:szCs w:val="21"/>
               </w:rPr>
-              <w:t>portal.sunsetbeachclub</w:t>
-            </w:r>
-            <w:proofErr w:type="gramEnd"/>
-            <w:r>
-              <w:rPr>
-                <w:color w:val="5A3A08"/>
-                <w:sz w:val="21"/>
-                <w:szCs w:val="21"/>
-              </w:rPr>
-              <w:t>.local</w:t>
+              <w:t>portal.sunsetbeachclub.local</w:t>
             </w:r>
             <w:proofErr w:type="spellEnd"/>
             <w:r>
@@ -11902,27 +11558,7 @@
                 <w:sz w:val="19"/>
                 <w:szCs w:val="19"/>
               </w:rPr>
-              <w:t>mia-</w:t>
-            </w:r>
-            <w:proofErr w:type="gramStart"/>
-            <w:r>
-              <w:rPr>
-                <w:rFonts w:ascii="Consolas" w:eastAsia="Consolas" w:hAnsi="Consolas" w:cs="Consolas"/>
-                <w:color w:val="E8E8E8"/>
-                <w:sz w:val="19"/>
-                <w:szCs w:val="19"/>
-              </w:rPr>
-              <w:t>pre.sunsetbeachclub</w:t>
-            </w:r>
-            <w:proofErr w:type="gramEnd"/>
-            <w:r>
-              <w:rPr>
-                <w:rFonts w:ascii="Consolas" w:eastAsia="Consolas" w:hAnsi="Consolas" w:cs="Consolas"/>
-                <w:color w:val="E8E8E8"/>
-                <w:sz w:val="19"/>
-                <w:szCs w:val="19"/>
-              </w:rPr>
-              <w:t>.local</w:t>
+              <w:t>mia-pre.sunsetbeachclub.local</w:t>
             </w:r>
             <w:proofErr w:type="spellEnd"/>
             <w:r>
@@ -12074,17 +11710,7 @@
                 <w:sz w:val="19"/>
                 <w:szCs w:val="19"/>
               </w:rPr>
-              <w:t>-Date</w:t>
-            </w:r>
-            <w:proofErr w:type="gramStart"/>
-            <w:r>
-              <w:rPr>
-                <w:rFonts w:ascii="Consolas" w:eastAsia="Consolas" w:hAnsi="Consolas" w:cs="Consolas"/>
-                <w:color w:val="E8E8E8"/>
-                <w:sz w:val="19"/>
-                <w:szCs w:val="19"/>
-              </w:rPr>
-              <w:t>).</w:t>
+              <w:t>-Date).</w:t>
             </w:r>
             <w:proofErr w:type="spellStart"/>
             <w:r>
@@ -12097,7 +11723,6 @@
               <w:t>AddYears</w:t>
             </w:r>
             <w:proofErr w:type="spellEnd"/>
-            <w:proofErr w:type="gramEnd"/>
             <w:r>
               <w:rPr>
                 <w:rFonts w:ascii="Consolas" w:eastAsia="Consolas" w:hAnsi="Consolas" w:cs="Consolas"/>
@@ -12159,7 +11784,6 @@
               <w:t xml:space="preserve"> </w:t>
             </w:r>
             <w:proofErr w:type="spellStart"/>
-            <w:proofErr w:type="gramStart"/>
             <w:r>
               <w:rPr>
                 <w:rFonts w:ascii="Consolas" w:eastAsia="Consolas" w:hAnsi="Consolas" w:cs="Consolas"/>
@@ -12170,7 +11794,6 @@
               <w:t>DigitalSignature,KeyEncipherment</w:t>
             </w:r>
             <w:proofErr w:type="spellEnd"/>
-            <w:proofErr w:type="gramEnd"/>
           </w:p>
         </w:tc>
       </w:tr>
@@ -13381,23 +13004,7 @@
                 <w:sz w:val="20"/>
                 <w:szCs w:val="20"/>
               </w:rPr>
-              <w:t>^api</w:t>
-            </w:r>
-            <w:proofErr w:type="gramStart"/>
-            <w:r>
-              <w:rPr>
-                <w:sz w:val="20"/>
-                <w:szCs w:val="20"/>
-              </w:rPr>
-              <w:t>/(</w:t>
-            </w:r>
-            <w:proofErr w:type="gramEnd"/>
-            <w:r>
-              <w:rPr>
-                <w:sz w:val="20"/>
-                <w:szCs w:val="20"/>
-              </w:rPr>
-              <w:t>.*)</w:t>
+              <w:t>^api/(.*)</w:t>
             </w:r>
           </w:p>
         </w:tc>
@@ -13657,25 +13264,14 @@
               <w:t xml:space="preserve"> </w:t>
             </w:r>
             <w:proofErr w:type="spellStart"/>
-            <w:proofErr w:type="gramStart"/>
-            <w:r>
-              <w:rPr>
-                <w:rFonts w:ascii="Consolas" w:eastAsia="Consolas" w:hAnsi="Consolas" w:cs="Consolas"/>
-                <w:color w:val="E8E8E8"/>
-                <w:sz w:val="19"/>
-                <w:szCs w:val="19"/>
-              </w:rPr>
-              <w:t>mia.main</w:t>
-            </w:r>
-            <w:proofErr w:type="gramEnd"/>
-            <w:r>
-              <w:rPr>
-                <w:rFonts w:ascii="Consolas" w:eastAsia="Consolas" w:hAnsi="Consolas" w:cs="Consolas"/>
-                <w:color w:val="E8E8E8"/>
-                <w:sz w:val="19"/>
-                <w:szCs w:val="19"/>
-              </w:rPr>
-              <w:t>:create_app</w:t>
+            <w:r>
+              <w:rPr>
+                <w:rFonts w:ascii="Consolas" w:eastAsia="Consolas" w:hAnsi="Consolas" w:cs="Consolas"/>
+                <w:color w:val="E8E8E8"/>
+                <w:sz w:val="19"/>
+                <w:szCs w:val="19"/>
+              </w:rPr>
+              <w:t>mia.main:create_app</w:t>
             </w:r>
             <w:proofErr w:type="spellEnd"/>
             <w:r>
@@ -14400,23 +13996,16 @@
         <w:spacing w:after="160" w:line="276" w:lineRule="auto"/>
       </w:pPr>
       <w:proofErr w:type="spellStart"/>
-      <w:proofErr w:type="gramStart"/>
       <w:r>
         <w:t>sunsetbeachclub.local</w:t>
       </w:r>
       <w:proofErr w:type="spellEnd"/>
-      <w:proofErr w:type="gramEnd"/>
       <w:r>
         <w:t xml:space="preserve"> es un sufijo de uso exclusivamente interno (no resuelve en internet). El registro se crea en la zona DNS interna/corporativa — normalmente integrada en Active Directory, la misma zona donde ya existe el registro de </w:t>
       </w:r>
       <w:proofErr w:type="spellStart"/>
-      <w:proofErr w:type="gramStart"/>
-      <w:r>
-        <w:t>portal.sunsetbeachclub</w:t>
-      </w:r>
-      <w:proofErr w:type="gramEnd"/>
-      <w:r>
-        <w:t>.local</w:t>
+      <w:r>
+        <w:t>portal.sunsetbeachclub.local</w:t>
       </w:r>
       <w:proofErr w:type="spellEnd"/>
       <w:r>
@@ -14593,23 +14182,7 @@
                 <w:sz w:val="20"/>
                 <w:szCs w:val="20"/>
               </w:rPr>
-              <w:t>mia-</w:t>
-            </w:r>
-            <w:proofErr w:type="gramStart"/>
-            <w:r>
-              <w:rPr>
-                <w:sz w:val="20"/>
-                <w:szCs w:val="20"/>
-              </w:rPr>
-              <w:t>pre.sunsetbeachclub</w:t>
-            </w:r>
-            <w:proofErr w:type="gramEnd"/>
-            <w:r>
-              <w:rPr>
-                <w:sz w:val="20"/>
-                <w:szCs w:val="20"/>
-              </w:rPr>
-              <w:t>.local</w:t>
+              <w:t>mia-pre.sunsetbeachclub.local</w:t>
             </w:r>
             <w:proofErr w:type="spellEnd"/>
           </w:p>
@@ -14641,21 +14214,12 @@
               <w:t xml:space="preserve">Misma IP (o nombre) que ya resuelve </w:t>
             </w:r>
             <w:proofErr w:type="spellStart"/>
-            <w:proofErr w:type="gramStart"/>
-            <w:r>
-              <w:rPr>
-                <w:sz w:val="20"/>
-                <w:szCs w:val="20"/>
-              </w:rPr>
-              <w:t>portal.sunsetbeachclub</w:t>
-            </w:r>
-            <w:proofErr w:type="gramEnd"/>
-            <w:r>
-              <w:rPr>
-                <w:sz w:val="20"/>
-                <w:szCs w:val="20"/>
-              </w:rPr>
-              <w:t>.local</w:t>
+            <w:r>
+              <w:rPr>
+                <w:sz w:val="20"/>
+                <w:szCs w:val="20"/>
+              </w:rPr>
+              <w:t>portal.sunsetbeachclub.local</w:t>
             </w:r>
             <w:proofErr w:type="spellEnd"/>
             <w:r>
@@ -14677,13 +14241,8 @@
         <w:t xml:space="preserve">Si el servidor de preproducción es distinto del que resuelve </w:t>
       </w:r>
       <w:proofErr w:type="spellStart"/>
-      <w:proofErr w:type="gramStart"/>
-      <w:r>
-        <w:t>portal.sunsetbeachclub</w:t>
-      </w:r>
-      <w:proofErr w:type="gramEnd"/>
-      <w:r>
-        <w:t>.local</w:t>
+      <w:r>
+        <w:t>portal.sunsetbeachclub.local</w:t>
       </w:r>
       <w:proofErr w:type="spellEnd"/>
       <w:r>
@@ -14736,27 +14295,7 @@
                 <w:sz w:val="19"/>
                 <w:szCs w:val="19"/>
               </w:rPr>
-              <w:t>mia-</w:t>
-            </w:r>
-            <w:proofErr w:type="gramStart"/>
-            <w:r>
-              <w:rPr>
-                <w:rFonts w:ascii="Consolas" w:eastAsia="Consolas" w:hAnsi="Consolas" w:cs="Consolas"/>
-                <w:color w:val="E8E8E8"/>
-                <w:sz w:val="19"/>
-                <w:szCs w:val="19"/>
-              </w:rPr>
-              <w:t>pre.sunsetbeachclub</w:t>
-            </w:r>
-            <w:proofErr w:type="gramEnd"/>
-            <w:r>
-              <w:rPr>
-                <w:rFonts w:ascii="Consolas" w:eastAsia="Consolas" w:hAnsi="Consolas" w:cs="Consolas"/>
-                <w:color w:val="E8E8E8"/>
-                <w:sz w:val="19"/>
-                <w:szCs w:val="19"/>
-              </w:rPr>
-              <w:t>.local</w:t>
+              <w:t>mia-pre.sunsetbeachclub.local</w:t>
             </w:r>
             <w:proofErr w:type="spellEnd"/>
           </w:p>
@@ -14838,13 +14377,8 @@
         <w:t xml:space="preserve"> -m </w:t>
       </w:r>
       <w:proofErr w:type="spellStart"/>
-      <w:proofErr w:type="gramStart"/>
-      <w:r>
-        <w:t>mia.ingestion</w:t>
-      </w:r>
-      <w:proofErr w:type="gramEnd"/>
-      <w:r>
-        <w:t>.sync</w:t>
+      <w:r>
+        <w:t>mia.ingestion.sync</w:t>
       </w:r>
       <w:proofErr w:type="spellEnd"/>
       <w:r>
@@ -14953,13 +14487,8 @@
         <w:t xml:space="preserve">Confirmar que </w:t>
       </w:r>
       <w:proofErr w:type="spellStart"/>
-      <w:proofErr w:type="gramStart"/>
-      <w:r>
-        <w:t>portal.sunsetbeachclub</w:t>
-      </w:r>
-      <w:proofErr w:type="gramEnd"/>
-      <w:r>
-        <w:t>.local</w:t>
+      <w:r>
+        <w:t>portal.sunsetbeachclub.local</w:t>
       </w:r>
       <w:proofErr w:type="spellEnd"/>
       <w:r>
@@ -15002,19 +14531,11 @@
         <w:spacing w:after="160" w:line="276" w:lineRule="auto"/>
       </w:pPr>
       <w:r>
-        <w:t xml:space="preserve">Basado </w:t>
-      </w:r>
-      <w:proofErr w:type="gramStart"/>
-      <w:r>
-        <w:t>en .</w:t>
+        <w:t>Basado en .</w:t>
       </w:r>
       <w:proofErr w:type="spellStart"/>
       <w:r>
-        <w:t>env</w:t>
-      </w:r>
-      <w:proofErr w:type="gramEnd"/>
-      <w:r>
-        <w:t>.example</w:t>
+        <w:t>env.example</w:t>
       </w:r>
       <w:proofErr w:type="spellEnd"/>
       <w:r>
@@ -15850,15 +15371,7 @@
                 <w:sz w:val="20"/>
                 <w:szCs w:val="20"/>
               </w:rPr>
-              <w:t xml:space="preserve">Nunca en texto plano fuera </w:t>
-            </w:r>
-            <w:proofErr w:type="gramStart"/>
-            <w:r>
-              <w:rPr>
-                <w:sz w:val="20"/>
-                <w:szCs w:val="20"/>
-              </w:rPr>
-              <w:t>de .</w:t>
+              <w:t>Nunca en texto plano fuera de .</w:t>
             </w:r>
             <w:proofErr w:type="spellStart"/>
             <w:r>
@@ -15869,7 +15382,6 @@
               <w:t>env</w:t>
             </w:r>
             <w:proofErr w:type="spellEnd"/>
-            <w:proofErr w:type="gramEnd"/>
           </w:p>
         </w:tc>
       </w:tr>
@@ -16815,25 +16327,14 @@
               <w:t xml:space="preserve"> -m </w:t>
             </w:r>
             <w:proofErr w:type="spellStart"/>
-            <w:proofErr w:type="gramStart"/>
-            <w:r>
-              <w:rPr>
-                <w:rFonts w:ascii="Consolas" w:eastAsia="Consolas" w:hAnsi="Consolas" w:cs="Consolas"/>
-                <w:color w:val="E8E8E8"/>
-                <w:sz w:val="19"/>
-                <w:szCs w:val="19"/>
-              </w:rPr>
-              <w:t>mia.ingestion</w:t>
-            </w:r>
-            <w:proofErr w:type="gramEnd"/>
-            <w:r>
-              <w:rPr>
-                <w:rFonts w:ascii="Consolas" w:eastAsia="Consolas" w:hAnsi="Consolas" w:cs="Consolas"/>
-                <w:color w:val="E8E8E8"/>
-                <w:sz w:val="19"/>
-                <w:szCs w:val="19"/>
-              </w:rPr>
-              <w:t>.sync</w:t>
+            <w:r>
+              <w:rPr>
+                <w:rFonts w:ascii="Consolas" w:eastAsia="Consolas" w:hAnsi="Consolas" w:cs="Consolas"/>
+                <w:color w:val="E8E8E8"/>
+                <w:sz w:val="19"/>
+                <w:szCs w:val="19"/>
+              </w:rPr>
+              <w:t>mia.ingestion.sync</w:t>
             </w:r>
             <w:proofErr w:type="spellEnd"/>
             <w:r>
@@ -16879,25 +16380,14 @@
               <w:t xml:space="preserve"> -m </w:t>
             </w:r>
             <w:proofErr w:type="spellStart"/>
-            <w:proofErr w:type="gramStart"/>
-            <w:r>
-              <w:rPr>
-                <w:rFonts w:ascii="Consolas" w:eastAsia="Consolas" w:hAnsi="Consolas" w:cs="Consolas"/>
-                <w:color w:val="E8E8E8"/>
-                <w:sz w:val="19"/>
-                <w:szCs w:val="19"/>
-              </w:rPr>
-              <w:t>mia.ingestion</w:t>
-            </w:r>
-            <w:proofErr w:type="gramEnd"/>
-            <w:r>
-              <w:rPr>
-                <w:rFonts w:ascii="Consolas" w:eastAsia="Consolas" w:hAnsi="Consolas" w:cs="Consolas"/>
-                <w:color w:val="E8E8E8"/>
-                <w:sz w:val="19"/>
-                <w:szCs w:val="19"/>
-              </w:rPr>
-              <w:t>.sync</w:t>
+            <w:r>
+              <w:rPr>
+                <w:rFonts w:ascii="Consolas" w:eastAsia="Consolas" w:hAnsi="Consolas" w:cs="Consolas"/>
+                <w:color w:val="E8E8E8"/>
+                <w:sz w:val="19"/>
+                <w:szCs w:val="19"/>
+              </w:rPr>
+              <w:t>mia.ingestion.sync</w:t>
             </w:r>
             <w:proofErr w:type="spellEnd"/>
             <w:r>
@@ -16932,25 +16422,14 @@
               <w:t xml:space="preserve"> -m </w:t>
             </w:r>
             <w:proofErr w:type="spellStart"/>
-            <w:proofErr w:type="gramStart"/>
-            <w:r>
-              <w:rPr>
-                <w:rFonts w:ascii="Consolas" w:eastAsia="Consolas" w:hAnsi="Consolas" w:cs="Consolas"/>
-                <w:color w:val="E8E8E8"/>
-                <w:sz w:val="19"/>
-                <w:szCs w:val="19"/>
-              </w:rPr>
-              <w:t>mia.ingestion</w:t>
-            </w:r>
-            <w:proofErr w:type="gramEnd"/>
-            <w:r>
-              <w:rPr>
-                <w:rFonts w:ascii="Consolas" w:eastAsia="Consolas" w:hAnsi="Consolas" w:cs="Consolas"/>
-                <w:color w:val="E8E8E8"/>
-                <w:sz w:val="19"/>
-                <w:szCs w:val="19"/>
-              </w:rPr>
-              <w:t>.sync</w:t>
+            <w:r>
+              <w:rPr>
+                <w:rFonts w:ascii="Consolas" w:eastAsia="Consolas" w:hAnsi="Consolas" w:cs="Consolas"/>
+                <w:color w:val="E8E8E8"/>
+                <w:sz w:val="19"/>
+                <w:szCs w:val="19"/>
+              </w:rPr>
+              <w:t>mia.ingestion.sync</w:t>
             </w:r>
             <w:proofErr w:type="spellEnd"/>
             <w:r>
@@ -18894,15 +18373,7 @@
                 <w:sz w:val="20"/>
                 <w:szCs w:val="20"/>
               </w:rPr>
-              <w:t xml:space="preserve">Superficie de riesgo innecesaria; usar el principio de mínimo privilegio </w:t>
-            </w:r>
-            <w:proofErr w:type="gramStart"/>
-            <w:r>
-              <w:rPr>
-                <w:sz w:val="20"/>
-                <w:szCs w:val="20"/>
-              </w:rPr>
-              <w:t>sobre .</w:t>
+              <w:t>Superficie de riesgo innecesaria; usar el principio de mínimo privilegio sobre .</w:t>
             </w:r>
             <w:proofErr w:type="spellStart"/>
             <w:r>
@@ -18913,7 +18384,6 @@
               <w:t>env</w:t>
             </w:r>
             <w:proofErr w:type="spellEnd"/>
-            <w:proofErr w:type="gramEnd"/>
             <w:r>
               <w:rPr>
                 <w:sz w:val="20"/>
@@ -19086,7 +18556,6 @@
               <w:t xml:space="preserve">Confirmar que </w:t>
             </w:r>
             <w:proofErr w:type="spellStart"/>
-            <w:proofErr w:type="gramStart"/>
             <w:r>
               <w:rPr>
                 <w:sz w:val="20"/>
@@ -19111,7 +18580,6 @@
               <w:t>env</w:t>
             </w:r>
             <w:proofErr w:type="spellEnd"/>
-            <w:proofErr w:type="gramEnd"/>
             <w:r>
               <w:rPr>
                 <w:sz w:val="20"/>
@@ -19385,6 +18853,26 @@
         <w:t>, imprescindible tras lo de hoy):</w:t>
       </w:r>
     </w:p>
+    <w:p/>
+    <w:p>
+      <w:proofErr w:type="spellStart"/>
+      <w:r>
+        <w:t>robocopy</w:t>
+      </w:r>
+      <w:proofErr w:type="spellEnd"/>
+      <w:r>
+        <w:t xml:space="preserve"> "\\tsclient\C\Users\enriq\Desktop\Proyectos\Sunset\mIA\frontend\dist" "C:\apps\mia\current\frontend\dist" /MIR /XF </w:t>
+      </w:r>
+      <w:proofErr w:type="spellStart"/>
+      <w:r>
+        <w:t>web.config</w:t>
+      </w:r>
+      <w:proofErr w:type="spellEnd"/>
+      <w:r>
+        <w:t xml:space="preserve"> /R:2 /W:5</w:t>
+      </w:r>
+    </w:p>
+    <w:p/>
     <w:p>
       <w:proofErr w:type="spellStart"/>
       <w:r>
@@ -19468,6 +18956,129 @@
       </w:r>
     </w:p>
     <w:p/>
+    <w:p/>
+    <w:p>
+      <w:pPr>
+        <w:rPr>
+          <w:b/>
+          <w:bCs/>
+        </w:rPr>
+      </w:pPr>
+      <w:r>
+        <w:rPr>
+          <w:b/>
+          <w:bCs/>
+        </w:rPr>
+        <w:t>Página de Diagnostico</w:t>
+      </w:r>
+    </w:p>
+    <w:p/>
+    <w:p>
+      <w:pPr>
+        <w:rPr>
+          <w:b/>
+          <w:bCs/>
+        </w:rPr>
+      </w:pPr>
+      <w:hyperlink r:id="rId5" w:history="1">
+        <w:r>
+          <w:rPr>
+            <w:rStyle w:val="Hipervnculo"/>
+            <w:b/>
+            <w:bCs/>
+          </w:rPr>
+          <w:t>https://mia-pre.sunsetbeachclub.local/api/admin/diagnostics/</w:t>
+        </w:r>
+      </w:hyperlink>
+    </w:p>
+    <w:p>
+      <w:pPr>
+        <w:rPr>
+          <w:b/>
+          <w:bCs/>
+        </w:rPr>
+      </w:pPr>
+      <w:hyperlink r:id="rId6" w:history="1">
+        <w:r>
+          <w:rPr>
+            <w:rStyle w:val="Hipervnculo"/>
+            <w:b/>
+            <w:bCs/>
+          </w:rPr>
+          <w:t>nominas@sunsetbeachclub.com</w:t>
+        </w:r>
+      </w:hyperlink>
+    </w:p>
+    <w:p>
+      <w:r>
+        <w:t>mIADiag123</w:t>
+      </w:r>
+    </w:p>
+    <w:p/>
+    <w:p>
+      <w:proofErr w:type="spellStart"/>
+      <w:r>
+        <w:t>blackduck</w:t>
+      </w:r>
+      <w:proofErr w:type="spellEnd"/>
+      <w:r>
+        <w:t xml:space="preserve"> </w:t>
+      </w:r>
+      <w:proofErr w:type="spellStart"/>
+      <w:r>
+        <w:t>hub</w:t>
+      </w:r>
+      <w:proofErr w:type="spellEnd"/>
+      <w:r>
+        <w:t xml:space="preserve"> Para </w:t>
+      </w:r>
+      <w:proofErr w:type="spellStart"/>
+      <w:r>
+        <w:t>COdigo</w:t>
+      </w:r>
+      <w:proofErr w:type="spellEnd"/>
+      <w:r>
+        <w:t xml:space="preserve"> </w:t>
+      </w:r>
+      <w:proofErr w:type="spellStart"/>
+      <w:r>
+        <w:t>LEGAl</w:t>
+      </w:r>
+      <w:proofErr w:type="spellEnd"/>
+    </w:p>
+    <w:p>
+      <w:r>
+        <w:t xml:space="preserve">El </w:t>
+      </w:r>
+      <w:proofErr w:type="spellStart"/>
+      <w:r>
+        <w:rPr>
+          <w:b/>
+          <w:bCs/>
+        </w:rPr>
+        <w:t>system</w:t>
+      </w:r>
+      <w:proofErr w:type="spellEnd"/>
+      <w:r>
+        <w:rPr>
+          <w:b/>
+          <w:bCs/>
+        </w:rPr>
+        <w:t xml:space="preserve"> </w:t>
+      </w:r>
+      <w:proofErr w:type="spellStart"/>
+      <w:r>
+        <w:rPr>
+          <w:b/>
+          <w:bCs/>
+        </w:rPr>
+        <w:t>prompt</w:t>
+      </w:r>
+      <w:proofErr w:type="spellEnd"/>
+      <w:r>
+        <w:t xml:space="preserve"> (o mensaje de sistema) es fundamental porque define la identidad base, los límites, el tono y las reglas de comportamiento de un modelo de inteligencia artificial antes de que el usuario escriba una sola palabra</w:t>
+      </w:r>
+    </w:p>
     <w:sectPr>
       <w:pgSz w:w="11906" w:h="16838"/>
       <w:pgMar w:top="1440" w:right="1440" w:bottom="1440" w:left="1440" w:header="708" w:footer="708" w:gutter="0"/>
@@ -20866,6 +20477,18 @@
       <w:szCs w:val="20"/>
     </w:rPr>
   </w:style>
+  <w:style w:type="character" w:styleId="Mencinsinresolver">
+    <w:name w:val="Unresolved Mention"/>
+    <w:basedOn w:val="Fuentedeprrafopredeter"/>
+    <w:uiPriority w:val="99"/>
+    <w:semiHidden/>
+    <w:unhideWhenUsed/>
+    <w:rsid w:val="00CD2C19"/>
+    <w:rPr>
+      <w:color w:val="605E5C"/>
+      <w:shd w:val="clear" w:color="auto" w:fill="E1DFDD"/>
+    </w:rPr>
+  </w:style>
 </w:styles>
 </file>
 
